--- a/submission/Work_Summary.docx
+++ b/submission/Work_Summary.docx
@@ -1,6 +1,6 @@
 
 <file path=word/document.xml><?xml version="1.0" encoding="utf-8"?>
-<w:document xmlns:wpc="http://schemas.microsoft.com/office/word/2010/wordprocessingCanvas" xmlns:mc="http://schemas.openxmlformats.org/markup-compatibility/2006" xmlns:o="urn:schemas-microsoft-com:office:office" xmlns:r="http://schemas.openxmlformats.org/officeDocument/2006/relationships" xmlns:m="http://schemas.openxmlformats.org/officeDocument/2006/math" xmlns:v="urn:schemas-microsoft-com:vml" xmlns:wp14="http://schemas.microsoft.com/office/word/2010/wordprocessingDrawing" xmlns:wp="http://schemas.openxmlformats.org/drawingml/2006/wordprocessingDrawing" xmlns:w10="urn:schemas-microsoft-com:office:word" xmlns:w="http://schemas.openxmlformats.org/wordprocessingml/2006/main" xmlns:w14="http://schemas.microsoft.com/office/word/2010/wordml" xmlns:w15="http://schemas.microsoft.com/office/word/2012/wordml" xmlns:wpg="http://schemas.microsoft.com/office/word/2010/wordprocessingGroup" xmlns:wpi="http://schemas.microsoft.com/office/word/2010/wordprocessingInk" xmlns:wne="http://schemas.microsoft.com/office/word/2006/wordml" xmlns:wps="http://schemas.microsoft.com/office/word/2010/wordprocessingShape" mc:Ignorable="w14 w15 wp14">
+<w:document xmlns:wpc="http://schemas.microsoft.com/office/word/2010/wordprocessingCanvas" xmlns:cx="http://schemas.microsoft.com/office/drawing/2014/chartex" xmlns:cx1="http://schemas.microsoft.com/office/drawing/2015/9/8/chartex" xmlns:cx2="http://schemas.microsoft.com/office/drawing/2015/10/21/chartex" xmlns:cx3="http://schemas.microsoft.com/office/drawing/2016/5/9/chartex" xmlns:cx4="http://schemas.microsoft.com/office/drawing/2016/5/10/chartex" xmlns:cx5="http://schemas.microsoft.com/office/drawing/2016/5/11/chartex" xmlns:cx6="http://schemas.microsoft.com/office/drawing/2016/5/12/chartex" xmlns:cx7="http://schemas.microsoft.com/office/drawing/2016/5/13/chartex" xmlns:cx8="http://schemas.microsoft.com/office/drawing/2016/5/14/chartex" xmlns:mc="http://schemas.openxmlformats.org/markup-compatibility/2006" xmlns:aink="http://schemas.microsoft.com/office/drawing/2016/ink" xmlns:am3d="http://schemas.microsoft.com/office/drawing/2017/model3d" xmlns:o="urn:schemas-microsoft-com:office:office" xmlns:oel="http://schemas.microsoft.com/office/2019/extlst" xmlns:r="http://schemas.openxmlformats.org/officeDocument/2006/relationships" xmlns:m="http://schemas.openxmlformats.org/officeDocument/2006/math" xmlns:v="urn:schemas-microsoft-com:vml" xmlns:wp14="http://schemas.microsoft.com/office/word/2010/wordprocessingDrawing" xmlns:wp="http://schemas.openxmlformats.org/drawingml/2006/wordprocessingDrawing" xmlns:w10="urn:schemas-microsoft-com:office:word" xmlns:w="http://schemas.openxmlformats.org/wordprocessingml/2006/main" xmlns:w14="http://schemas.microsoft.com/office/word/2010/wordml" xmlns:w15="http://schemas.microsoft.com/office/word/2012/wordml" xmlns:w16cex="http://schemas.microsoft.com/office/word/2018/wordml/cex" xmlns:w16cid="http://schemas.microsoft.com/office/word/2016/wordml/cid" xmlns:w16="http://schemas.microsoft.com/office/word/2018/wordml" xmlns:w16du="http://schemas.microsoft.com/office/word/2023/wordml/word16du" xmlns:w16sdtdh="http://schemas.microsoft.com/office/word/2020/wordml/sdtdatahash" xmlns:w16sdtfl="http://schemas.microsoft.com/office/word/2024/wordml/sdtformatlock" xmlns:w16se="http://schemas.microsoft.com/office/word/2015/wordml/symex" xmlns:wpg="http://schemas.microsoft.com/office/word/2010/wordprocessingGroup" xmlns:wpi="http://schemas.microsoft.com/office/word/2010/wordprocessingInk" xmlns:wne="http://schemas.microsoft.com/office/word/2006/wordml" xmlns:wps="http://schemas.microsoft.com/office/word/2010/wordprocessingShape" mc:Ignorable="w14 w15 w16se w16cid w16 w16cex w16sdtdh w16sdtfl w16du wp14">
   <w:body>
     <w:p>
       <w:pPr>
@@ -110,17 +110,8 @@
           <w:rFonts w:ascii="inter" w:eastAsia="inter" w:hAnsi="inter" w:cs="inter"/>
           <w:color w:val="000000"/>
         </w:rPr>
-        <w:t xml:space="preserve"> </w:t>
-      </w:r>
-      <w:proofErr w:type="spellStart"/>
-      <w:r>
-        <w:rPr>
-          <w:rFonts w:ascii="inter" w:eastAsia="inter" w:hAnsi="inter" w:cs="inter"/>
-          <w:color w:val="000000"/>
-        </w:rPr>
-        <w:t>Tokenwise</w:t>
-      </w:r>
-      <w:proofErr w:type="spellEnd"/>
+        <w:t xml:space="preserve"> Tokenwise</w:t>
+      </w:r>
     </w:p>
     <w:p>
       <w:pPr>
@@ -143,33 +134,8 @@
           <w:rFonts w:ascii="inter" w:eastAsia="inter" w:hAnsi="inter" w:cs="inter"/>
           <w:color w:val="000000"/>
         </w:rPr>
-        <w:t xml:space="preserve"> </w:t>
-      </w:r>
-      <w:proofErr w:type="spellStart"/>
-      <w:r>
-        <w:rPr>
-          <w:rFonts w:ascii="inter" w:eastAsia="inter" w:hAnsi="inter" w:cs="inter"/>
-          <w:color w:val="000000"/>
-        </w:rPr>
-        <w:t>Satishkumar</w:t>
-      </w:r>
-      <w:proofErr w:type="spellEnd"/>
-      <w:r>
-        <w:rPr>
-          <w:rFonts w:ascii="inter" w:eastAsia="inter" w:hAnsi="inter" w:cs="inter"/>
-          <w:color w:val="000000"/>
-        </w:rPr>
-        <w:t xml:space="preserve"> </w:t>
-      </w:r>
-      <w:proofErr w:type="spellStart"/>
-      <w:r>
-        <w:rPr>
-          <w:rFonts w:ascii="inter" w:eastAsia="inter" w:hAnsi="inter" w:cs="inter"/>
-          <w:color w:val="000000"/>
-        </w:rPr>
-        <w:t>Thirumalai</w:t>
-      </w:r>
-      <w:proofErr w:type="spellEnd"/>
+        <w:t xml:space="preserve"> Satishkumar Thirumalai</w:t>
+      </w:r>
     </w:p>
     <w:p>
       <w:pPr>
@@ -478,25 +444,7 @@
           <w:rFonts w:ascii="inter" w:eastAsia="inter" w:hAnsi="inter" w:cs="inter"/>
           <w:color w:val="000000"/>
         </w:rPr>
-        <w:t>field matching algorithm is applied. Each predicted bounding box is compared with a set of reference ground-truth boxes obtained from template forms. Using Intersection over Union (</w:t>
-      </w:r>
-      <w:proofErr w:type="spellStart"/>
-      <w:proofErr w:type="gramStart"/>
-      <w:r>
-        <w:rPr>
-          <w:rFonts w:ascii="inter" w:eastAsia="inter" w:hAnsi="inter" w:cs="inter"/>
-          <w:color w:val="000000"/>
-        </w:rPr>
-        <w:t>IoU</w:t>
-      </w:r>
-      <w:proofErr w:type="spellEnd"/>
-      <w:proofErr w:type="gramEnd"/>
-      <w:r>
-        <w:rPr>
-          <w:rFonts w:ascii="inter" w:eastAsia="inter" w:hAnsi="inter" w:cs="inter"/>
-          <w:color w:val="000000"/>
-        </w:rPr>
-        <w:t xml:space="preserve">) as a matching criterion, the system assigns each detected field to a corresponding </w:t>
+        <w:t xml:space="preserve">field matching algorithm is applied. Each predicted bounding box is compared with a set of reference ground-truth boxes obtained from template forms. Using Intersection over Union (IoU) as a matching criterion, the system assigns each detected field to a corresponding </w:t>
       </w:r>
       <w:r>
         <w:rPr>
@@ -542,23 +490,7 @@
           <w:rFonts w:ascii="inter" w:eastAsia="inter" w:hAnsi="inter" w:cs="inter"/>
           <w:color w:val="000000"/>
         </w:rPr>
-        <w:t xml:space="preserve">trained </w:t>
-      </w:r>
-      <w:proofErr w:type="spellStart"/>
-      <w:r>
-        <w:rPr>
-          <w:rFonts w:ascii="inter" w:eastAsia="inter" w:hAnsi="inter" w:cs="inter"/>
-          <w:color w:val="000000"/>
-        </w:rPr>
-        <w:t>TrOCR</w:t>
-      </w:r>
-      <w:proofErr w:type="spellEnd"/>
-      <w:r>
-        <w:rPr>
-          <w:rFonts w:ascii="inter" w:eastAsia="inter" w:hAnsi="inter" w:cs="inter"/>
-          <w:color w:val="000000"/>
-        </w:rPr>
-        <w:t xml:space="preserve"> model </w:t>
+        <w:t xml:space="preserve">trained TrOCR model </w:t>
       </w:r>
       <w:r>
         <w:rPr>
@@ -572,23 +504,7 @@
           <w:rFonts w:ascii="inter" w:eastAsia="inter" w:hAnsi="inter" w:cs="inter"/>
           <w:color w:val="000000"/>
         </w:rPr>
-        <w:t xml:space="preserve"> which performs the actual handwritten text recognition. </w:t>
-      </w:r>
-      <w:proofErr w:type="spellStart"/>
-      <w:r>
-        <w:rPr>
-          <w:rFonts w:ascii="inter" w:eastAsia="inter" w:hAnsi="inter" w:cs="inter"/>
-          <w:color w:val="000000"/>
-        </w:rPr>
-        <w:t>TrOCR</w:t>
-      </w:r>
-      <w:proofErr w:type="spellEnd"/>
-      <w:r>
-        <w:rPr>
-          <w:rFonts w:ascii="inter" w:eastAsia="inter" w:hAnsi="inter" w:cs="inter"/>
-          <w:color w:val="000000"/>
-        </w:rPr>
-        <w:t xml:space="preserve"> converts the </w:t>
+        <w:t xml:space="preserve"> which performs the actual handwritten text recognition. TrOCR converts the </w:t>
       </w:r>
       <w:r>
         <w:rPr>
@@ -605,8 +521,6 @@
         </w:rPr>
         <w:t>transformer</w:t>
       </w:r>
-      <w:bookmarkStart w:id="0" w:name="_GoBack"/>
-      <w:bookmarkEnd w:id="0"/>
       <w:r>
         <w:rPr>
           <w:rFonts w:ascii="inter" w:eastAsia="inter" w:hAnsi="inter" w:cs="inter"/>
@@ -637,25 +551,7 @@
           <w:rFonts w:ascii="inter" w:eastAsia="inter" w:hAnsi="inter" w:cs="inter"/>
           <w:color w:val="000000"/>
         </w:rPr>
-        <w:t xml:space="preserve">proposed an </w:t>
-      </w:r>
-      <w:proofErr w:type="spellStart"/>
-      <w:proofErr w:type="gramStart"/>
-      <w:r>
-        <w:rPr>
-          <w:rFonts w:ascii="inter" w:eastAsia="inter" w:hAnsi="inter" w:cs="inter"/>
-          <w:color w:val="000000"/>
-        </w:rPr>
-        <w:t>IoU</w:t>
-      </w:r>
-      <w:proofErr w:type="spellEnd"/>
-      <w:proofErr w:type="gramEnd"/>
-      <w:r>
-        <w:rPr>
-          <w:rFonts w:ascii="inter" w:eastAsia="inter" w:hAnsi="inter" w:cs="inter"/>
-          <w:color w:val="000000"/>
-        </w:rPr>
-        <w:t xml:space="preserve"> </w:t>
+        <w:t xml:space="preserve">proposed an IoU </w:t>
       </w:r>
       <w:r>
         <w:rPr>
@@ -718,23 +614,7 @@
           <w:rFonts w:ascii="inter" w:eastAsia="inter" w:hAnsi="inter" w:cs="inter"/>
           <w:color w:val="000000"/>
         </w:rPr>
-        <w:t xml:space="preserve"> such as "</w:t>
-      </w:r>
-      <w:proofErr w:type="spellStart"/>
-      <w:r>
-        <w:rPr>
-          <w:rFonts w:ascii="inter" w:eastAsia="inter" w:hAnsi="inter" w:cs="inter"/>
-          <w:color w:val="000000"/>
-        </w:rPr>
-        <w:t>Malee</w:t>
-      </w:r>
-      <w:proofErr w:type="spellEnd"/>
-      <w:r>
-        <w:rPr>
-          <w:rFonts w:ascii="inter" w:eastAsia="inter" w:hAnsi="inter" w:cs="inter"/>
-          <w:color w:val="000000"/>
-        </w:rPr>
-        <w:t xml:space="preserve">" </w:t>
+        <w:t xml:space="preserve"> such as "Malee" </w:t>
       </w:r>
       <w:r>
         <w:rPr>
@@ -799,6 +679,7 @@
     </w:p>
     <w:p>
       <w:pPr>
+        <w:pStyle w:val="ListParagraph"/>
         <w:numPr>
           <w:ilvl w:val="0"/>
           <w:numId w:val="2"/>
@@ -813,12 +694,31 @@
         </w:rPr>
         <w:t>Loss Function:</w:t>
       </w:r>
-      <w:r>
-        <w:rPr>
-          <w:rFonts w:ascii="inter" w:eastAsia="inter" w:hAnsi="inter" w:cs="inter"/>
-          <w:color w:val="000000"/>
-        </w:rPr>
-        <w:br/>
+    </w:p>
+    <w:p>
+      <w:pPr>
+        <w:pStyle w:val="ListParagraph"/>
+        <w:numPr>
+          <w:ilvl w:val="1"/>
+          <w:numId w:val="2"/>
+        </w:numPr>
+        <w:spacing w:after="210" w:line="360" w:lineRule="auto"/>
+      </w:pPr>
+      <w:r>
+        <w:t>For YOLO, Box Loss</w:t>
+      </w:r>
+    </w:p>
+    <w:p>
+      <w:pPr>
+        <w:pStyle w:val="ListParagraph"/>
+        <w:numPr>
+          <w:ilvl w:val="1"/>
+          <w:numId w:val="2"/>
+        </w:numPr>
+        <w:spacing w:after="210" w:line="360" w:lineRule="auto"/>
+      </w:pPr>
+      <w:r>
+        <w:t>For TrOCR, Cross Entropy Loss</w:t>
       </w:r>
     </w:p>
     <w:p>
@@ -827,24 +727,199 @@
           <w:ilvl w:val="0"/>
           <w:numId w:val="2"/>
         </w:numPr>
+        <w:spacing w:after="0" w:line="360" w:lineRule="auto"/>
+        <w:ind w:left="538" w:hanging="357"/>
+      </w:pPr>
+      <w:r>
+        <w:rPr>
+          <w:rFonts w:ascii="inter" w:eastAsia="inter" w:hAnsi="inter" w:cs="inter"/>
+          <w:b/>
+          <w:color w:val="000000"/>
+        </w:rPr>
+        <w:t>Testing of Previously Published Methods:</w:t>
+      </w:r>
+      <w:r>
+        <w:rPr>
+          <w:rFonts w:ascii="inter" w:eastAsia="inter" w:hAnsi="inter" w:cs="inter"/>
+          <w:b/>
+          <w:color w:val="000000"/>
+        </w:rPr>
+        <w:t xml:space="preserve"> </w:t>
+      </w:r>
+      <w:r>
+        <w:rPr>
+          <w:rFonts w:ascii="inter" w:eastAsia="inter" w:hAnsi="inter" w:cs="inter"/>
+          <w:color w:val="000000"/>
+        </w:rPr>
+        <w:br/>
+      </w:r>
+    </w:p>
+    <w:tbl>
+      <w:tblPr>
+        <w:tblStyle w:val="TableGrid"/>
+        <w:tblW w:w="0" w:type="auto"/>
+        <w:tblInd w:w="540" w:type="dxa"/>
+        <w:tblLook w:val="04A0" w:firstRow="1" w:lastRow="0" w:firstColumn="1" w:lastColumn="0" w:noHBand="0" w:noVBand="1"/>
+      </w:tblPr>
+      <w:tblGrid>
+        <w:gridCol w:w="1156"/>
+        <w:gridCol w:w="4809"/>
+        <w:gridCol w:w="2995"/>
+      </w:tblGrid>
+      <w:tr>
+        <w:tc>
+          <w:tcPr>
+            <w:tcW w:w="1156" w:type="dxa"/>
+            <w:vAlign w:val="bottom"/>
+          </w:tcPr>
+          <w:p>
+            <w:pPr>
+              <w:jc w:val="center"/>
+            </w:pPr>
+            <w:r>
+              <w:t>Model</w:t>
+            </w:r>
+          </w:p>
+        </w:tc>
+        <w:tc>
+          <w:tcPr>
+            <w:tcW w:w="4809" w:type="dxa"/>
+            <w:vAlign w:val="bottom"/>
+          </w:tcPr>
+          <w:p>
+            <w:pPr>
+              <w:jc w:val="center"/>
+            </w:pPr>
+            <w:r>
+              <w:t>Task</w:t>
+            </w:r>
+          </w:p>
+        </w:tc>
+        <w:tc>
+          <w:tcPr>
+            <w:tcW w:w="2995" w:type="dxa"/>
+            <w:vAlign w:val="bottom"/>
+          </w:tcPr>
+          <w:p>
+            <w:pPr>
+              <w:jc w:val="center"/>
+            </w:pPr>
+            <w:r>
+              <w:t>Results</w:t>
+            </w:r>
+          </w:p>
+        </w:tc>
+      </w:tr>
+      <w:tr>
+        <w:tc>
+          <w:tcPr>
+            <w:tcW w:w="1156" w:type="dxa"/>
+            <w:vAlign w:val="bottom"/>
+          </w:tcPr>
+          <w:p>
+            <w:pPr>
+              <w:jc w:val="center"/>
+            </w:pPr>
+            <w:r>
+              <w:t>YOLOv8</w:t>
+            </w:r>
+          </w:p>
+        </w:tc>
+        <w:tc>
+          <w:tcPr>
+            <w:tcW w:w="4809" w:type="dxa"/>
+            <w:vAlign w:val="bottom"/>
+          </w:tcPr>
+          <w:p>
+            <w:r>
+              <w:t>Handwritten Field Detection</w:t>
+            </w:r>
+          </w:p>
+        </w:tc>
+        <w:tc>
+          <w:tcPr>
+            <w:tcW w:w="2995" w:type="dxa"/>
+            <w:vAlign w:val="bottom"/>
+          </w:tcPr>
+          <w:p/>
+        </w:tc>
+      </w:tr>
+      <w:tr>
+        <w:tc>
+          <w:tcPr>
+            <w:tcW w:w="1156" w:type="dxa"/>
+            <w:vAlign w:val="bottom"/>
+          </w:tcPr>
+          <w:p>
+            <w:pPr>
+              <w:jc w:val="center"/>
+            </w:pPr>
+            <w:r>
+              <w:t>TrOCR</w:t>
+            </w:r>
+          </w:p>
+        </w:tc>
+        <w:tc>
+          <w:tcPr>
+            <w:tcW w:w="4809" w:type="dxa"/>
+            <w:vAlign w:val="bottom"/>
+          </w:tcPr>
+          <w:p>
+            <w:r>
+              <w:t>Handwritten Text Recognition</w:t>
+            </w:r>
+          </w:p>
+        </w:tc>
+        <w:tc>
+          <w:tcPr>
+            <w:tcW w:w="2995" w:type="dxa"/>
+            <w:vAlign w:val="bottom"/>
+          </w:tcPr>
+          <w:p/>
+        </w:tc>
+      </w:tr>
+      <w:tr>
+        <w:tc>
+          <w:tcPr>
+            <w:tcW w:w="1156" w:type="dxa"/>
+            <w:vAlign w:val="bottom"/>
+          </w:tcPr>
+          <w:p>
+            <w:pPr>
+              <w:jc w:val="center"/>
+            </w:pPr>
+            <w:r>
+              <w:t>Tesseract</w:t>
+            </w:r>
+          </w:p>
+        </w:tc>
+        <w:tc>
+          <w:tcPr>
+            <w:tcW w:w="4809" w:type="dxa"/>
+            <w:vAlign w:val="bottom"/>
+          </w:tcPr>
+          <w:p>
+            <w:r>
+              <w:t>Handwritten Text Recognition</w:t>
+            </w:r>
+            <w:r>
+              <w:t xml:space="preserve"> - Baseline</w:t>
+            </w:r>
+          </w:p>
+        </w:tc>
+        <w:tc>
+          <w:tcPr>
+            <w:tcW w:w="2995" w:type="dxa"/>
+            <w:vAlign w:val="bottom"/>
+          </w:tcPr>
+          <w:p/>
+        </w:tc>
+      </w:tr>
+    </w:tbl>
+    <w:p>
+      <w:pPr>
         <w:spacing w:after="210" w:line="360" w:lineRule="auto"/>
       </w:pPr>
-      <w:r>
-        <w:rPr>
-          <w:rFonts w:ascii="inter" w:eastAsia="inter" w:hAnsi="inter" w:cs="inter"/>
-          <w:b/>
-          <w:color w:val="000000"/>
-        </w:rPr>
-        <w:t>Testing of Previously Published Methods:</w:t>
-      </w:r>
-      <w:r>
-        <w:rPr>
-          <w:rFonts w:ascii="inter" w:eastAsia="inter" w:hAnsi="inter" w:cs="inter"/>
-          <w:color w:val="000000"/>
-        </w:rPr>
-        <w:br/>
-        <w:t>[Yes/No; specify which methods and results/problems if applicable]</w:t>
-      </w:r>
     </w:p>
     <w:p>
       <w:pPr>
@@ -865,10 +940,10 @@
       <w:r>
         <w:rPr>
           <w:rFonts w:ascii="inter" w:eastAsia="inter" w:hAnsi="inter" w:cs="inter"/>
-          <w:color w:val="000000"/>
-        </w:rPr>
-        <w:br/>
-        <w:t>[Yes/No; if yes, cite datasets and describe usage]</w:t>
+          <w:b/>
+          <w:color w:val="000000"/>
+        </w:rPr>
+        <w:t xml:space="preserve"> No</w:t>
       </w:r>
     </w:p>
     <w:p>
@@ -932,7 +1007,23 @@
           <w:rFonts w:ascii="inter" w:eastAsia="inter" w:hAnsi="inter" w:cs="inter"/>
           <w:color w:val="000000"/>
         </w:rPr>
-        <w:t xml:space="preserve"> [To be filled]</w:t>
+        <w:t xml:space="preserve"> </w:t>
+      </w:r>
+      <w:r>
+        <w:rPr>
+          <w:rFonts w:ascii="inter" w:eastAsia="inter" w:hAnsi="inter" w:cs="inter"/>
+          <w:color w:val="000000"/>
+        </w:rPr>
+        <w:t>Moderate</w:t>
+      </w:r>
+    </w:p>
+    <w:p>
+      <w:pPr>
+        <w:spacing w:after="210" w:line="360" w:lineRule="auto"/>
+        <w:ind w:left="540"/>
+      </w:pPr>
+      <w:r>
+        <w:t>The pipeline integrates object detection (YOLO), spatial matching (IoU), sequence generation (TrOCR), and post-processing corrections. Inference and post-processing are lightweight after initial training</w:t>
       </w:r>
     </w:p>
     <w:p>
@@ -956,7 +1047,34 @@
           <w:rFonts w:ascii="inter" w:eastAsia="inter" w:hAnsi="inter" w:cs="inter"/>
           <w:color w:val="000000"/>
         </w:rPr>
-        <w:t xml:space="preserve"> No pre-trained models used.</w:t>
+        <w:t xml:space="preserve"> </w:t>
+      </w:r>
+    </w:p>
+    <w:p>
+      <w:pPr>
+        <w:numPr>
+          <w:ilvl w:val="1"/>
+          <w:numId w:val="3"/>
+        </w:numPr>
+        <w:spacing w:after="0" w:line="360" w:lineRule="auto"/>
+        <w:ind w:left="1077" w:hanging="357"/>
+      </w:pPr>
+      <w:r>
+        <w:lastRenderedPageBreak/>
+        <w:t>YOLOv8: Pretrained on COCO, fine-tuned on handwritten form bounding boxes</w:t>
+      </w:r>
+    </w:p>
+    <w:p>
+      <w:pPr>
+        <w:numPr>
+          <w:ilvl w:val="1"/>
+          <w:numId w:val="3"/>
+        </w:numPr>
+        <w:spacing w:after="0" w:line="360" w:lineRule="auto"/>
+        <w:ind w:left="1077" w:hanging="357"/>
+      </w:pPr>
+      <w:r>
+        <w:t>TrOCR Large (Handwritten): Pretrained by Microsoft on IAM dataset</w:t>
       </w:r>
     </w:p>
     <w:p>
@@ -980,7 +1098,14 @@
           <w:rFonts w:ascii="inter" w:eastAsia="inter" w:hAnsi="inter" w:cs="inter"/>
           <w:color w:val="000000"/>
         </w:rPr>
-        <w:t xml:space="preserve"> [Specify if any]</w:t>
+        <w:t xml:space="preserve"> </w:t>
+      </w:r>
+      <w:r>
+        <w:rPr>
+          <w:rFonts w:ascii="inter" w:eastAsia="inter" w:hAnsi="inter" w:cs="inter"/>
+          <w:color w:val="000000"/>
+        </w:rPr>
+        <w:t>No</w:t>
       </w:r>
     </w:p>
     <w:p>
@@ -1015,6 +1140,12 @@
         </w:rPr>
         <w:t xml:space="preserve">Framework: </w:t>
       </w:r>
+      <w:r>
+        <w:t>PyTorch + Hugging Face Transformers + Ultralytics YOLOv8</w:t>
+      </w:r>
+      <w:r>
+        <w:tab/>
+      </w:r>
     </w:p>
     <w:p>
       <w:pPr>
@@ -1031,6 +1162,15 @@
         </w:rPr>
         <w:t xml:space="preserve">Hardware: </w:t>
       </w:r>
+      <w:r>
+        <w:t>NVIDIA GPU</w:t>
+      </w:r>
+      <w:r>
+        <w:t xml:space="preserve"> P100</w:t>
+      </w:r>
+      <w:r>
+        <w:t xml:space="preserve"> on Kaggle </w:t>
+      </w:r>
     </w:p>
     <w:p>
       <w:pPr>
@@ -1047,6 +1187,13 @@
         </w:rPr>
         <w:t xml:space="preserve">Input: </w:t>
       </w:r>
+      <w:r>
+        <w:rPr>
+          <w:rFonts w:ascii="inter" w:eastAsia="inter" w:hAnsi="inter" w:cs="inter"/>
+          <w:color w:val="000000"/>
+        </w:rPr>
+        <w:t xml:space="preserve">Scanned Images of forms </w:t>
+      </w:r>
     </w:p>
     <w:p>
       <w:pPr>
@@ -1061,8 +1208,14 @@
           <w:rFonts w:ascii="inter" w:eastAsia="inter" w:hAnsi="inter" w:cs="inter"/>
           <w:color w:val="000000"/>
         </w:rPr>
-        <w:lastRenderedPageBreak/>
-        <w:t xml:space="preserve">Training Data: </w:t>
+        <w:t>Ground Truth: B</w:t>
+      </w:r>
+      <w:r>
+        <w:rPr>
+          <w:rFonts w:ascii="inter" w:eastAsia="inter" w:hAnsi="inter" w:cs="inter"/>
+          <w:color w:val="000000"/>
+        </w:rPr>
+        <w:t>ounding boxes and corresponding structured text annotations</w:t>
       </w:r>
     </w:p>
     <w:p>
@@ -1078,7 +1231,14 @@
           <w:rFonts w:ascii="inter" w:eastAsia="inter" w:hAnsi="inter" w:cs="inter"/>
           <w:color w:val="000000"/>
         </w:rPr>
-        <w:t xml:space="preserve">Augmentation: </w:t>
+        <w:t xml:space="preserve">Training Data: </w:t>
+      </w:r>
+      <w:r>
+        <w:rPr>
+          <w:rFonts w:ascii="inter" w:eastAsia="inter" w:hAnsi="inter" w:cs="inter"/>
+          <w:color w:val="000000"/>
+        </w:rPr>
+        <w:t>1050 Forms with 80/20 split</w:t>
       </w:r>
     </w:p>
     <w:p>
@@ -1094,7 +1254,14 @@
           <w:rFonts w:ascii="inter" w:eastAsia="inter" w:hAnsi="inter" w:cs="inter"/>
           <w:color w:val="000000"/>
         </w:rPr>
-        <w:t xml:space="preserve">Optimizer: </w:t>
+        <w:t xml:space="preserve">Augmentation: </w:t>
+      </w:r>
+      <w:r>
+        <w:rPr>
+          <w:rFonts w:ascii="inter" w:eastAsia="inter" w:hAnsi="inter" w:cs="inter"/>
+          <w:color w:val="000000"/>
+        </w:rPr>
+        <w:t>No heavy augmentations are used</w:t>
       </w:r>
     </w:p>
     <w:p>
@@ -1110,7 +1277,14 @@
           <w:rFonts w:ascii="inter" w:eastAsia="inter" w:hAnsi="inter" w:cs="inter"/>
           <w:color w:val="000000"/>
         </w:rPr>
-        <w:t xml:space="preserve">Learning Rate: </w:t>
+        <w:t xml:space="preserve">Optimizer: </w:t>
+      </w:r>
+      <w:r>
+        <w:rPr>
+          <w:rFonts w:ascii="inter" w:eastAsia="inter" w:hAnsi="inter" w:cs="inter"/>
+          <w:color w:val="000000"/>
+        </w:rPr>
+        <w:t>SGD with momentum (YOLO), AdamW (TrOCR)</w:t>
       </w:r>
     </w:p>
     <w:p>
@@ -1126,7 +1300,37 @@
           <w:rFonts w:ascii="inter" w:eastAsia="inter" w:hAnsi="inter" w:cs="inter"/>
           <w:color w:val="000000"/>
         </w:rPr>
+        <w:t xml:space="preserve">Learning Rate: </w:t>
+      </w:r>
+      <w:r>
+        <w:rPr>
+          <w:rFonts w:ascii="inter" w:eastAsia="inter" w:hAnsi="inter" w:cs="inter"/>
+          <w:color w:val="000000"/>
+        </w:rPr>
+        <w:t xml:space="preserve">0.01 (YOLO), </w:t>
+      </w:r>
+    </w:p>
+    <w:p>
+      <w:pPr>
+        <w:numPr>
+          <w:ilvl w:val="1"/>
+          <w:numId w:val="3"/>
+        </w:numPr>
+        <w:spacing w:before="105" w:after="105" w:line="360" w:lineRule="auto"/>
+      </w:pPr>
+      <w:r>
+        <w:rPr>
+          <w:rFonts w:ascii="inter" w:eastAsia="inter" w:hAnsi="inter" w:cs="inter"/>
+          <w:color w:val="000000"/>
+        </w:rPr>
         <w:t>Epochs</w:t>
+      </w:r>
+      <w:r>
+        <w:rPr>
+          <w:rFonts w:ascii="inter" w:eastAsia="inter" w:hAnsi="inter" w:cs="inter"/>
+          <w:color w:val="000000"/>
+        </w:rPr>
+        <w:t>: 50</w:t>
       </w:r>
     </w:p>
     <w:p>
@@ -1204,6 +1408,36 @@
     </w:p>
     <w:p>
       <w:pPr>
+        <w:spacing w:before="105" w:after="105" w:line="360" w:lineRule="auto"/>
+        <w:ind w:left="1080"/>
+        <w:rPr>
+          <w:rFonts w:ascii="inter" w:eastAsia="inter" w:hAnsi="inter" w:cs="inter"/>
+          <w:color w:val="000000"/>
+        </w:rPr>
+      </w:pPr>
+      <w:r>
+        <w:rPr>
+          <w:rFonts w:ascii="inter" w:eastAsia="inter" w:hAnsi="inter" w:cs="inter"/>
+          <w:color w:val="000000"/>
+        </w:rPr>
+        <w:t>YOLOv8: 11M parameters</w:t>
+      </w:r>
+    </w:p>
+    <w:p>
+      <w:pPr>
+        <w:spacing w:before="105" w:after="105" w:line="360" w:lineRule="auto"/>
+        <w:ind w:left="1080"/>
+      </w:pPr>
+      <w:r>
+        <w:rPr>
+          <w:rFonts w:ascii="inter" w:eastAsia="inter" w:hAnsi="inter" w:cs="inter"/>
+          <w:color w:val="000000"/>
+        </w:rPr>
+        <w:t>TrOCR: 570M parameters</w:t>
+      </w:r>
+    </w:p>
+    <w:p>
+      <w:pPr>
         <w:numPr>
           <w:ilvl w:val="0"/>
           <w:numId w:val="3"/>
@@ -1247,7 +1481,14 @@
           <w:rFonts w:ascii="inter" w:eastAsia="inter" w:hAnsi="inter" w:cs="inter"/>
           <w:color w:val="000000"/>
         </w:rPr>
-        <w:t xml:space="preserve"> [To be filled]</w:t>
+        <w:t xml:space="preserve"> </w:t>
+      </w:r>
+      <w:r>
+        <w:rPr>
+          <w:rFonts w:ascii="inter" w:eastAsia="inter" w:hAnsi="inter" w:cs="inter"/>
+          <w:color w:val="000000"/>
+        </w:rPr>
+        <w:t>NA</w:t>
       </w:r>
     </w:p>
     <w:p>
@@ -1296,39 +1537,7 @@
           <w:rFonts w:ascii="inter" w:eastAsia="inter" w:hAnsi="inter" w:cs="inter"/>
           <w:color w:val="000000"/>
         </w:rPr>
-        <w:t xml:space="preserve">Novel combination of YOLOv8 + </w:t>
-      </w:r>
-      <w:proofErr w:type="spellStart"/>
-      <w:r>
-        <w:rPr>
-          <w:rFonts w:ascii="inter" w:eastAsia="inter" w:hAnsi="inter" w:cs="inter"/>
-          <w:color w:val="000000"/>
-        </w:rPr>
-        <w:t>IoU</w:t>
-      </w:r>
-      <w:proofErr w:type="spellEnd"/>
-      <w:r>
-        <w:rPr>
-          <w:rFonts w:ascii="inter" w:eastAsia="inter" w:hAnsi="inter" w:cs="inter"/>
-          <w:color w:val="000000"/>
-        </w:rPr>
-        <w:t xml:space="preserve">-based label alignment + </w:t>
-      </w:r>
-      <w:proofErr w:type="spellStart"/>
-      <w:r>
-        <w:rPr>
-          <w:rFonts w:ascii="inter" w:eastAsia="inter" w:hAnsi="inter" w:cs="inter"/>
-          <w:color w:val="000000"/>
-        </w:rPr>
-        <w:t>TrOCR</w:t>
-      </w:r>
-      <w:proofErr w:type="spellEnd"/>
-      <w:r>
-        <w:rPr>
-          <w:rFonts w:ascii="inter" w:eastAsia="inter" w:hAnsi="inter" w:cs="inter"/>
-          <w:color w:val="000000"/>
-        </w:rPr>
-        <w:t xml:space="preserve"> + post-processing</w:t>
+        <w:t>Novel combination of YOLOv8 + IoU-based label alignment + TrOCR + post-processing</w:t>
       </w:r>
     </w:p>
     <w:p>
@@ -1429,6 +1638,7 @@
               <w:spacing w:line="360" w:lineRule="auto"/>
             </w:pPr>
             <w:r>
+              <w:lastRenderedPageBreak/>
               <w:t>Dataset</w:t>
             </w:r>
           </w:p>
@@ -1720,7 +1930,13 @@
           <w:color w:val="000000"/>
         </w:rPr>
         <w:br/>
-        <w:t>[To be filled if applicable]</w:t>
+      </w:r>
+      <w:r>
+        <w:rPr>
+          <w:rFonts w:ascii="inter" w:eastAsia="inter" w:hAnsi="inter" w:cs="inter"/>
+          <w:color w:val="000000"/>
+        </w:rPr>
+        <w:t>NA</w:t>
       </w:r>
     </w:p>
     <w:p>
@@ -1758,20 +1974,324 @@
     </w:p>
     <w:p>
       <w:pPr>
-        <w:numPr>
-          <w:ilvl w:val="0"/>
-          <w:numId w:val="7"/>
-        </w:numPr>
         <w:spacing w:before="105" w:after="105" w:line="360" w:lineRule="auto"/>
-      </w:pPr>
-      <w:r>
-        <w:rPr>
-          <w:rFonts w:ascii="inter" w:eastAsia="inter" w:hAnsi="inter" w:cs="inter"/>
-          <w:color w:val="000000"/>
+        <w:rPr>
+          <w:rFonts w:ascii="inter" w:eastAsia="inter" w:hAnsi="inter" w:cs="inter"/>
+          <w:color w:val="000000"/>
+          <w:lang w:val="en-IN"/>
+        </w:rPr>
+      </w:pPr>
+      <w:r>
+        <w:rPr>
+          <w:rFonts w:ascii="inter" w:eastAsia="inter" w:hAnsi="inter" w:cs="inter"/>
+          <w:color w:val="000000"/>
+        </w:rPr>
+        <w:t xml:space="preserve">[1] </w:t>
+      </w:r>
+      <w:r>
+        <w:rPr>
+          <w:rFonts w:ascii="inter" w:eastAsia="inter" w:hAnsi="inter" w:cs="inter"/>
+          <w:color w:val="000000"/>
+        </w:rPr>
+        <w:t>Gang. Li, Zhao. Wang, Junhui. Huang, Jianmin. Gao, Kun. Chen</w:t>
+      </w:r>
+      <w:r>
+        <w:rPr>
+          <w:rFonts w:ascii="inter" w:eastAsia="inter" w:hAnsi="inter" w:cs="inter"/>
+          <w:color w:val="000000"/>
+        </w:rPr>
+        <w:t>: “</w:t>
+      </w:r>
+      <w:r>
+        <w:rPr>
+          <w:rFonts w:ascii="inter" w:eastAsia="inter" w:hAnsi="inter" w:cs="inter"/>
+          <w:color w:val="000000"/>
+          <w:lang w:val="en-IN"/>
+        </w:rPr>
+        <w:t>Form Recognition Based on Lightweight U-Net and</w:t>
+      </w:r>
+      <w:r>
+        <w:rPr>
+          <w:rFonts w:ascii="inter" w:eastAsia="inter" w:hAnsi="inter" w:cs="inter"/>
+          <w:color w:val="000000"/>
+          <w:lang w:val="en-IN"/>
+        </w:rPr>
+        <w:t xml:space="preserve"> </w:t>
+      </w:r>
+      <w:r>
+        <w:rPr>
+          <w:rFonts w:ascii="inter" w:eastAsia="inter" w:hAnsi="inter" w:cs="inter"/>
+          <w:color w:val="000000"/>
+          <w:lang w:val="en-IN"/>
+        </w:rPr>
+        <w:t>Tesseract after Multi-level Retraining</w:t>
+      </w:r>
+      <w:r>
+        <w:rPr>
+          <w:rFonts w:ascii="inter" w:eastAsia="inter" w:hAnsi="inter" w:cs="inter"/>
+          <w:color w:val="000000"/>
+          <w:lang w:val="en-IN"/>
+        </w:rPr>
+        <w:t xml:space="preserve">”, published in </w:t>
+      </w:r>
+      <w:r>
+        <w:rPr>
+          <w:rFonts w:ascii="inter" w:eastAsia="inter" w:hAnsi="inter" w:cs="inter"/>
+          <w:color w:val="000000"/>
+          <w:lang w:val="en-IN"/>
+        </w:rPr>
+        <w:t>International Conference of Optical Imaging and Measurement (ICOIM)</w:t>
+      </w:r>
+      <w:r>
+        <w:rPr>
+          <w:rFonts w:ascii="inter" w:eastAsia="inter" w:hAnsi="inter" w:cs="inter"/>
+          <w:color w:val="000000"/>
+          <w:lang w:val="en-IN"/>
+        </w:rPr>
+        <w:t xml:space="preserve">, </w:t>
+      </w:r>
+      <w:r>
+        <w:rPr>
+          <w:rFonts w:ascii="inter" w:eastAsia="inter" w:hAnsi="inter" w:cs="inter"/>
+          <w:color w:val="000000"/>
+          <w:lang w:val="en-IN"/>
+        </w:rPr>
+        <w:t>2021</w:t>
+      </w:r>
+    </w:p>
+    <w:p>
+      <w:pPr>
+        <w:spacing w:before="105" w:after="105" w:line="360" w:lineRule="auto"/>
+        <w:rPr>
+          <w:rFonts w:ascii="inter" w:eastAsia="inter" w:hAnsi="inter" w:cs="inter"/>
+          <w:color w:val="000000"/>
+          <w:lang w:val="en-IN"/>
+        </w:rPr>
+      </w:pPr>
+      <w:r>
+        <w:rPr>
+          <w:rFonts w:ascii="inter" w:eastAsia="inter" w:hAnsi="inter" w:cs="inter"/>
+          <w:color w:val="000000"/>
+        </w:rPr>
+        <w:t xml:space="preserve">[1] </w:t>
+      </w:r>
+      <w:r>
+        <w:rPr>
+          <w:rFonts w:ascii="inter" w:eastAsia="inter" w:hAnsi="inter" w:cs="inter"/>
+          <w:color w:val="000000"/>
+        </w:rPr>
+        <w:t>Minghao Li1, Tengchao Lv2, Jingye Chen2, Lei Cui2,</w:t>
+      </w:r>
+      <w:r>
+        <w:rPr>
+          <w:rFonts w:ascii="inter" w:eastAsia="inter" w:hAnsi="inter" w:cs="inter"/>
+          <w:color w:val="000000"/>
+        </w:rPr>
+        <w:t xml:space="preserve"> </w:t>
+      </w:r>
+      <w:r>
+        <w:rPr>
+          <w:rFonts w:ascii="inter" w:eastAsia="inter" w:hAnsi="inter" w:cs="inter"/>
+          <w:color w:val="000000"/>
+        </w:rPr>
+        <w:t>Yijuan Lu2, Dinei Florencio2, Cha Zhang2, Zhoujun Li1, Furu Wei2</w:t>
+      </w:r>
+      <w:r>
+        <w:rPr>
+          <w:rFonts w:ascii="inter" w:eastAsia="inter" w:hAnsi="inter" w:cs="inter"/>
+          <w:color w:val="000000"/>
+        </w:rPr>
+        <w:t>: “</w:t>
+      </w:r>
+      <w:r>
+        <w:rPr>
+          <w:rFonts w:ascii="inter" w:eastAsia="inter" w:hAnsi="inter" w:cs="inter"/>
+          <w:color w:val="000000"/>
+        </w:rPr>
+        <w:t>TrOCR: Transformer-based Optical Character Recognition with Pre-trained Models</w:t>
+      </w:r>
+      <w:r>
+        <w:rPr>
+          <w:rFonts w:ascii="inter" w:eastAsia="inter" w:hAnsi="inter" w:cs="inter"/>
+          <w:color w:val="000000"/>
+          <w:lang w:val="en-IN"/>
+        </w:rPr>
+        <w:t xml:space="preserve">”, published in </w:t>
+      </w:r>
+      <w:r>
+        <w:rPr>
+          <w:rFonts w:ascii="inter" w:eastAsia="inter" w:hAnsi="inter" w:cs="inter"/>
+          <w:color w:val="000000"/>
+          <w:lang w:val="en-IN"/>
+        </w:rPr>
+        <w:t>arXiv,</w:t>
+      </w:r>
+      <w:r>
+        <w:rPr>
+          <w:rFonts w:ascii="inter" w:eastAsia="inter" w:hAnsi="inter" w:cs="inter"/>
+          <w:color w:val="000000"/>
+          <w:lang w:val="en-IN"/>
+        </w:rPr>
+        <w:t xml:space="preserve"> </w:t>
+      </w:r>
+      <w:r>
+        <w:rPr>
+          <w:rFonts w:ascii="inter" w:eastAsia="inter" w:hAnsi="inter" w:cs="inter"/>
+          <w:color w:val="000000"/>
+          <w:lang w:val="en-IN"/>
+        </w:rPr>
+        <w:t>202</w:t>
+      </w:r>
+      <w:r>
+        <w:rPr>
+          <w:rFonts w:ascii="inter" w:eastAsia="inter" w:hAnsi="inter" w:cs="inter"/>
+          <w:color w:val="000000"/>
+          <w:lang w:val="en-IN"/>
+        </w:rPr>
+        <w:t>2</w:t>
+      </w:r>
+    </w:p>
+    <w:p>
+      <w:pPr>
+        <w:spacing w:before="105" w:after="105" w:line="360" w:lineRule="auto"/>
+        <w:rPr>
+          <w:rFonts w:ascii="inter" w:eastAsia="inter" w:hAnsi="inter" w:cs="inter"/>
+          <w:color w:val="000000"/>
+          <w:lang w:val="en-IN"/>
+        </w:rPr>
+      </w:pPr>
+      <w:r>
+        <w:rPr>
+          <w:rFonts w:ascii="inter" w:eastAsia="inter" w:hAnsi="inter" w:cs="inter"/>
+          <w:color w:val="000000"/>
+          <w:lang w:val="en-IN"/>
+        </w:rPr>
+        <w:t xml:space="preserve">Yongsun Yoon: "Fine-tuning YOLOv8 with Custom Dataset Generated by Open-world Object Detector", published in Medium, </w:t>
+      </w:r>
+      <w:hyperlink r:id="rId5" w:history="1">
+        <w:r>
+          <w:rPr>
+            <w:rStyle w:val="Hyperlink"/>
+            <w:rFonts w:ascii="inter" w:eastAsia="inter" w:hAnsi="inter" w:cs="inter"/>
+            <w:lang w:val="en-IN"/>
+          </w:rPr>
+          <w:t>Link</w:t>
+        </w:r>
+      </w:hyperlink>
+    </w:p>
+    <w:p>
+      <w:pPr>
+        <w:spacing w:before="105" w:after="105" w:line="360" w:lineRule="auto"/>
+        <w:rPr>
+          <w:rFonts w:ascii="inter" w:eastAsia="inter" w:hAnsi="inter" w:cs="inter"/>
+          <w:color w:val="000000"/>
+          <w:lang w:val="en-IN"/>
+        </w:rPr>
+      </w:pPr>
+      <w:r>
+        <w:rPr>
+          <w:rFonts w:ascii="inter" w:eastAsia="inter" w:hAnsi="inter" w:cs="inter"/>
+          <w:color w:val="000000"/>
+          <w:lang w:val="en-IN"/>
+        </w:rPr>
+        <w:t>Neeraj Garg, Neelam Sharma, Gautam Jain, Vipul Jain, Vaibhav Upreti: "Handwriting Recognition System Using YOLO and CTC", published in International Conference on Advanced Computing &amp; Communication Technologies (ICACCTech), 2023</w:t>
+      </w:r>
+    </w:p>
+    <w:p>
+      <w:pPr>
+        <w:spacing w:before="105" w:after="105" w:line="360" w:lineRule="auto"/>
+        <w:rPr>
+          <w:rFonts w:ascii="inter" w:eastAsia="inter" w:hAnsi="inter" w:cs="inter"/>
+          <w:color w:val="000000"/>
+          <w:lang w:val="en-IN"/>
+        </w:rPr>
+      </w:pPr>
+      <w:r>
+        <w:rPr>
+          <w:rFonts w:ascii="inter" w:eastAsia="inter" w:hAnsi="inter" w:cs="inter"/>
+          <w:color w:val="000000"/>
+          <w:lang w:val="en-IN"/>
+        </w:rPr>
+        <w:t>A Nikitha, J Geetha, D.S JayaLakshmi: "Handwritten Text Recognition using Deep Learning", published in International Conference on Recent Trends on Electronics, Information, Communication &amp; Technology (RTEICT), 2020</w:t>
+      </w:r>
+    </w:p>
+    <w:p>
+      <w:pPr>
+        <w:spacing w:before="105" w:after="105" w:line="360" w:lineRule="auto"/>
+        <w:rPr>
+          <w:rFonts w:ascii="inter" w:eastAsia="inter" w:hAnsi="inter" w:cs="inter"/>
+          <w:color w:val="000000"/>
+          <w:lang w:val="en-IN"/>
+        </w:rPr>
+      </w:pPr>
+      <w:r>
+        <w:rPr>
+          <w:rFonts w:ascii="inter" w:eastAsia="inter" w:hAnsi="inter" w:cs="inter"/>
+          <w:color w:val="000000"/>
+          <w:lang w:val="en-IN"/>
+        </w:rPr>
+        <w:t>Juan Ramirez-Orta, Eduardo Xamena, Ana Maguitman, Evangelos Milios, Axel J. Soto: "Post-OCR Document Correction with large Ensembles of Character Sequence-to-Sequence Models", published in arXiv, 2022</w:t>
+      </w:r>
+    </w:p>
+    <w:p>
+      <w:pPr>
+        <w:spacing w:before="105" w:after="105" w:line="360" w:lineRule="auto"/>
+        <w:rPr>
+          <w:rFonts w:ascii="inter" w:eastAsia="inter" w:hAnsi="inter" w:cs="inter"/>
+          <w:color w:val="000000"/>
+          <w:lang w:val="en-IN"/>
+        </w:rPr>
+      </w:pPr>
+      <w:r>
+        <w:rPr>
+          <w:rFonts w:ascii="inter" w:eastAsia="inter" w:hAnsi="inter" w:cs="inter"/>
+          <w:color w:val="000000"/>
+          <w:lang w:val="en-IN"/>
+        </w:rPr>
+        <w:t>Quoc-Dung Nguyen, Duc-Anh Le, Nguyet-Minh Phan, Ivan Zelinka: "OCR error correction using correction patterns and self-organizing migrating algorithm", published in Springer Nature Link, 2021</w:t>
+      </w:r>
+    </w:p>
+    <w:p>
+      <w:pPr>
+        <w:spacing w:before="105" w:after="105" w:line="360" w:lineRule="auto"/>
+        <w:rPr>
+          <w:rFonts w:ascii="inter" w:eastAsia="inter" w:hAnsi="inter" w:cs="inter"/>
+          <w:color w:val="000000"/>
+          <w:lang w:val="en-IN"/>
+        </w:rPr>
+      </w:pPr>
+      <w:r>
+        <w:rPr>
+          <w:rFonts w:ascii="inter" w:eastAsia="inter" w:hAnsi="inter" w:cs="inter"/>
+          <w:color w:val="000000"/>
+          <w:lang w:val="en-IN"/>
         </w:rPr>
         <w:lastRenderedPageBreak/>
-        <w:t>Please cite all relevant works, including those on which your solution is based.</w:t>
-      </w:r>
+        <w:t>Nanyang Yang, Yi Wang, Lap-Pui Chau: "Multi-object Tracking with Tracked Object Bounding Box Association", published in ICME workshop 2021</w:t>
+      </w:r>
+    </w:p>
+    <w:p>
+      <w:pPr>
+        <w:spacing w:before="105" w:after="105" w:line="360" w:lineRule="auto"/>
+        <w:rPr>
+          <w:rFonts w:ascii="inter" w:eastAsia="inter" w:hAnsi="inter" w:cs="inter"/>
+          <w:color w:val="000000"/>
+          <w:lang w:val="en-IN"/>
+        </w:rPr>
+      </w:pPr>
+      <w:r>
+        <w:rPr>
+          <w:rFonts w:ascii="inter" w:eastAsia="inter" w:hAnsi="inter" w:cs="inter"/>
+          <w:color w:val="000000"/>
+          <w:lang w:val="en-IN"/>
+        </w:rPr>
+        <w:t>Add layoutLM</w:t>
+      </w:r>
+    </w:p>
+    <w:p>
+      <w:pPr>
+        <w:spacing w:before="105" w:after="105" w:line="360" w:lineRule="auto"/>
+      </w:pPr>
     </w:p>
     <w:p>
       <w:pPr>
@@ -1803,7 +2323,7 @@
 </file>
 
 <file path=word/numbering.xml><?xml version="1.0" encoding="utf-8"?>
-<w:numbering xmlns:wpc="http://schemas.microsoft.com/office/word/2010/wordprocessingCanvas" xmlns:mc="http://schemas.openxmlformats.org/markup-compatibility/2006" xmlns:o="urn:schemas-microsoft-com:office:office" xmlns:r="http://schemas.openxmlformats.org/officeDocument/2006/relationships" xmlns:m="http://schemas.openxmlformats.org/officeDocument/2006/math" xmlns:v="urn:schemas-microsoft-com:vml" xmlns:wp14="http://schemas.microsoft.com/office/word/2010/wordprocessingDrawing" xmlns:wp="http://schemas.openxmlformats.org/drawingml/2006/wordprocessingDrawing" xmlns:w10="urn:schemas-microsoft-com:office:word" xmlns:w="http://schemas.openxmlformats.org/wordprocessingml/2006/main" xmlns:w14="http://schemas.microsoft.com/office/word/2010/wordml" xmlns:w15="http://schemas.microsoft.com/office/word/2012/wordml" xmlns:wpg="http://schemas.microsoft.com/office/word/2010/wordprocessingGroup" xmlns:wpi="http://schemas.microsoft.com/office/word/2010/wordprocessingInk" xmlns:wne="http://schemas.microsoft.com/office/word/2006/wordml" xmlns:wps="http://schemas.microsoft.com/office/word/2010/wordprocessingShape" mc:Ignorable="w14 w15 wp14">
+<w:numbering xmlns:wpc="http://schemas.microsoft.com/office/word/2010/wordprocessingCanvas" xmlns:cx="http://schemas.microsoft.com/office/drawing/2014/chartex" xmlns:cx1="http://schemas.microsoft.com/office/drawing/2015/9/8/chartex" xmlns:cx2="http://schemas.microsoft.com/office/drawing/2015/10/21/chartex" xmlns:cx3="http://schemas.microsoft.com/office/drawing/2016/5/9/chartex" xmlns:cx4="http://schemas.microsoft.com/office/drawing/2016/5/10/chartex" xmlns:cx5="http://schemas.microsoft.com/office/drawing/2016/5/11/chartex" xmlns:cx6="http://schemas.microsoft.com/office/drawing/2016/5/12/chartex" xmlns:cx7="http://schemas.microsoft.com/office/drawing/2016/5/13/chartex" xmlns:cx8="http://schemas.microsoft.com/office/drawing/2016/5/14/chartex" xmlns:mc="http://schemas.openxmlformats.org/markup-compatibility/2006" xmlns:aink="http://schemas.microsoft.com/office/drawing/2016/ink" xmlns:am3d="http://schemas.microsoft.com/office/drawing/2017/model3d" xmlns:o="urn:schemas-microsoft-com:office:office" xmlns:oel="http://schemas.microsoft.com/office/2019/extlst" xmlns:r="http://schemas.openxmlformats.org/officeDocument/2006/relationships" xmlns:m="http://schemas.openxmlformats.org/officeDocument/2006/math" xmlns:v="urn:schemas-microsoft-com:vml" xmlns:wp14="http://schemas.microsoft.com/office/word/2010/wordprocessingDrawing" xmlns:wp="http://schemas.openxmlformats.org/drawingml/2006/wordprocessingDrawing" xmlns:w10="urn:schemas-microsoft-com:office:word" xmlns:w="http://schemas.openxmlformats.org/wordprocessingml/2006/main" xmlns:w14="http://schemas.microsoft.com/office/word/2010/wordml" xmlns:w15="http://schemas.microsoft.com/office/word/2012/wordml" xmlns:w16cex="http://schemas.microsoft.com/office/word/2018/wordml/cex" xmlns:w16cid="http://schemas.microsoft.com/office/word/2016/wordml/cid" xmlns:w16="http://schemas.microsoft.com/office/word/2018/wordml" xmlns:w16du="http://schemas.microsoft.com/office/word/2023/wordml/word16du" xmlns:w16sdtdh="http://schemas.microsoft.com/office/word/2020/wordml/sdtdatahash" xmlns:w16sdtfl="http://schemas.microsoft.com/office/word/2024/wordml/sdtformatlock" xmlns:w16se="http://schemas.microsoft.com/office/word/2015/wordml/symex" xmlns:wpg="http://schemas.microsoft.com/office/word/2010/wordprocessingGroup" xmlns:wpi="http://schemas.microsoft.com/office/word/2010/wordprocessingInk" xmlns:wne="http://schemas.microsoft.com/office/word/2006/wordml" xmlns:wps="http://schemas.microsoft.com/office/word/2010/wordprocessingShape" mc:Ignorable="w14 w15 w16se w16cid w16 w16cex w16sdtdh w16sdtfl w16du wp14">
   <w:abstractNum w:abstractNumId="0" w15:restartNumberingAfterBreak="0">
     <w:nsid w:val="0ABB4739"/>
     <w:multiLevelType w:val="hybridMultilevel"/>
@@ -1927,7 +2447,7 @@
   <w:abstractNum w:abstractNumId="2" w15:restartNumberingAfterBreak="0">
     <w:nsid w:val="160458BC"/>
     <w:multiLevelType w:val="hybridMultilevel"/>
-    <w:tmpl w:val="E8AA3DE4"/>
+    <w:tmpl w:val="FADC8E48"/>
     <w:lvl w:ilvl="0" w:tplc="9E06D5D2">
       <w:start w:val="1"/>
       <w:numFmt w:val="bullet"/>
@@ -1958,10 +2478,20 @@
         <w:rFonts w:ascii="Courier New" w:hAnsi="Courier New" w:cs="Courier New" w:hint="default"/>
       </w:rPr>
     </w:lvl>
-    <w:lvl w:ilvl="2" w:tplc="5540F856">
-      <w:numFmt w:val="decimal"/>
-      <w:lvlText w:val=""/>
-      <w:lvlJc w:val="left"/>
+    <w:lvl w:ilvl="2" w:tplc="00B8CCC0">
+      <w:start w:val="1"/>
+      <w:numFmt w:val="bullet"/>
+      <w:lvlText w:val=""/>
+      <w:lvlJc w:val="left"/>
+      <w:pPr>
+        <w:tabs>
+          <w:tab w:val="num" w:pos="900"/>
+        </w:tabs>
+        <w:ind w:left="540" w:hanging="360"/>
+      </w:pPr>
+      <w:rPr>
+        <w:rFonts w:ascii="Symbol" w:hAnsi="Symbol" w:hint="default"/>
+      </w:rPr>
     </w:lvl>
     <w:lvl w:ilvl="3" w:tplc="9C7CD91C">
       <w:numFmt w:val="decimal"/>
@@ -2117,7 +2647,7 @@
   <w:abstractNum w:abstractNumId="5" w15:restartNumberingAfterBreak="0">
     <w:nsid w:val="6D146A0A"/>
     <w:multiLevelType w:val="hybridMultilevel"/>
-    <w:tmpl w:val="C1D6D40A"/>
+    <w:tmpl w:val="BF12CAA2"/>
     <w:lvl w:ilvl="0" w:tplc="00B8CCC0">
       <w:start w:val="1"/>
       <w:numFmt w:val="bullet"/>
@@ -2244,32 +2774,32 @@
       <w:lvlJc w:val="left"/>
     </w:lvl>
   </w:abstractNum>
-  <w:num w:numId="1">
+  <w:num w:numId="1" w16cid:durableId="619848314">
     <w:abstractNumId w:val="3"/>
   </w:num>
-  <w:num w:numId="2">
+  <w:num w:numId="2" w16cid:durableId="89590052">
     <w:abstractNumId w:val="5"/>
   </w:num>
-  <w:num w:numId="3">
+  <w:num w:numId="3" w16cid:durableId="1950815532">
     <w:abstractNumId w:val="2"/>
   </w:num>
-  <w:num w:numId="4">
+  <w:num w:numId="4" w16cid:durableId="1488784418">
     <w:abstractNumId w:val="4"/>
   </w:num>
-  <w:num w:numId="5">
+  <w:num w:numId="5" w16cid:durableId="490562111">
     <w:abstractNumId w:val="0"/>
   </w:num>
-  <w:num w:numId="6">
+  <w:num w:numId="6" w16cid:durableId="103959446">
     <w:abstractNumId w:val="6"/>
   </w:num>
-  <w:num w:numId="7">
+  <w:num w:numId="7" w16cid:durableId="464279010">
     <w:abstractNumId w:val="1"/>
   </w:num>
 </w:numbering>
 </file>
 
 <file path=word/styles.xml><?xml version="1.0" encoding="utf-8"?>
-<w:styles xmlns:mc="http://schemas.openxmlformats.org/markup-compatibility/2006" xmlns:r="http://schemas.openxmlformats.org/officeDocument/2006/relationships" xmlns:w="http://schemas.openxmlformats.org/wordprocessingml/2006/main" xmlns:w14="http://schemas.microsoft.com/office/word/2010/wordml" xmlns:w15="http://schemas.microsoft.com/office/word/2012/wordml" mc:Ignorable="w14 w15">
+<w:styles xmlns:mc="http://schemas.openxmlformats.org/markup-compatibility/2006" xmlns:r="http://schemas.openxmlformats.org/officeDocument/2006/relationships" xmlns:w="http://schemas.openxmlformats.org/wordprocessingml/2006/main" xmlns:w14="http://schemas.microsoft.com/office/word/2010/wordml" xmlns:w15="http://schemas.microsoft.com/office/word/2012/wordml" xmlns:w16cex="http://schemas.microsoft.com/office/word/2018/wordml/cex" xmlns:w16cid="http://schemas.microsoft.com/office/word/2016/wordml/cid" xmlns:w16="http://schemas.microsoft.com/office/word/2018/wordml" xmlns:w16du="http://schemas.microsoft.com/office/word/2023/wordml/word16du" xmlns:w16sdtdh="http://schemas.microsoft.com/office/word/2020/wordml/sdtdatahash" xmlns:w16sdtfl="http://schemas.microsoft.com/office/word/2024/wordml/sdtformatlock" xmlns:w16se="http://schemas.microsoft.com/office/word/2015/wordml/symex" mc:Ignorable="w14 w15 w16se w16cid w16 w16cex w16sdtdh w16sdtfl w16du">
   <w:docDefaults>
     <w:rPrDefault>
       <w:rPr>
@@ -2285,7 +2815,7 @@
       </w:pPr>
     </w:pPrDefault>
   </w:docDefaults>
-  <w:latentStyles w:defLockedState="0" w:defUIPriority="99" w:defSemiHidden="0" w:defUnhideWhenUsed="0" w:defQFormat="0" w:count="371">
+  <w:latentStyles w:defLockedState="0" w:defUIPriority="99" w:defSemiHidden="0" w:defUnhideWhenUsed="0" w:defQFormat="0" w:count="376">
     <w:lsdException w:name="Normal" w:uiPriority="0" w:qFormat="1"/>
     <w:lsdException w:name="heading 1" w:uiPriority="9" w:qFormat="1"/>
     <w:lsdException w:name="heading 2" w:semiHidden="1" w:uiPriority="9" w:unhideWhenUsed="1" w:qFormat="1"/>
@@ -2657,6 +3187,11 @@
     <w:lsdException w:name="List Table 5 Dark Accent 6" w:uiPriority="50"/>
     <w:lsdException w:name="List Table 6 Colorful Accent 6" w:uiPriority="51"/>
     <w:lsdException w:name="List Table 7 Colorful Accent 6" w:uiPriority="52"/>
+    <w:lsdException w:name="Mention" w:semiHidden="1" w:unhideWhenUsed="1"/>
+    <w:lsdException w:name="Smart Hyperlink" w:semiHidden="1" w:unhideWhenUsed="1"/>
+    <w:lsdException w:name="Hashtag" w:semiHidden="1" w:unhideWhenUsed="1"/>
+    <w:lsdException w:name="Unresolved Mention" w:semiHidden="1" w:unhideWhenUsed="1"/>
+    <w:lsdException w:name="Smart Link" w:semiHidden="1" w:unhideWhenUsed="1"/>
   </w:latentStyles>
   <w:style w:type="paragraph" w:default="1" w:styleId="Normal">
     <w:name w:val="Normal"/>
@@ -2665,7 +3200,6 @@
   <w:style w:type="character" w:default="1" w:styleId="DefaultParagraphFont">
     <w:name w:val="Default Paragraph Font"/>
     <w:uiPriority w:val="1"/>
-    <w:semiHidden/>
     <w:unhideWhenUsed/>
   </w:style>
   <w:style w:type="table" w:default="1" w:styleId="TableNormal">
@@ -2711,6 +3245,59 @@
         <w:right w:w="160" w:type="dxa"/>
       </w:tblCellMar>
     </w:tblPr>
+  </w:style>
+  <w:style w:type="paragraph" w:styleId="ListParagraph">
+    <w:name w:val="List Paragraph"/>
+    <w:basedOn w:val="Normal"/>
+    <w:uiPriority w:val="34"/>
+    <w:qFormat/>
+    <w:rsid w:val="00342FEB"/>
+    <w:pPr>
+      <w:ind w:left="720"/>
+      <w:contextualSpacing/>
+    </w:pPr>
+  </w:style>
+  <w:style w:type="table" w:styleId="TableGrid">
+    <w:name w:val="Table Grid"/>
+    <w:basedOn w:val="TableNormal"/>
+    <w:uiPriority w:val="39"/>
+    <w:rsid w:val="00342FEB"/>
+    <w:pPr>
+      <w:spacing w:after="0" w:line="240" w:lineRule="auto"/>
+    </w:pPr>
+    <w:tblPr>
+      <w:tblBorders>
+        <w:top w:val="single" w:sz="4" w:space="0" w:color="auto"/>
+        <w:left w:val="single" w:sz="4" w:space="0" w:color="auto"/>
+        <w:bottom w:val="single" w:sz="4" w:space="0" w:color="auto"/>
+        <w:right w:val="single" w:sz="4" w:space="0" w:color="auto"/>
+        <w:insideH w:val="single" w:sz="4" w:space="0" w:color="auto"/>
+        <w:insideV w:val="single" w:sz="4" w:space="0" w:color="auto"/>
+      </w:tblBorders>
+    </w:tblPr>
+  </w:style>
+  <w:style w:type="character" w:styleId="Hyperlink">
+    <w:name w:val="Hyperlink"/>
+    <w:basedOn w:val="DefaultParagraphFont"/>
+    <w:uiPriority w:val="99"/>
+    <w:unhideWhenUsed/>
+    <w:rsid w:val="00607762"/>
+    <w:rPr>
+      <w:color w:val="467886" w:themeColor="hyperlink"/>
+      <w:u w:val="single"/>
+    </w:rPr>
+  </w:style>
+  <w:style w:type="character" w:styleId="UnresolvedMention">
+    <w:name w:val="Unresolved Mention"/>
+    <w:basedOn w:val="DefaultParagraphFont"/>
+    <w:uiPriority w:val="99"/>
+    <w:semiHidden/>
+    <w:unhideWhenUsed/>
+    <w:rsid w:val="00607762"/>
+    <w:rPr>
+      <w:color w:val="605E5C"/>
+      <w:shd w:val="clear" w:color="auto" w:fill="E1DFDD"/>
+    </w:rPr>
   </w:style>
 </w:styles>
 </file>

--- a/submission/Work_Summary.docx
+++ b/submission/Work_Summary.docx
@@ -1,6 +1,6 @@
 
 <file path=word/document.xml><?xml version="1.0" encoding="utf-8"?>
-<w:document xmlns:wpc="http://schemas.microsoft.com/office/word/2010/wordprocessingCanvas" xmlns:cx="http://schemas.microsoft.com/office/drawing/2014/chartex" xmlns:cx1="http://schemas.microsoft.com/office/drawing/2015/9/8/chartex" xmlns:cx2="http://schemas.microsoft.com/office/drawing/2015/10/21/chartex" xmlns:cx3="http://schemas.microsoft.com/office/drawing/2016/5/9/chartex" xmlns:cx4="http://schemas.microsoft.com/office/drawing/2016/5/10/chartex" xmlns:cx5="http://schemas.microsoft.com/office/drawing/2016/5/11/chartex" xmlns:cx6="http://schemas.microsoft.com/office/drawing/2016/5/12/chartex" xmlns:cx7="http://schemas.microsoft.com/office/drawing/2016/5/13/chartex" xmlns:cx8="http://schemas.microsoft.com/office/drawing/2016/5/14/chartex" xmlns:mc="http://schemas.openxmlformats.org/markup-compatibility/2006" xmlns:aink="http://schemas.microsoft.com/office/drawing/2016/ink" xmlns:am3d="http://schemas.microsoft.com/office/drawing/2017/model3d" xmlns:o="urn:schemas-microsoft-com:office:office" xmlns:oel="http://schemas.microsoft.com/office/2019/extlst" xmlns:r="http://schemas.openxmlformats.org/officeDocument/2006/relationships" xmlns:m="http://schemas.openxmlformats.org/officeDocument/2006/math" xmlns:v="urn:schemas-microsoft-com:vml" xmlns:wp14="http://schemas.microsoft.com/office/word/2010/wordprocessingDrawing" xmlns:wp="http://schemas.openxmlformats.org/drawingml/2006/wordprocessingDrawing" xmlns:w10="urn:schemas-microsoft-com:office:word" xmlns:w="http://schemas.openxmlformats.org/wordprocessingml/2006/main" xmlns:w14="http://schemas.microsoft.com/office/word/2010/wordml" xmlns:w15="http://schemas.microsoft.com/office/word/2012/wordml" xmlns:w16cex="http://schemas.microsoft.com/office/word/2018/wordml/cex" xmlns:w16cid="http://schemas.microsoft.com/office/word/2016/wordml/cid" xmlns:w16="http://schemas.microsoft.com/office/word/2018/wordml" xmlns:w16du="http://schemas.microsoft.com/office/word/2023/wordml/word16du" xmlns:w16sdtdh="http://schemas.microsoft.com/office/word/2020/wordml/sdtdatahash" xmlns:w16sdtfl="http://schemas.microsoft.com/office/word/2024/wordml/sdtformatlock" xmlns:w16se="http://schemas.microsoft.com/office/word/2015/wordml/symex" xmlns:wpg="http://schemas.microsoft.com/office/word/2010/wordprocessingGroup" xmlns:wpi="http://schemas.microsoft.com/office/word/2010/wordprocessingInk" xmlns:wne="http://schemas.microsoft.com/office/word/2006/wordml" xmlns:wps="http://schemas.microsoft.com/office/word/2010/wordprocessingShape" mc:Ignorable="w14 w15 w16se w16cid w16 w16cex w16sdtdh w16sdtfl w16du wp14">
+<w:document xmlns:wpc="http://schemas.microsoft.com/office/word/2010/wordprocessingCanvas" xmlns:mc="http://schemas.openxmlformats.org/markup-compatibility/2006" xmlns:o="urn:schemas-microsoft-com:office:office" xmlns:r="http://schemas.openxmlformats.org/officeDocument/2006/relationships" xmlns:m="http://schemas.openxmlformats.org/officeDocument/2006/math" xmlns:v="urn:schemas-microsoft-com:vml" xmlns:wp14="http://schemas.microsoft.com/office/word/2010/wordprocessingDrawing" xmlns:wp="http://schemas.openxmlformats.org/drawingml/2006/wordprocessingDrawing" xmlns:w10="urn:schemas-microsoft-com:office:word" xmlns:w="http://schemas.openxmlformats.org/wordprocessingml/2006/main" xmlns:w14="http://schemas.microsoft.com/office/word/2010/wordml" xmlns:w15="http://schemas.microsoft.com/office/word/2012/wordml" xmlns:wpg="http://schemas.microsoft.com/office/word/2010/wordprocessingGroup" xmlns:wpi="http://schemas.microsoft.com/office/word/2010/wordprocessingInk" xmlns:wne="http://schemas.microsoft.com/office/word/2006/wordml" xmlns:wps="http://schemas.microsoft.com/office/word/2010/wordprocessingShape" mc:Ignorable="w14 w15 wp14">
   <w:body>
     <w:p>
       <w:pPr>
@@ -22,56 +22,50 @@
           <w:rFonts w:ascii="inter" w:eastAsia="inter" w:hAnsi="inter" w:cs="inter"/>
           <w:b/>
           <w:color w:val="000000"/>
-          <w:sz w:val="24"/>
-        </w:rPr>
-        <w:t>Competition Submission Document</w:t>
+        </w:rPr>
+        <w:t>Handwritt</w:t>
       </w:r>
       <w:r>
         <w:rPr>
           <w:rFonts w:ascii="inter" w:eastAsia="inter" w:hAnsi="inter" w:cs="inter"/>
           <w:b/>
           <w:color w:val="000000"/>
-          <w:sz w:val="24"/>
-        </w:rPr>
-        <w:t xml:space="preserve"> </w:t>
+        </w:rPr>
+        <w:t>en</w:t>
       </w:r>
       <w:r>
         <w:rPr>
           <w:rFonts w:ascii="inter" w:eastAsia="inter" w:hAnsi="inter" w:cs="inter"/>
           <w:b/>
           <w:color w:val="000000"/>
-          <w:sz w:val="24"/>
-        </w:rPr>
-        <w:t>–</w:t>
+        </w:rPr>
+        <w:t xml:space="preserve"> Form Recognition using </w:t>
       </w:r>
       <w:r>
         <w:rPr>
           <w:rFonts w:ascii="inter" w:eastAsia="inter" w:hAnsi="inter" w:cs="inter"/>
           <w:b/>
           <w:color w:val="000000"/>
-          <w:sz w:val="24"/>
-        </w:rPr>
-        <w:t xml:space="preserve"> </w:t>
-      </w:r>
+        </w:rPr>
+        <w:t xml:space="preserve">YOLO and </w:t>
+      </w:r>
+      <w:proofErr w:type="spellStart"/>
       <w:r>
         <w:rPr>
           <w:rFonts w:ascii="inter" w:eastAsia="inter" w:hAnsi="inter" w:cs="inter"/>
           <w:b/>
           <w:color w:val="000000"/>
         </w:rPr>
-        <w:t>Title of the Contribution</w:t>
-      </w:r>
-    </w:p>
-    <w:p>
-      <w:pPr>
-        <w:spacing w:after="210" w:line="360" w:lineRule="auto"/>
-      </w:pPr>
-      <w:r>
-        <w:rPr>
-          <w:rFonts w:ascii="inter" w:eastAsia="inter" w:hAnsi="inter" w:cs="inter"/>
-          <w:color w:val="000000"/>
-        </w:rPr>
-        <w:t>Below is a template for a competition submission or factsheet, based on the provided PDF, with all team and personal details removed. This format can be adapted for similar challenges or competitions.</w:t>
+        <w:t>TrOCR</w:t>
+      </w:r>
+      <w:proofErr w:type="spellEnd"/>
+      <w:r>
+        <w:rPr>
+          <w:rFonts w:ascii="inter" w:eastAsia="inter" w:hAnsi="inter" w:cs="inter"/>
+          <w:b/>
+          <w:color w:val="000000"/>
+        </w:rPr>
+        <w:t xml:space="preserve"> with Layout Aware Error Correction</w:t>
       </w:r>
     </w:p>
     <w:p>
@@ -110,8 +104,17 @@
           <w:rFonts w:ascii="inter" w:eastAsia="inter" w:hAnsi="inter" w:cs="inter"/>
           <w:color w:val="000000"/>
         </w:rPr>
-        <w:t xml:space="preserve"> Tokenwise</w:t>
-      </w:r>
+        <w:t xml:space="preserve"> </w:t>
+      </w:r>
+      <w:proofErr w:type="spellStart"/>
+      <w:r>
+        <w:rPr>
+          <w:rFonts w:ascii="inter" w:eastAsia="inter" w:hAnsi="inter" w:cs="inter"/>
+          <w:color w:val="000000"/>
+        </w:rPr>
+        <w:t>Tokenwise</w:t>
+      </w:r>
+      <w:proofErr w:type="spellEnd"/>
     </w:p>
     <w:p>
       <w:pPr>
@@ -134,8 +137,33 @@
           <w:rFonts w:ascii="inter" w:eastAsia="inter" w:hAnsi="inter" w:cs="inter"/>
           <w:color w:val="000000"/>
         </w:rPr>
-        <w:t xml:space="preserve"> Satishkumar Thirumalai</w:t>
-      </w:r>
+        <w:t xml:space="preserve"> </w:t>
+      </w:r>
+      <w:proofErr w:type="spellStart"/>
+      <w:r>
+        <w:rPr>
+          <w:rFonts w:ascii="inter" w:eastAsia="inter" w:hAnsi="inter" w:cs="inter"/>
+          <w:color w:val="000000"/>
+        </w:rPr>
+        <w:t>Satishkumar</w:t>
+      </w:r>
+      <w:proofErr w:type="spellEnd"/>
+      <w:r>
+        <w:rPr>
+          <w:rFonts w:ascii="inter" w:eastAsia="inter" w:hAnsi="inter" w:cs="inter"/>
+          <w:color w:val="000000"/>
+        </w:rPr>
+        <w:t xml:space="preserve"> </w:t>
+      </w:r>
+      <w:proofErr w:type="spellStart"/>
+      <w:r>
+        <w:rPr>
+          <w:rFonts w:ascii="inter" w:eastAsia="inter" w:hAnsi="inter" w:cs="inter"/>
+          <w:color w:val="000000"/>
+        </w:rPr>
+        <w:t>Thirumalai</w:t>
+      </w:r>
+      <w:proofErr w:type="spellEnd"/>
     </w:p>
     <w:p>
       <w:pPr>
@@ -153,12 +181,28 @@
         </w:rPr>
         <w:t>Team Leader Institution and Email:</w:t>
       </w:r>
-      <w:r>
-        <w:rPr>
-          <w:rFonts w:ascii="inter" w:eastAsia="inter" w:hAnsi="inter" w:cs="inter"/>
-          <w:color w:val="000000"/>
-        </w:rPr>
-        <w:t xml:space="preserve"> [To be filled]</w:t>
+    </w:p>
+    <w:p>
+      <w:pPr>
+        <w:spacing w:before="105" w:after="105" w:line="360" w:lineRule="auto"/>
+        <w:ind w:left="540"/>
+      </w:pPr>
+      <w:r>
+        <w:rPr>
+          <w:rFonts w:ascii="inter" w:eastAsia="inter" w:hAnsi="inter" w:cs="inter"/>
+          <w:color w:val="000000"/>
+        </w:rPr>
+        <w:t>Indira Gandhi Centre for Atomic Research</w:t>
+      </w:r>
+      <w:r>
+        <w:rPr>
+          <w:rFonts w:ascii="inter" w:eastAsia="inter" w:hAnsi="inter" w:cs="inter"/>
+          <w:color w:val="000000"/>
+        </w:rPr>
+        <w:t xml:space="preserve">, </w:t>
+      </w:r>
+      <w:r>
+        <w:t>sathishkumartheta@gmail.com</w:t>
       </w:r>
     </w:p>
     <w:p>
@@ -182,7 +226,123 @@
           <w:rFonts w:ascii="inter" w:eastAsia="inter" w:hAnsi="inter" w:cs="inter"/>
           <w:color w:val="000000"/>
         </w:rPr>
-        <w:t xml:space="preserve"> [To be filled]</w:t>
+        <w:t xml:space="preserve"> </w:t>
+      </w:r>
+    </w:p>
+    <w:p>
+      <w:pPr>
+        <w:spacing w:before="105" w:after="105" w:line="360" w:lineRule="auto"/>
+        <w:ind w:left="540"/>
+      </w:pPr>
+      <w:proofErr w:type="spellStart"/>
+      <w:r>
+        <w:rPr>
+          <w:rFonts w:ascii="inter" w:eastAsia="inter" w:hAnsi="inter" w:cs="inter"/>
+          <w:color w:val="000000"/>
+        </w:rPr>
+        <w:t>Anand</w:t>
+      </w:r>
+      <w:proofErr w:type="spellEnd"/>
+      <w:r>
+        <w:rPr>
+          <w:rFonts w:ascii="inter" w:eastAsia="inter" w:hAnsi="inter" w:cs="inter"/>
+          <w:color w:val="000000"/>
+        </w:rPr>
+        <w:t xml:space="preserve"> </w:t>
+      </w:r>
+      <w:proofErr w:type="spellStart"/>
+      <w:r>
+        <w:rPr>
+          <w:rFonts w:ascii="inter" w:eastAsia="inter" w:hAnsi="inter" w:cs="inter"/>
+          <w:color w:val="000000"/>
+        </w:rPr>
+        <w:t>Rajendran</w:t>
+      </w:r>
+      <w:proofErr w:type="spellEnd"/>
+      <w:r>
+        <w:rPr>
+          <w:rFonts w:ascii="inter" w:eastAsia="inter" w:hAnsi="inter" w:cs="inter"/>
+          <w:color w:val="000000"/>
+        </w:rPr>
+        <w:t xml:space="preserve">, </w:t>
+      </w:r>
+      <w:r>
+        <w:rPr>
+          <w:rFonts w:ascii="inter" w:eastAsia="inter" w:hAnsi="inter" w:cs="inter"/>
+          <w:color w:val="000000"/>
+        </w:rPr>
+        <w:t>Freelancing Consultant</w:t>
+      </w:r>
+      <w:r>
+        <w:rPr>
+          <w:rFonts w:ascii="inter" w:eastAsia="inter" w:hAnsi="inter" w:cs="inter"/>
+          <w:color w:val="000000"/>
+        </w:rPr>
+        <w:t xml:space="preserve"> </w:t>
+      </w:r>
+    </w:p>
+    <w:p>
+      <w:pPr>
+        <w:pStyle w:val="ListParagraph"/>
+        <w:spacing w:before="105" w:after="105" w:line="360" w:lineRule="auto"/>
+        <w:ind w:left="540"/>
+        <w:rPr>
+          <w:rFonts w:ascii="inter" w:eastAsia="inter" w:hAnsi="inter" w:cs="inter"/>
+          <w:color w:val="000000"/>
+        </w:rPr>
+      </w:pPr>
+      <w:r>
+        <w:rPr>
+          <w:rFonts w:ascii="inter" w:eastAsia="inter" w:hAnsi="inter" w:cs="inter"/>
+          <w:color w:val="000000"/>
+        </w:rPr>
+        <w:t xml:space="preserve">Muthukumar G, </w:t>
+      </w:r>
+      <w:r>
+        <w:rPr>
+          <w:rFonts w:ascii="inter" w:eastAsia="inter" w:hAnsi="inter" w:cs="inter"/>
+          <w:color w:val="000000"/>
+        </w:rPr>
+        <w:t>Indira Gandhi Centre for Atomic Research</w:t>
+      </w:r>
+    </w:p>
+    <w:p>
+      <w:pPr>
+        <w:pStyle w:val="ListParagraph"/>
+        <w:spacing w:before="105" w:after="105" w:line="360" w:lineRule="auto"/>
+        <w:ind w:left="540"/>
+      </w:pPr>
+      <w:proofErr w:type="spellStart"/>
+      <w:r>
+        <w:rPr>
+          <w:rFonts w:ascii="inter" w:eastAsia="inter" w:hAnsi="inter" w:cs="inter"/>
+          <w:color w:val="000000"/>
+        </w:rPr>
+        <w:t>Iniya</w:t>
+      </w:r>
+      <w:proofErr w:type="spellEnd"/>
+      <w:r>
+        <w:rPr>
+          <w:rFonts w:ascii="inter" w:eastAsia="inter" w:hAnsi="inter" w:cs="inter"/>
+          <w:color w:val="000000"/>
+        </w:rPr>
+        <w:t xml:space="preserve"> </w:t>
+      </w:r>
+      <w:proofErr w:type="spellStart"/>
+      <w:r>
+        <w:rPr>
+          <w:rFonts w:ascii="inter" w:eastAsia="inter" w:hAnsi="inter" w:cs="inter"/>
+          <w:color w:val="000000"/>
+        </w:rPr>
+        <w:t>Sargam</w:t>
+      </w:r>
+      <w:proofErr w:type="spellEnd"/>
+      <w:r>
+        <w:rPr>
+          <w:rFonts w:ascii="inter" w:eastAsia="inter" w:hAnsi="inter" w:cs="inter"/>
+          <w:color w:val="000000"/>
+        </w:rPr>
+        <w:t xml:space="preserve">, </w:t>
       </w:r>
     </w:p>
     <w:p>
@@ -230,7 +390,130 @@
           <w:rFonts w:ascii="inter" w:eastAsia="inter" w:hAnsi="inter" w:cs="inter"/>
           <w:color w:val="000000"/>
         </w:rPr>
-        <w:t xml:space="preserve"> [To be filled]</w:t>
+        <w:t xml:space="preserve"> </w:t>
+      </w:r>
+    </w:p>
+    <w:p>
+      <w:pPr>
+        <w:spacing w:before="105" w:after="105" w:line="360" w:lineRule="auto"/>
+        <w:ind w:left="540"/>
+        <w:rPr>
+          <w:rFonts w:ascii="inter" w:eastAsia="inter" w:hAnsi="inter" w:cs="inter"/>
+          <w:color w:val="000000"/>
+        </w:rPr>
+      </w:pPr>
+      <w:proofErr w:type="spellStart"/>
+      <w:r>
+        <w:rPr>
+          <w:rFonts w:ascii="inter" w:eastAsia="inter" w:hAnsi="inter" w:cs="inter"/>
+          <w:color w:val="000000"/>
+        </w:rPr>
+        <w:t>Satishkumar</w:t>
+      </w:r>
+      <w:proofErr w:type="spellEnd"/>
+      <w:r>
+        <w:rPr>
+          <w:rFonts w:ascii="inter" w:eastAsia="inter" w:hAnsi="inter" w:cs="inter"/>
+          <w:color w:val="000000"/>
+        </w:rPr>
+        <w:t xml:space="preserve"> Thirumalai</w:t>
+      </w:r>
+      <w:r>
+        <w:rPr>
+          <w:rFonts w:ascii="inter" w:eastAsia="inter" w:hAnsi="inter" w:cs="inter"/>
+          <w:color w:val="000000"/>
+          <w:vertAlign w:val="superscript"/>
+        </w:rPr>
+        <w:t>1</w:t>
+      </w:r>
+    </w:p>
+    <w:p>
+      <w:pPr>
+        <w:spacing w:before="105" w:after="105" w:line="360" w:lineRule="auto"/>
+        <w:ind w:left="540"/>
+        <w:rPr>
+          <w:rFonts w:ascii="inter" w:eastAsia="inter" w:hAnsi="inter" w:cs="inter"/>
+          <w:color w:val="000000"/>
+        </w:rPr>
+      </w:pPr>
+      <w:proofErr w:type="spellStart"/>
+      <w:r>
+        <w:rPr>
+          <w:rFonts w:ascii="inter" w:eastAsia="inter" w:hAnsi="inter" w:cs="inter"/>
+          <w:color w:val="000000"/>
+        </w:rPr>
+        <w:t>Anand</w:t>
+      </w:r>
+      <w:proofErr w:type="spellEnd"/>
+      <w:r>
+        <w:rPr>
+          <w:rFonts w:ascii="inter" w:eastAsia="inter" w:hAnsi="inter" w:cs="inter"/>
+          <w:color w:val="000000"/>
+        </w:rPr>
+        <w:t xml:space="preserve"> Rajendran</w:t>
+      </w:r>
+      <w:r>
+        <w:rPr>
+          <w:rFonts w:ascii="inter" w:eastAsia="inter" w:hAnsi="inter" w:cs="inter"/>
+          <w:color w:val="000000"/>
+          <w:vertAlign w:val="superscript"/>
+        </w:rPr>
+        <w:t>1</w:t>
+      </w:r>
+    </w:p>
+    <w:p>
+      <w:pPr>
+        <w:spacing w:before="105" w:after="105" w:line="360" w:lineRule="auto"/>
+        <w:ind w:left="540"/>
+        <w:rPr>
+          <w:rFonts w:ascii="inter" w:eastAsia="inter" w:hAnsi="inter" w:cs="inter"/>
+          <w:color w:val="000000"/>
+        </w:rPr>
+      </w:pPr>
+      <w:r>
+        <w:rPr>
+          <w:rFonts w:ascii="inter" w:eastAsia="inter" w:hAnsi="inter" w:cs="inter"/>
+          <w:color w:val="000000"/>
+        </w:rPr>
+        <w:t>Muthukumar G</w:t>
+      </w:r>
+      <w:r>
+        <w:rPr>
+          <w:rFonts w:ascii="inter" w:eastAsia="inter" w:hAnsi="inter" w:cs="inter"/>
+          <w:color w:val="000000"/>
+          <w:vertAlign w:val="superscript"/>
+        </w:rPr>
+        <w:t>1</w:t>
+      </w:r>
+    </w:p>
+    <w:p>
+      <w:pPr>
+        <w:spacing w:before="105" w:after="105" w:line="360" w:lineRule="auto"/>
+        <w:ind w:left="540"/>
+      </w:pPr>
+      <w:proofErr w:type="spellStart"/>
+      <w:r>
+        <w:rPr>
+          <w:rFonts w:ascii="inter" w:eastAsia="inter" w:hAnsi="inter" w:cs="inter"/>
+          <w:color w:val="000000"/>
+        </w:rPr>
+        <w:t>Iniya</w:t>
+      </w:r>
+      <w:proofErr w:type="spellEnd"/>
+      <w:r>
+        <w:rPr>
+          <w:rFonts w:ascii="inter" w:eastAsia="inter" w:hAnsi="inter" w:cs="inter"/>
+          <w:color w:val="000000"/>
+        </w:rPr>
+        <w:t xml:space="preserve"> Sargam</w:t>
+      </w:r>
+      <w:r>
+        <w:rPr>
+          <w:rFonts w:ascii="inter" w:eastAsia="inter" w:hAnsi="inter" w:cs="inter"/>
+          <w:color w:val="000000"/>
+          <w:vertAlign w:val="superscript"/>
+        </w:rPr>
+        <w:t>1</w:t>
       </w:r>
     </w:p>
     <w:p>
@@ -254,7 +537,14 @@
           <w:rFonts w:ascii="inter" w:eastAsia="inter" w:hAnsi="inter" w:cs="inter"/>
           <w:color w:val="000000"/>
         </w:rPr>
-        <w:t xml:space="preserve"> [To be filled]</w:t>
+        <w:t xml:space="preserve"> </w:t>
+      </w:r>
+      <w:r>
+        <w:rPr>
+          <w:rFonts w:ascii="inter" w:eastAsia="inter" w:hAnsi="inter" w:cs="inter"/>
+          <w:color w:val="000000"/>
+        </w:rPr>
+        <w:t>Package Delivered</w:t>
       </w:r>
     </w:p>
     <w:p>
@@ -278,7 +568,14 @@
           <w:rFonts w:ascii="inter" w:eastAsia="inter" w:hAnsi="inter" w:cs="inter"/>
           <w:color w:val="000000"/>
         </w:rPr>
-        <w:t xml:space="preserve"> [To be filled]</w:t>
+        <w:t xml:space="preserve"> </w:t>
+      </w:r>
+      <w:r>
+        <w:rPr>
+          <w:rFonts w:ascii="inter" w:eastAsia="inter" w:hAnsi="inter" w:cs="inter"/>
+          <w:color w:val="000000"/>
+        </w:rPr>
+        <w:t>Package Delivered</w:t>
       </w:r>
     </w:p>
     <w:p>
@@ -322,6 +619,35 @@
     </w:p>
     <w:p>
       <w:pPr>
+        <w:spacing w:after="210" w:line="360" w:lineRule="auto"/>
+        <w:ind w:left="540"/>
+      </w:pPr>
+      <w:r>
+        <w:rPr>
+          <w:rFonts w:ascii="inter" w:eastAsia="inter" w:hAnsi="inter" w:cs="inter"/>
+          <w:color w:val="000000"/>
+        </w:rPr>
+        <w:t xml:space="preserve">Handwritten Form Recognition using YOLO and </w:t>
+      </w:r>
+      <w:proofErr w:type="spellStart"/>
+      <w:r>
+        <w:rPr>
+          <w:rFonts w:ascii="inter" w:eastAsia="inter" w:hAnsi="inter" w:cs="inter"/>
+          <w:color w:val="000000"/>
+        </w:rPr>
+        <w:t>TrOCR</w:t>
+      </w:r>
+      <w:proofErr w:type="spellEnd"/>
+      <w:r>
+        <w:rPr>
+          <w:rFonts w:ascii="inter" w:eastAsia="inter" w:hAnsi="inter" w:cs="inter"/>
+          <w:color w:val="000000"/>
+        </w:rPr>
+        <w:t xml:space="preserve"> with Layout Aware Error Correction</w:t>
+      </w:r>
+    </w:p>
+    <w:p>
+      <w:pPr>
         <w:numPr>
           <w:ilvl w:val="0"/>
           <w:numId w:val="2"/>
@@ -370,6 +696,7 @@
           <w:rFonts w:ascii="inter" w:eastAsia="inter" w:hAnsi="inter" w:cs="inter"/>
           <w:color w:val="000000"/>
         </w:rPr>
+        <w:lastRenderedPageBreak/>
         <w:t xml:space="preserve">The first stage of the pipeline involves handwritten field detection using a fine-tuned YOLOv8 object detection model. This model is trained to localize regions containing handwritten text within form images. </w:t>
       </w:r>
       <w:r>
@@ -419,7 +746,21 @@
           <w:rFonts w:ascii="inter" w:eastAsia="inter" w:hAnsi="inter" w:cs="inter"/>
           <w:color w:val="000000"/>
         </w:rPr>
-        <w:t>for each predicted region.</w:t>
+        <w:t>for each predicted</w:t>
+      </w:r>
+      <w:r>
+        <w:rPr>
+          <w:rFonts w:ascii="inter" w:eastAsia="inter" w:hAnsi="inter" w:cs="inter"/>
+          <w:color w:val="000000"/>
+        </w:rPr>
+        <w:t xml:space="preserve"> field</w:t>
+      </w:r>
+      <w:r>
+        <w:rPr>
+          <w:rFonts w:ascii="inter" w:eastAsia="inter" w:hAnsi="inter" w:cs="inter"/>
+          <w:color w:val="000000"/>
+        </w:rPr>
+        <w:t xml:space="preserve"> region.</w:t>
       </w:r>
     </w:p>
     <w:p>
@@ -444,7 +785,25 @@
           <w:rFonts w:ascii="inter" w:eastAsia="inter" w:hAnsi="inter" w:cs="inter"/>
           <w:color w:val="000000"/>
         </w:rPr>
-        <w:t xml:space="preserve">field matching algorithm is applied. Each predicted bounding box is compared with a set of reference ground-truth boxes obtained from template forms. Using Intersection over Union (IoU) as a matching criterion, the system assigns each detected field to a corresponding </w:t>
+        <w:t>field matching algorithm is applied. Each predicted bounding box is compared with a set of reference ground-truth boxes obtained from template forms. Using Intersection over Union (</w:t>
+      </w:r>
+      <w:proofErr w:type="spellStart"/>
+      <w:proofErr w:type="gramStart"/>
+      <w:r>
+        <w:rPr>
+          <w:rFonts w:ascii="inter" w:eastAsia="inter" w:hAnsi="inter" w:cs="inter"/>
+          <w:color w:val="000000"/>
+        </w:rPr>
+        <w:t>IoU</w:t>
+      </w:r>
+      <w:proofErr w:type="spellEnd"/>
+      <w:proofErr w:type="gramEnd"/>
+      <w:r>
+        <w:rPr>
+          <w:rFonts w:ascii="inter" w:eastAsia="inter" w:hAnsi="inter" w:cs="inter"/>
+          <w:color w:val="000000"/>
+        </w:rPr>
+        <w:t xml:space="preserve">) as a matching criterion, the system assigns each detected field to a corresponding </w:t>
       </w:r>
       <w:r>
         <w:rPr>
@@ -490,7 +849,23 @@
           <w:rFonts w:ascii="inter" w:eastAsia="inter" w:hAnsi="inter" w:cs="inter"/>
           <w:color w:val="000000"/>
         </w:rPr>
-        <w:t xml:space="preserve">trained TrOCR model </w:t>
+        <w:t xml:space="preserve">trained </w:t>
+      </w:r>
+      <w:proofErr w:type="spellStart"/>
+      <w:r>
+        <w:rPr>
+          <w:rFonts w:ascii="inter" w:eastAsia="inter" w:hAnsi="inter" w:cs="inter"/>
+          <w:color w:val="000000"/>
+        </w:rPr>
+        <w:t>TrOCR</w:t>
+      </w:r>
+      <w:proofErr w:type="spellEnd"/>
+      <w:r>
+        <w:rPr>
+          <w:rFonts w:ascii="inter" w:eastAsia="inter" w:hAnsi="inter" w:cs="inter"/>
+          <w:color w:val="000000"/>
+        </w:rPr>
+        <w:t xml:space="preserve"> model </w:t>
       </w:r>
       <w:r>
         <w:rPr>
@@ -504,15 +879,23 @@
           <w:rFonts w:ascii="inter" w:eastAsia="inter" w:hAnsi="inter" w:cs="inter"/>
           <w:color w:val="000000"/>
         </w:rPr>
-        <w:t xml:space="preserve"> which performs the actual handwritten text recognition. TrOCR converts the </w:t>
-      </w:r>
-      <w:r>
-        <w:rPr>
-          <w:rFonts w:ascii="inter" w:eastAsia="inter" w:hAnsi="inter" w:cs="inter"/>
-          <w:color w:val="000000"/>
-        </w:rPr>
-        <w:lastRenderedPageBreak/>
-        <w:t xml:space="preserve">handwritten content in each cropped region into a raw textual prediction using a </w:t>
+        <w:t xml:space="preserve"> which performs the actual handwritten text recognition. </w:t>
+      </w:r>
+      <w:proofErr w:type="spellStart"/>
+      <w:r>
+        <w:rPr>
+          <w:rFonts w:ascii="inter" w:eastAsia="inter" w:hAnsi="inter" w:cs="inter"/>
+          <w:color w:val="000000"/>
+        </w:rPr>
+        <w:t>TrOCR</w:t>
+      </w:r>
+      <w:proofErr w:type="spellEnd"/>
+      <w:r>
+        <w:rPr>
+          <w:rFonts w:ascii="inter" w:eastAsia="inter" w:hAnsi="inter" w:cs="inter"/>
+          <w:color w:val="000000"/>
+        </w:rPr>
+        <w:t xml:space="preserve"> converts the handwritten content in each cropped region into a raw textual prediction using a </w:t>
       </w:r>
       <w:r>
         <w:rPr>
@@ -551,7 +934,25 @@
           <w:rFonts w:ascii="inter" w:eastAsia="inter" w:hAnsi="inter" w:cs="inter"/>
           <w:color w:val="000000"/>
         </w:rPr>
-        <w:t xml:space="preserve">proposed an IoU </w:t>
+        <w:t xml:space="preserve">proposed an </w:t>
+      </w:r>
+      <w:proofErr w:type="spellStart"/>
+      <w:proofErr w:type="gramStart"/>
+      <w:r>
+        <w:rPr>
+          <w:rFonts w:ascii="inter" w:eastAsia="inter" w:hAnsi="inter" w:cs="inter"/>
+          <w:color w:val="000000"/>
+        </w:rPr>
+        <w:t>IoU</w:t>
+      </w:r>
+      <w:proofErr w:type="spellEnd"/>
+      <w:proofErr w:type="gramEnd"/>
+      <w:r>
+        <w:rPr>
+          <w:rFonts w:ascii="inter" w:eastAsia="inter" w:hAnsi="inter" w:cs="inter"/>
+          <w:color w:val="000000"/>
+        </w:rPr>
+        <w:t xml:space="preserve"> </w:t>
       </w:r>
       <w:r>
         <w:rPr>
@@ -614,7 +1015,23 @@
           <w:rFonts w:ascii="inter" w:eastAsia="inter" w:hAnsi="inter" w:cs="inter"/>
           <w:color w:val="000000"/>
         </w:rPr>
-        <w:t xml:space="preserve"> such as "Malee" </w:t>
+        <w:t xml:space="preserve"> such as "</w:t>
+      </w:r>
+      <w:proofErr w:type="spellStart"/>
+      <w:r>
+        <w:rPr>
+          <w:rFonts w:ascii="inter" w:eastAsia="inter" w:hAnsi="inter" w:cs="inter"/>
+          <w:color w:val="000000"/>
+        </w:rPr>
+        <w:t>Malee</w:t>
+      </w:r>
+      <w:proofErr w:type="spellEnd"/>
+      <w:r>
+        <w:rPr>
+          <w:rFonts w:ascii="inter" w:eastAsia="inter" w:hAnsi="inter" w:cs="inter"/>
+          <w:color w:val="000000"/>
+        </w:rPr>
+        <w:t xml:space="preserve">" </w:t>
       </w:r>
       <w:r>
         <w:rPr>
@@ -666,7 +1083,7 @@
           <w:b/>
           <w:color w:val="000000"/>
         </w:rPr>
-        <w:t>Representative Image/Diagram of the Method:</w:t>
+        <w:t>Representative Image:</w:t>
       </w:r>
       <w:r>
         <w:rPr>
@@ -674,7 +1091,62 @@
           <w:color w:val="000000"/>
         </w:rPr>
         <w:br/>
-        <w:t>[Insert architecture diagram or representative image here]</w:t>
+      </w:r>
+      <w:r>
+        <w:rPr>
+          <w:rFonts w:ascii="inter" w:eastAsia="inter" w:hAnsi="inter" w:cs="inter"/>
+          <w:noProof/>
+          <w:color w:val="000000"/>
+          <w:lang w:val="en-IN" w:eastAsia="en-IN"/>
+        </w:rPr>
+        <w:drawing>
+          <wp:inline distT="0" distB="0" distL="0" distR="0" wp14:anchorId="27AC7675" wp14:editId="7BD9324B">
+            <wp:extent cx="6480680" cy="1819275"/>
+            <wp:effectExtent l="0" t="0" r="0" b="0"/>
+            <wp:docPr id="1" name="Picture 1" descr="C:\Users\ADMIN\Pictures\1.png"/>
+            <wp:cNvGraphicFramePr>
+              <a:graphicFrameLocks xmlns:a="http://schemas.openxmlformats.org/drawingml/2006/main" noChangeAspect="1"/>
+            </wp:cNvGraphicFramePr>
+            <a:graphic xmlns:a="http://schemas.openxmlformats.org/drawingml/2006/main">
+              <a:graphicData uri="http://schemas.openxmlformats.org/drawingml/2006/picture">
+                <pic:pic xmlns:pic="http://schemas.openxmlformats.org/drawingml/2006/picture">
+                  <pic:nvPicPr>
+                    <pic:cNvPr id="0" name="Picture 3" descr="C:\Users\ADMIN\Pictures\1.png"/>
+                    <pic:cNvPicPr>
+                      <a:picLocks noChangeAspect="1" noChangeArrowheads="1"/>
+                    </pic:cNvPicPr>
+                  </pic:nvPicPr>
+                  <pic:blipFill>
+                    <a:blip r:embed="rId5">
+                      <a:extLst>
+                        <a:ext uri="{28A0092B-C50C-407E-A947-70E740481C1C}">
+                          <a14:useLocalDpi xmlns:a14="http://schemas.microsoft.com/office/drawing/2010/main" val="0"/>
+                        </a:ext>
+                      </a:extLst>
+                    </a:blip>
+                    <a:srcRect/>
+                    <a:stretch>
+                      <a:fillRect/>
+                    </a:stretch>
+                  </pic:blipFill>
+                  <pic:spPr bwMode="auto">
+                    <a:xfrm>
+                      <a:off x="0" y="0"/>
+                      <a:ext cx="6487307" cy="1821135"/>
+                    </a:xfrm>
+                    <a:prstGeom prst="rect">
+                      <a:avLst/>
+                    </a:prstGeom>
+                    <a:noFill/>
+                    <a:ln>
+                      <a:noFill/>
+                    </a:ln>
+                  </pic:spPr>
+                </pic:pic>
+              </a:graphicData>
+            </a:graphic>
+          </wp:inline>
+        </w:drawing>
       </w:r>
     </w:p>
     <w:p>
@@ -718,7 +1190,15 @@
         <w:spacing w:after="210" w:line="360" w:lineRule="auto"/>
       </w:pPr>
       <w:r>
-        <w:t>For TrOCR, Cross Entropy Loss</w:t>
+        <w:t xml:space="preserve">For </w:t>
+      </w:r>
+      <w:proofErr w:type="spellStart"/>
+      <w:r>
+        <w:t>TrOCR</w:t>
+      </w:r>
+      <w:proofErr w:type="spellEnd"/>
+      <w:r>
+        <w:t>, Cross Entropy Loss</w:t>
       </w:r>
     </w:p>
     <w:p>
@@ -736,6 +1216,7 @@
           <w:b/>
           <w:color w:val="000000"/>
         </w:rPr>
+        <w:lastRenderedPageBreak/>
         <w:t>Testing of Previously Published Methods:</w:t>
       </w:r>
       <w:r>
@@ -763,48 +1244,66 @@
       </w:tblPr>
       <w:tblGrid>
         <w:gridCol w:w="1156"/>
-        <w:gridCol w:w="4809"/>
-        <w:gridCol w:w="2995"/>
+        <w:gridCol w:w="3261"/>
+        <w:gridCol w:w="4543"/>
       </w:tblGrid>
       <w:tr>
         <w:tc>
           <w:tcPr>
             <w:tcW w:w="1156" w:type="dxa"/>
-            <w:vAlign w:val="bottom"/>
+            <w:vAlign w:val="center"/>
           </w:tcPr>
           <w:p>
             <w:pPr>
               <w:jc w:val="center"/>
+              <w:rPr>
+                <w:rFonts w:ascii="inter" w:hAnsi="inter"/>
+              </w:rPr>
             </w:pPr>
             <w:r>
+              <w:rPr>
+                <w:rFonts w:ascii="inter" w:hAnsi="inter"/>
+              </w:rPr>
               <w:t>Model</w:t>
             </w:r>
           </w:p>
         </w:tc>
         <w:tc>
           <w:tcPr>
-            <w:tcW w:w="4809" w:type="dxa"/>
-            <w:vAlign w:val="bottom"/>
+            <w:tcW w:w="3261" w:type="dxa"/>
+            <w:vAlign w:val="center"/>
           </w:tcPr>
           <w:p>
             <w:pPr>
               <w:jc w:val="center"/>
+              <w:rPr>
+                <w:rFonts w:ascii="inter" w:hAnsi="inter"/>
+              </w:rPr>
             </w:pPr>
             <w:r>
+              <w:rPr>
+                <w:rFonts w:ascii="inter" w:hAnsi="inter"/>
+              </w:rPr>
               <w:t>Task</w:t>
             </w:r>
           </w:p>
         </w:tc>
         <w:tc>
           <w:tcPr>
-            <w:tcW w:w="2995" w:type="dxa"/>
-            <w:vAlign w:val="bottom"/>
+            <w:tcW w:w="4543" w:type="dxa"/>
+            <w:vAlign w:val="center"/>
           </w:tcPr>
           <w:p>
             <w:pPr>
               <w:jc w:val="center"/>
+              <w:rPr>
+                <w:rFonts w:ascii="inter" w:hAnsi="inter"/>
+              </w:rPr>
             </w:pPr>
             <w:r>
+              <w:rPr>
+                <w:rFonts w:ascii="inter" w:hAnsi="inter"/>
+              </w:rPr>
               <w:t>Results</w:t>
             </w:r>
           </w:p>
@@ -814,105 +1313,241 @@
         <w:tc>
           <w:tcPr>
             <w:tcW w:w="1156" w:type="dxa"/>
-            <w:vAlign w:val="bottom"/>
+            <w:vAlign w:val="center"/>
           </w:tcPr>
           <w:p>
             <w:pPr>
               <w:jc w:val="center"/>
+              <w:rPr>
+                <w:rFonts w:ascii="inter" w:hAnsi="inter"/>
+              </w:rPr>
             </w:pPr>
             <w:r>
+              <w:rPr>
+                <w:rFonts w:ascii="inter" w:hAnsi="inter"/>
+              </w:rPr>
               <w:t>YOLOv8</w:t>
             </w:r>
           </w:p>
         </w:tc>
         <w:tc>
           <w:tcPr>
-            <w:tcW w:w="4809" w:type="dxa"/>
-            <w:vAlign w:val="bottom"/>
+            <w:tcW w:w="3261" w:type="dxa"/>
+            <w:vAlign w:val="center"/>
           </w:tcPr>
           <w:p>
+            <w:pPr>
+              <w:rPr>
+                <w:rFonts w:ascii="inter" w:hAnsi="inter"/>
+              </w:rPr>
+            </w:pPr>
             <w:r>
+              <w:rPr>
+                <w:rFonts w:ascii="inter" w:hAnsi="inter"/>
+              </w:rPr>
               <w:t>Handwritten Field Detection</w:t>
             </w:r>
           </w:p>
         </w:tc>
         <w:tc>
           <w:tcPr>
-            <w:tcW w:w="2995" w:type="dxa"/>
-            <w:vAlign w:val="bottom"/>
+            <w:tcW w:w="4543" w:type="dxa"/>
+            <w:vAlign w:val="center"/>
           </w:tcPr>
-          <w:p/>
+          <w:p>
+            <w:pPr>
+              <w:rPr>
+                <w:rFonts w:ascii="inter" w:hAnsi="inter"/>
+              </w:rPr>
+            </w:pPr>
+            <w:r>
+              <w:rPr>
+                <w:rFonts w:ascii="inter" w:hAnsi="inter"/>
+              </w:rPr>
+              <w:t>Bounding box prediction</w:t>
+            </w:r>
+          </w:p>
+          <w:p>
+            <w:pPr>
+              <w:rPr>
+                <w:rFonts w:ascii="inter" w:hAnsi="inter"/>
+              </w:rPr>
+            </w:pPr>
+            <w:r>
+              <w:rPr>
+                <w:rFonts w:ascii="inter" w:hAnsi="inter"/>
+              </w:rPr>
+              <w:t>Precision = 98.8</w:t>
+            </w:r>
+          </w:p>
+          <w:p>
+            <w:pPr>
+              <w:rPr>
+                <w:rFonts w:ascii="inter" w:hAnsi="inter"/>
+              </w:rPr>
+            </w:pPr>
+            <w:r>
+              <w:rPr>
+                <w:rFonts w:ascii="inter" w:hAnsi="inter"/>
+              </w:rPr>
+              <w:t>Recall = 98.61</w:t>
+            </w:r>
+          </w:p>
+          <w:p>
+            <w:pPr>
+              <w:rPr>
+                <w:rFonts w:ascii="inter" w:hAnsi="inter"/>
+              </w:rPr>
+            </w:pPr>
+            <w:r>
+              <w:rPr>
+                <w:rFonts w:ascii="inter" w:hAnsi="inter"/>
+              </w:rPr>
+              <w:t>map@50 = 78.58</w:t>
+            </w:r>
+            <w:bookmarkStart w:id="0" w:name="_GoBack"/>
+            <w:bookmarkEnd w:id="0"/>
+          </w:p>
         </w:tc>
       </w:tr>
       <w:tr>
         <w:tc>
           <w:tcPr>
             <w:tcW w:w="1156" w:type="dxa"/>
-            <w:vAlign w:val="bottom"/>
+            <w:vAlign w:val="center"/>
           </w:tcPr>
           <w:p>
             <w:pPr>
               <w:jc w:val="center"/>
+              <w:rPr>
+                <w:rFonts w:ascii="inter" w:hAnsi="inter"/>
+              </w:rPr>
             </w:pPr>
+            <w:proofErr w:type="spellStart"/>
             <w:r>
+              <w:rPr>
+                <w:rFonts w:ascii="inter" w:hAnsi="inter"/>
+              </w:rPr>
               <w:t>TrOCR</w:t>
             </w:r>
+            <w:proofErr w:type="spellEnd"/>
           </w:p>
         </w:tc>
         <w:tc>
           <w:tcPr>
-            <w:tcW w:w="4809" w:type="dxa"/>
-            <w:vAlign w:val="bottom"/>
+            <w:tcW w:w="3261" w:type="dxa"/>
+            <w:vAlign w:val="center"/>
           </w:tcPr>
           <w:p>
+            <w:pPr>
+              <w:rPr>
+                <w:rFonts w:ascii="inter" w:hAnsi="inter"/>
+              </w:rPr>
+            </w:pPr>
             <w:r>
+              <w:rPr>
+                <w:rFonts w:ascii="inter" w:hAnsi="inter"/>
+              </w:rPr>
               <w:t>Handwritten Text Recognition</w:t>
             </w:r>
           </w:p>
         </w:tc>
         <w:tc>
           <w:tcPr>
-            <w:tcW w:w="2995" w:type="dxa"/>
-            <w:vAlign w:val="bottom"/>
+            <w:tcW w:w="4543" w:type="dxa"/>
+            <w:vAlign w:val="center"/>
           </w:tcPr>
-          <w:p/>
+          <w:p>
+            <w:pPr>
+              <w:rPr>
+                <w:rFonts w:ascii="inter" w:hAnsi="inter"/>
+              </w:rPr>
+            </w:pPr>
+            <w:r>
+              <w:rPr>
+                <w:rFonts w:ascii="inter" w:hAnsi="inter"/>
+              </w:rPr>
+              <w:t>CER = 29.79, WER = 114.12</w:t>
+            </w:r>
+          </w:p>
         </w:tc>
       </w:tr>
       <w:tr>
         <w:tc>
           <w:tcPr>
             <w:tcW w:w="1156" w:type="dxa"/>
-            <w:vAlign w:val="bottom"/>
+            <w:vAlign w:val="center"/>
           </w:tcPr>
           <w:p>
             <w:pPr>
               <w:jc w:val="center"/>
+              <w:rPr>
+                <w:rFonts w:ascii="inter" w:hAnsi="inter"/>
+              </w:rPr>
             </w:pPr>
             <w:r>
+              <w:rPr>
+                <w:rFonts w:ascii="inter" w:hAnsi="inter"/>
+              </w:rPr>
               <w:t>Tesseract</w:t>
             </w:r>
           </w:p>
         </w:tc>
         <w:tc>
           <w:tcPr>
-            <w:tcW w:w="4809" w:type="dxa"/>
-            <w:vAlign w:val="bottom"/>
+            <w:tcW w:w="3261" w:type="dxa"/>
+            <w:vAlign w:val="center"/>
           </w:tcPr>
           <w:p>
+            <w:pPr>
+              <w:rPr>
+                <w:rFonts w:ascii="inter" w:hAnsi="inter"/>
+              </w:rPr>
+            </w:pPr>
             <w:r>
-              <w:t>Handwritten Text Recognition</w:t>
-            </w:r>
-            <w:r>
-              <w:t xml:space="preserve"> - Baseline</w:t>
+              <w:rPr>
+                <w:rFonts w:ascii="inter" w:hAnsi="inter"/>
+              </w:rPr>
+              <w:t xml:space="preserve">Handwritten Text Recognition </w:t>
             </w:r>
           </w:p>
         </w:tc>
         <w:tc>
           <w:tcPr>
-            <w:tcW w:w="2995" w:type="dxa"/>
-            <w:vAlign w:val="bottom"/>
+            <w:tcW w:w="4543" w:type="dxa"/>
+            <w:vAlign w:val="center"/>
           </w:tcPr>
-          <w:p/>
+          <w:p>
+            <w:pPr>
+              <w:rPr>
+                <w:rFonts w:ascii="inter" w:hAnsi="inter"/>
+              </w:rPr>
+            </w:pPr>
+            <w:r>
+              <w:rPr>
+                <w:rFonts w:ascii="inter" w:hAnsi="inter"/>
+              </w:rPr>
+              <w:t xml:space="preserve">CER = </w:t>
+            </w:r>
+            <w:r>
+              <w:rPr>
+                <w:rFonts w:ascii="inter" w:hAnsi="inter"/>
+              </w:rPr>
+              <w:t>72.54</w:t>
+            </w:r>
+            <w:r>
+              <w:rPr>
+                <w:rFonts w:ascii="inter" w:hAnsi="inter"/>
+              </w:rPr>
+              <w:t xml:space="preserve">, WER = </w:t>
+            </w:r>
+            <w:r>
+              <w:rPr>
+                <w:rFonts w:ascii="inter" w:hAnsi="inter"/>
+              </w:rPr>
+              <w:t>159.32</w:t>
+            </w:r>
+          </w:p>
         </w:tc>
       </w:tr>
     </w:tbl>
@@ -943,7 +1578,14 @@
           <w:b/>
           <w:color w:val="000000"/>
         </w:rPr>
-        <w:t xml:space="preserve"> No</w:t>
+        <w:t xml:space="preserve"> </w:t>
+      </w:r>
+      <w:r>
+        <w:rPr>
+          <w:rFonts w:ascii="inter" w:eastAsia="inter" w:hAnsi="inter" w:cs="inter"/>
+          <w:color w:val="000000"/>
+        </w:rPr>
+        <w:t>No</w:t>
       </w:r>
     </w:p>
     <w:p>
@@ -960,21 +1602,92 @@
           <w:b/>
           <w:color w:val="000000"/>
         </w:rPr>
-        <w:t>Other Methods and Baselines Tested:</w:t>
-      </w:r>
-      <w:r>
-        <w:rPr>
-          <w:rFonts w:ascii="inter" w:eastAsia="inter" w:hAnsi="inter" w:cs="inter"/>
-          <w:color w:val="000000"/>
-        </w:rPr>
-        <w:br/>
-        <w:t>[List if applicable]</w:t>
+        <w:t xml:space="preserve">Other Methods and Baselines </w:t>
+      </w:r>
+      <w:proofErr w:type="spellStart"/>
+      <w:r>
+        <w:rPr>
+          <w:rFonts w:ascii="inter" w:eastAsia="inter" w:hAnsi="inter" w:cs="inter"/>
+          <w:b/>
+          <w:color w:val="000000"/>
+        </w:rPr>
+        <w:t>Tested:</w:t>
+      </w:r>
+    </w:p>
+    <w:p>
+      <w:pPr>
+        <w:spacing w:after="0" w:line="360" w:lineRule="auto"/>
+        <w:ind w:left="540"/>
+        <w:jc w:val="both"/>
+        <w:rPr>
+          <w:rFonts w:ascii="inter" w:eastAsia="inter" w:hAnsi="inter" w:cs="inter"/>
+          <w:color w:val="000000"/>
+        </w:rPr>
+      </w:pPr>
+      <w:proofErr w:type="spellEnd"/>
+      <w:r>
+        <w:t>Custom OCR CTC Model:</w:t>
+      </w:r>
+      <w:r>
+        <w:t xml:space="preserve"> </w:t>
+      </w:r>
+      <w:r>
+        <w:rPr>
+          <w:rFonts w:ascii="inter" w:eastAsia="inter" w:hAnsi="inter" w:cs="inter"/>
+          <w:color w:val="000000"/>
+        </w:rPr>
+        <w:t>The OCR model is a convolutional recurrent neural network trained with Connectionist Temporal Classification (CTC) loss to recognize handwritten text from grayscale images. The model architecture begins with a convolutional backbone consisting of multiple Conv2D layers with i</w:t>
+      </w:r>
+      <w:r>
+        <w:rPr>
+          <w:rFonts w:ascii="inter" w:eastAsia="inter" w:hAnsi="inter" w:cs="inter"/>
+          <w:color w:val="000000"/>
+        </w:rPr>
+        <w:t xml:space="preserve">ncreasing filter sizes (32, 64, </w:t>
+      </w:r>
+      <w:proofErr w:type="gramStart"/>
+      <w:r>
+        <w:rPr>
+          <w:rFonts w:ascii="inter" w:eastAsia="inter" w:hAnsi="inter" w:cs="inter"/>
+          <w:color w:val="000000"/>
+        </w:rPr>
+        <w:t>128</w:t>
+      </w:r>
+      <w:proofErr w:type="gramEnd"/>
+      <w:r>
+        <w:rPr>
+          <w:rFonts w:ascii="inter" w:eastAsia="inter" w:hAnsi="inter" w:cs="inter"/>
+          <w:color w:val="000000"/>
+        </w:rPr>
+        <w:t xml:space="preserve">), each followed by max pooling and batch normalization to extract spatial features. The final convolutional output is reshaped into a sequence format suitable for temporal modeling. This sequence is then processed by two stacked bidirectional LSTM layers with 128 hidden units each, enabling the model to capture contextual dependencies in both forward and backward directions. A dense layer with </w:t>
+      </w:r>
+      <w:proofErr w:type="spellStart"/>
+      <w:r>
+        <w:rPr>
+          <w:rFonts w:ascii="inter" w:eastAsia="inter" w:hAnsi="inter" w:cs="inter"/>
+          <w:color w:val="000000"/>
+        </w:rPr>
+        <w:t>softmax</w:t>
+      </w:r>
+      <w:proofErr w:type="spellEnd"/>
+      <w:r>
+        <w:rPr>
+          <w:rFonts w:ascii="inter" w:eastAsia="inter" w:hAnsi="inter" w:cs="inter"/>
+          <w:color w:val="000000"/>
+        </w:rPr>
+        <w:t xml:space="preserve"> activation generates probability distributions over the character vocabulary for each time step. For training, a custom CTC loss layer computes the alignment-free sequence loss between predicted character probabilities and ground truth labels. The architecture supports two modes: a training model that incorporates the CTC loss, and a separate prediction model that outputs character probabilities for decoding during inference. This setup allows the model to handle varying text lengths and unsegmented input efficiently. </w:t>
+      </w:r>
+      <w:r>
+        <w:rPr>
+          <w:rFonts w:ascii="inter" w:eastAsia="inter" w:hAnsi="inter" w:cs="inter"/>
+          <w:color w:val="000000"/>
+        </w:rPr>
+        <w:t xml:space="preserve"> </w:t>
       </w:r>
     </w:p>
     <w:p>
       <w:pPr>
         <w:spacing w:before="315" w:after="105" w:line="360" w:lineRule="auto"/>
-        <w:ind w:left="-30"/>
       </w:pPr>
       <w:r>
         <w:rPr>
@@ -1023,7 +1736,31 @@
         <w:ind w:left="540"/>
       </w:pPr>
       <w:r>
-        <w:t>The pipeline integrates object detection (YOLO), spatial matching (IoU), sequence generation (TrOCR), and post-processing corrections. Inference and post-processing are lightweight after initial training</w:t>
+        <w:t>The pipeline integrates object detection (YOLO), spatial matching (</w:t>
+      </w:r>
+      <w:proofErr w:type="spellStart"/>
+      <w:proofErr w:type="gramStart"/>
+      <w:r>
+        <w:t>IoU</w:t>
+      </w:r>
+      <w:proofErr w:type="spellEnd"/>
+      <w:proofErr w:type="gramEnd"/>
+      <w:r>
+        <w:t xml:space="preserve">), </w:t>
+      </w:r>
+      <w:r>
+        <w:t>text recognition</w:t>
+      </w:r>
+      <w:r>
+        <w:t xml:space="preserve"> (</w:t>
+      </w:r>
+      <w:proofErr w:type="spellStart"/>
+      <w:r>
+        <w:t>TrOCR</w:t>
+      </w:r>
+      <w:proofErr w:type="spellEnd"/>
+      <w:r>
+        <w:t>), and post-processing corrections. Inference and post-processing are lightweight after initial training</w:t>
       </w:r>
     </w:p>
     <w:p>
@@ -1060,8 +1797,15 @@
         <w:ind w:left="1077" w:hanging="357"/>
       </w:pPr>
       <w:r>
-        <w:lastRenderedPageBreak/>
-        <w:t>YOLOv8: Pretrained on COCO, fine-tuned on handwritten form bounding boxes</w:t>
+        <w:t xml:space="preserve">YOLOv8: </w:t>
+      </w:r>
+      <w:proofErr w:type="spellStart"/>
+      <w:r>
+        <w:t>Pretrained</w:t>
+      </w:r>
+      <w:proofErr w:type="spellEnd"/>
+      <w:r>
+        <w:t xml:space="preserve"> on COCO, fine-tuned on handwritten form bounding boxes</w:t>
       </w:r>
     </w:p>
     <w:p>
@@ -1073,8 +1817,21 @@
         <w:spacing w:after="0" w:line="360" w:lineRule="auto"/>
         <w:ind w:left="1077" w:hanging="357"/>
       </w:pPr>
-      <w:r>
-        <w:t>TrOCR Large (Handwritten): Pretrained by Microsoft on IAM dataset</w:t>
+      <w:proofErr w:type="spellStart"/>
+      <w:r>
+        <w:t>TrOCR</w:t>
+      </w:r>
+      <w:proofErr w:type="spellEnd"/>
+      <w:r>
+        <w:t xml:space="preserve"> Large (Handwritten): </w:t>
+      </w:r>
+      <w:proofErr w:type="spellStart"/>
+      <w:r>
+        <w:t>Pretrained</w:t>
+      </w:r>
+      <w:proofErr w:type="spellEnd"/>
+      <w:r>
+        <w:t xml:space="preserve"> on IAM dataset</w:t>
       </w:r>
     </w:p>
     <w:p>
@@ -1091,6 +1848,7 @@
           <w:b/>
           <w:color w:val="000000"/>
         </w:rPr>
+        <w:lastRenderedPageBreak/>
         <w:t>Additional Data Used:</w:t>
       </w:r>
       <w:r>
@@ -1140,8 +1898,21 @@
         </w:rPr>
         <w:t xml:space="preserve">Framework: </w:t>
       </w:r>
-      <w:r>
-        <w:t>PyTorch + Hugging Face Transformers + Ultralytics YOLOv8</w:t>
+      <w:proofErr w:type="spellStart"/>
+      <w:r>
+        <w:t>PyTorch</w:t>
+      </w:r>
+      <w:proofErr w:type="spellEnd"/>
+      <w:r>
+        <w:t xml:space="preserve"> + Hugging Face Transformers + </w:t>
+      </w:r>
+      <w:proofErr w:type="spellStart"/>
+      <w:r>
+        <w:t>Ultralytics</w:t>
+      </w:r>
+      <w:proofErr w:type="spellEnd"/>
+      <w:r>
+        <w:t xml:space="preserve"> YOLOv8</w:t>
       </w:r>
       <w:r>
         <w:tab/>
@@ -1169,7 +1940,15 @@
         <w:t xml:space="preserve"> P100</w:t>
       </w:r>
       <w:r>
-        <w:t xml:space="preserve"> on Kaggle </w:t>
+        <w:t xml:space="preserve"> on </w:t>
+      </w:r>
+      <w:proofErr w:type="spellStart"/>
+      <w:r>
+        <w:t>Kaggle</w:t>
+      </w:r>
+      <w:proofErr w:type="spellEnd"/>
+      <w:r>
+        <w:t xml:space="preserve"> </w:t>
       </w:r>
     </w:p>
     <w:p>
@@ -1284,7 +2063,39 @@
           <w:rFonts w:ascii="inter" w:eastAsia="inter" w:hAnsi="inter" w:cs="inter"/>
           <w:color w:val="000000"/>
         </w:rPr>
-        <w:t>SGD with momentum (YOLO), AdamW (TrOCR)</w:t>
+        <w:t xml:space="preserve">SGD with momentum (YOLO), </w:t>
+      </w:r>
+      <w:proofErr w:type="spellStart"/>
+      <w:r>
+        <w:rPr>
+          <w:rFonts w:ascii="inter" w:eastAsia="inter" w:hAnsi="inter" w:cs="inter"/>
+          <w:color w:val="000000"/>
+        </w:rPr>
+        <w:t>AdamW</w:t>
+      </w:r>
+      <w:proofErr w:type="spellEnd"/>
+      <w:r>
+        <w:rPr>
+          <w:rFonts w:ascii="inter" w:eastAsia="inter" w:hAnsi="inter" w:cs="inter"/>
+          <w:color w:val="000000"/>
+        </w:rPr>
+        <w:t xml:space="preserve"> (</w:t>
+      </w:r>
+      <w:proofErr w:type="spellStart"/>
+      <w:r>
+        <w:rPr>
+          <w:rFonts w:ascii="inter" w:eastAsia="inter" w:hAnsi="inter" w:cs="inter"/>
+          <w:color w:val="000000"/>
+        </w:rPr>
+        <w:t>TrOCR</w:t>
+      </w:r>
+      <w:proofErr w:type="spellEnd"/>
+      <w:r>
+        <w:rPr>
+          <w:rFonts w:ascii="inter" w:eastAsia="inter" w:hAnsi="inter" w:cs="inter"/>
+          <w:color w:val="000000"/>
+        </w:rPr>
+        <w:t>)</w:t>
       </w:r>
     </w:p>
     <w:p>
@@ -1357,13 +2168,139 @@
           <w:numId w:val="3"/>
         </w:numPr>
         <w:spacing w:before="105" w:after="105" w:line="360" w:lineRule="auto"/>
-      </w:pPr>
-      <w:r>
-        <w:rPr>
-          <w:rFonts w:ascii="inter" w:eastAsia="inter" w:hAnsi="inter" w:cs="inter"/>
-          <w:color w:val="000000"/>
-        </w:rPr>
-        <w:t>Preprocessing</w:t>
+        <w:rPr>
+          <w:rFonts w:ascii="inter" w:eastAsia="inter" w:hAnsi="inter" w:cs="inter"/>
+          <w:color w:val="000000"/>
+        </w:rPr>
+      </w:pPr>
+      <w:r>
+        <w:rPr>
+          <w:rFonts w:ascii="inter" w:eastAsia="inter" w:hAnsi="inter" w:cs="inter"/>
+          <w:color w:val="000000"/>
+        </w:rPr>
+        <w:t>Form images to</w:t>
+      </w:r>
+      <w:r>
+        <w:rPr>
+          <w:rFonts w:ascii="inter" w:eastAsia="inter" w:hAnsi="inter" w:cs="inter"/>
+          <w:color w:val="000000"/>
+        </w:rPr>
+        <w:t xml:space="preserve"> YOLO </w:t>
+      </w:r>
+      <w:r>
+        <w:rPr>
+          <w:rFonts w:ascii="inter" w:eastAsia="inter" w:hAnsi="inter" w:cs="inter"/>
+          <w:color w:val="000000"/>
+        </w:rPr>
+        <w:t xml:space="preserve">for </w:t>
+      </w:r>
+      <w:r>
+        <w:rPr>
+          <w:rFonts w:ascii="inter" w:eastAsia="inter" w:hAnsi="inter" w:cs="inter"/>
+          <w:color w:val="000000"/>
+        </w:rPr>
+        <w:t>detection</w:t>
+      </w:r>
+    </w:p>
+    <w:p>
+      <w:pPr>
+        <w:numPr>
+          <w:ilvl w:val="1"/>
+          <w:numId w:val="3"/>
+        </w:numPr>
+        <w:spacing w:before="105" w:after="105" w:line="360" w:lineRule="auto"/>
+        <w:rPr>
+          <w:rFonts w:ascii="inter" w:eastAsia="inter" w:hAnsi="inter" w:cs="inter"/>
+          <w:color w:val="000000"/>
+        </w:rPr>
+      </w:pPr>
+      <w:r>
+        <w:rPr>
+          <w:rFonts w:ascii="inter" w:eastAsia="inter" w:hAnsi="inter" w:cs="inter"/>
+          <w:color w:val="000000"/>
+        </w:rPr>
+        <w:t xml:space="preserve">Detected boxes matched with reference fields via </w:t>
+      </w:r>
+      <w:proofErr w:type="spellStart"/>
+      <w:r>
+        <w:rPr>
+          <w:rFonts w:ascii="inter" w:eastAsia="inter" w:hAnsi="inter" w:cs="inter"/>
+          <w:color w:val="000000"/>
+        </w:rPr>
+        <w:t>IoU</w:t>
+      </w:r>
+      <w:proofErr w:type="spellEnd"/>
+    </w:p>
+    <w:p>
+      <w:pPr>
+        <w:numPr>
+          <w:ilvl w:val="1"/>
+          <w:numId w:val="3"/>
+        </w:numPr>
+        <w:spacing w:before="105" w:after="105" w:line="360" w:lineRule="auto"/>
+        <w:rPr>
+          <w:rFonts w:ascii="inter" w:eastAsia="inter" w:hAnsi="inter" w:cs="inter"/>
+          <w:color w:val="000000"/>
+        </w:rPr>
+      </w:pPr>
+      <w:r>
+        <w:rPr>
+          <w:rFonts w:ascii="inter" w:eastAsia="inter" w:hAnsi="inter" w:cs="inter"/>
+          <w:color w:val="000000"/>
+        </w:rPr>
+        <w:t>Cropped regions resized and normalized</w:t>
+      </w:r>
+    </w:p>
+    <w:p>
+      <w:pPr>
+        <w:numPr>
+          <w:ilvl w:val="1"/>
+          <w:numId w:val="3"/>
+        </w:numPr>
+        <w:spacing w:before="105" w:after="105" w:line="360" w:lineRule="auto"/>
+        <w:rPr>
+          <w:rFonts w:ascii="inter" w:eastAsia="inter" w:hAnsi="inter" w:cs="inter"/>
+          <w:color w:val="000000"/>
+        </w:rPr>
+      </w:pPr>
+      <w:r>
+        <w:rPr>
+          <w:rFonts w:ascii="inter" w:eastAsia="inter" w:hAnsi="inter" w:cs="inter"/>
+          <w:color w:val="000000"/>
+        </w:rPr>
+        <w:t xml:space="preserve">OCR performed using </w:t>
+      </w:r>
+      <w:proofErr w:type="spellStart"/>
+      <w:r>
+        <w:rPr>
+          <w:rFonts w:ascii="inter" w:eastAsia="inter" w:hAnsi="inter" w:cs="inter"/>
+          <w:color w:val="000000"/>
+        </w:rPr>
+        <w:t>TrOCR</w:t>
+      </w:r>
+      <w:proofErr w:type="spellEnd"/>
+      <w:r>
+        <w:rPr>
+          <w:rFonts w:ascii="inter" w:eastAsia="inter" w:hAnsi="inter" w:cs="inter"/>
+          <w:color w:val="000000"/>
+        </w:rPr>
+        <w:t xml:space="preserve"> on the cropped image</w:t>
+      </w:r>
+    </w:p>
+    <w:p>
+      <w:pPr>
+        <w:numPr>
+          <w:ilvl w:val="1"/>
+          <w:numId w:val="3"/>
+        </w:numPr>
+        <w:spacing w:before="105" w:after="105" w:line="360" w:lineRule="auto"/>
+      </w:pPr>
+      <w:r>
+        <w:rPr>
+          <w:rFonts w:ascii="inter" w:eastAsia="inter" w:hAnsi="inter" w:cs="inter"/>
+          <w:color w:val="000000"/>
+        </w:rPr>
+        <w:t>Text post-processed based on field labels</w:t>
       </w:r>
     </w:p>
     <w:p>
@@ -1396,7 +2333,14 @@
           <w:rFonts w:ascii="inter" w:eastAsia="inter" w:hAnsi="inter" w:cs="inter"/>
           <w:color w:val="000000"/>
         </w:rPr>
-        <w:t>parameter count</w:t>
+        <w:t>P</w:t>
+      </w:r>
+      <w:r>
+        <w:rPr>
+          <w:rFonts w:ascii="inter" w:eastAsia="inter" w:hAnsi="inter" w:cs="inter"/>
+          <w:color w:val="000000"/>
+        </w:rPr>
+        <w:t>arameter count</w:t>
       </w:r>
       <w:r>
         <w:rPr>
@@ -1428,12 +2372,21 @@
         <w:spacing w:before="105" w:after="105" w:line="360" w:lineRule="auto"/>
         <w:ind w:left="1080"/>
       </w:pPr>
-      <w:r>
-        <w:rPr>
-          <w:rFonts w:ascii="inter" w:eastAsia="inter" w:hAnsi="inter" w:cs="inter"/>
-          <w:color w:val="000000"/>
-        </w:rPr>
-        <w:t>TrOCR: 570M parameters</w:t>
+      <w:proofErr w:type="spellStart"/>
+      <w:r>
+        <w:rPr>
+          <w:rFonts w:ascii="inter" w:eastAsia="inter" w:hAnsi="inter" w:cs="inter"/>
+          <w:color w:val="000000"/>
+        </w:rPr>
+        <w:t>TrOCR</w:t>
+      </w:r>
+      <w:proofErr w:type="spellEnd"/>
+      <w:r>
+        <w:rPr>
+          <w:rFonts w:ascii="inter" w:eastAsia="inter" w:hAnsi="inter" w:cs="inter"/>
+          <w:color w:val="000000"/>
+        </w:rPr>
+        <w:t>: 570M parameters</w:t>
       </w:r>
     </w:p>
     <w:p>
@@ -1457,7 +2410,14 @@
           <w:rFonts w:ascii="inter" w:eastAsia="inter" w:hAnsi="inter" w:cs="inter"/>
           <w:color w:val="000000"/>
         </w:rPr>
-        <w:t xml:space="preserve"> [To be filled]</w:t>
+        <w:t xml:space="preserve"> </w:t>
+      </w:r>
+      <w:r>
+        <w:rPr>
+          <w:rFonts w:ascii="inter" w:eastAsia="inter" w:hAnsi="inter" w:cs="inter"/>
+          <w:color w:val="000000"/>
+        </w:rPr>
+        <w:t>Shown in the Table below</w:t>
       </w:r>
     </w:p>
     <w:p>
@@ -1537,7 +2497,39 @@
           <w:rFonts w:ascii="inter" w:eastAsia="inter" w:hAnsi="inter" w:cs="inter"/>
           <w:color w:val="000000"/>
         </w:rPr>
-        <w:t>Novel combination of YOLOv8 + IoU-based label alignment + TrOCR + post-processing</w:t>
+        <w:t xml:space="preserve">Novel combination of YOLOv8 + </w:t>
+      </w:r>
+      <w:proofErr w:type="spellStart"/>
+      <w:r>
+        <w:rPr>
+          <w:rFonts w:ascii="inter" w:eastAsia="inter" w:hAnsi="inter" w:cs="inter"/>
+          <w:color w:val="000000"/>
+        </w:rPr>
+        <w:t>IoU</w:t>
+      </w:r>
+      <w:proofErr w:type="spellEnd"/>
+      <w:r>
+        <w:rPr>
+          <w:rFonts w:ascii="inter" w:eastAsia="inter" w:hAnsi="inter" w:cs="inter"/>
+          <w:color w:val="000000"/>
+        </w:rPr>
+        <w:t xml:space="preserve">-based label alignment + </w:t>
+      </w:r>
+      <w:proofErr w:type="spellStart"/>
+      <w:r>
+        <w:rPr>
+          <w:rFonts w:ascii="inter" w:eastAsia="inter" w:hAnsi="inter" w:cs="inter"/>
+          <w:color w:val="000000"/>
+        </w:rPr>
+        <w:t>TrOCR</w:t>
+      </w:r>
+      <w:proofErr w:type="spellEnd"/>
+      <w:r>
+        <w:rPr>
+          <w:rFonts w:ascii="inter" w:eastAsia="inter" w:hAnsi="inter" w:cs="inter"/>
+          <w:color w:val="000000"/>
+        </w:rPr>
+        <w:t xml:space="preserve"> + post-processing</w:t>
       </w:r>
     </w:p>
     <w:p>
@@ -1586,313 +2578,708 @@
       <w:pPr>
         <w:spacing w:before="315" w:after="105" w:line="360" w:lineRule="auto"/>
         <w:ind w:left="-30"/>
-      </w:pPr>
-      <w:r>
         <w:rPr>
           <w:rFonts w:ascii="inter" w:eastAsia="inter" w:hAnsi="inter" w:cs="inter"/>
           <w:b/>
           <w:color w:val="000000"/>
           <w:sz w:val="24"/>
         </w:rPr>
+      </w:pPr>
+      <w:r>
+        <w:rPr>
+          <w:rFonts w:ascii="inter" w:eastAsia="inter" w:hAnsi="inter" w:cs="inter"/>
+          <w:b/>
+          <w:color w:val="000000"/>
+          <w:sz w:val="24"/>
+        </w:rPr>
+        <w:lastRenderedPageBreak/>
         <w:t>4. Technical Table</w:t>
+      </w:r>
+    </w:p>
+    <w:p>
+      <w:pPr>
+        <w:spacing w:before="315" w:after="105" w:line="360" w:lineRule="auto"/>
+        <w:ind w:left="-30"/>
+        <w:jc w:val="both"/>
+        <w:rPr>
+          <w:rFonts w:ascii="inter" w:eastAsia="inter" w:hAnsi="inter" w:cs="inter"/>
+          <w:color w:val="000000"/>
+          <w:szCs w:val="21"/>
+        </w:rPr>
+      </w:pPr>
+      <w:r>
+        <w:rPr>
+          <w:rFonts w:ascii="inter" w:eastAsia="inter" w:hAnsi="inter" w:cs="inter"/>
+          <w:color w:val="000000"/>
+          <w:szCs w:val="21"/>
+        </w:rPr>
+        <w:t xml:space="preserve">The performance of </w:t>
+      </w:r>
+      <w:r>
+        <w:rPr>
+          <w:rFonts w:ascii="inter" w:eastAsia="inter" w:hAnsi="inter" w:cs="inter"/>
+          <w:color w:val="000000"/>
+          <w:szCs w:val="21"/>
+        </w:rPr>
+        <w:t xml:space="preserve">the proposed and </w:t>
+      </w:r>
+      <w:r>
+        <w:rPr>
+          <w:rFonts w:ascii="inter" w:eastAsia="inter" w:hAnsi="inter" w:cs="inter"/>
+          <w:color w:val="000000"/>
+          <w:szCs w:val="21"/>
+        </w:rPr>
+        <w:t>baseline model</w:t>
+      </w:r>
+      <w:r>
+        <w:rPr>
+          <w:rFonts w:ascii="inter" w:eastAsia="inter" w:hAnsi="inter" w:cs="inter"/>
+          <w:color w:val="000000"/>
+          <w:szCs w:val="21"/>
+        </w:rPr>
+        <w:t>s on the test set</w:t>
+      </w:r>
+      <w:r>
+        <w:rPr>
+          <w:rFonts w:ascii="inter" w:eastAsia="inter" w:hAnsi="inter" w:cs="inter"/>
+          <w:color w:val="000000"/>
+          <w:szCs w:val="21"/>
+        </w:rPr>
+        <w:t xml:space="preserve"> are </w:t>
+      </w:r>
+      <w:r>
+        <w:rPr>
+          <w:rFonts w:ascii="inter" w:eastAsia="inter" w:hAnsi="inter" w:cs="inter"/>
+          <w:color w:val="000000"/>
+          <w:szCs w:val="21"/>
+        </w:rPr>
+        <w:t>summarized</w:t>
+      </w:r>
+      <w:r>
+        <w:rPr>
+          <w:rFonts w:ascii="inter" w:eastAsia="inter" w:hAnsi="inter" w:cs="inter"/>
+          <w:color w:val="000000"/>
+          <w:szCs w:val="21"/>
+        </w:rPr>
+        <w:t xml:space="preserve"> in the table</w:t>
+      </w:r>
+      <w:r>
+        <w:rPr>
+          <w:rFonts w:ascii="inter" w:eastAsia="inter" w:hAnsi="inter" w:cs="inter"/>
+          <w:color w:val="000000"/>
+          <w:szCs w:val="21"/>
+        </w:rPr>
+        <w:t xml:space="preserve"> below. </w:t>
       </w:r>
     </w:p>
     <w:tbl>
       <w:tblPr>
-        <w:tblStyle w:val="NormalGrid"/>
+        <w:tblStyle w:val="TableGrid"/>
         <w:tblW w:w="0" w:type="auto"/>
-        <w:jc w:val="center"/>
-        <w:tblCellSpacing w:w="0" w:type="dxa"/>
-        <w:tblBorders>
-          <w:top w:val="single" w:sz="2" w:space="0" w:color="000000"/>
-          <w:left w:val="single" w:sz="2" w:space="0" w:color="000000"/>
-          <w:bottom w:val="single" w:sz="2" w:space="0" w:color="000000"/>
-          <w:right w:val="single" w:sz="2" w:space="0" w:color="000000"/>
-        </w:tblBorders>
+        <w:tblInd w:w="-30" w:type="dxa"/>
         <w:tblLook w:val="04A0" w:firstRow="1" w:lastRow="0" w:firstColumn="1" w:lastColumn="0" w:noHBand="0" w:noVBand="1"/>
       </w:tblPr>
       <w:tblGrid>
-        <w:gridCol w:w="1293"/>
-        <w:gridCol w:w="1165"/>
-        <w:gridCol w:w="1076"/>
-        <w:gridCol w:w="812"/>
-        <w:gridCol w:w="742"/>
+        <w:gridCol w:w="2293"/>
+        <w:gridCol w:w="993"/>
+        <w:gridCol w:w="1008"/>
+        <w:gridCol w:w="1685"/>
+        <w:gridCol w:w="1417"/>
       </w:tblGrid>
       <w:tr>
-        <w:trPr>
-          <w:cantSplit/>
-          <w:tblCellSpacing w:w="0" w:type="dxa"/>
-          <w:jc w:val="center"/>
-        </w:trPr>
         <w:tc>
           <w:tcPr>
-            <w:tcW w:w="0" w:type="auto"/>
-            <w:tcBorders>
-              <w:top w:val="single" w:sz="1" w:space="0" w:color="000000"/>
-              <w:bottom w:val="single" w:sz="1" w:space="0" w:color="000000"/>
-              <w:right w:val="single" w:sz="1" w:space="0" w:color="000000"/>
-            </w:tcBorders>
+            <w:tcW w:w="2293" w:type="dxa"/>
+            <w:vAlign w:val="center"/>
           </w:tcPr>
           <w:p>
             <w:pPr>
-              <w:spacing w:line="360" w:lineRule="auto"/>
+              <w:spacing w:before="315" w:after="105" w:line="360" w:lineRule="auto"/>
+              <w:jc w:val="center"/>
+              <w:rPr>
+                <w:rFonts w:ascii="inter" w:hAnsi="inter"/>
+                <w:b/>
+              </w:rPr>
             </w:pPr>
             <w:r>
-              <w:lastRenderedPageBreak/>
-              <w:t>Dataset</w:t>
+              <w:rPr>
+                <w:rFonts w:ascii="inter" w:hAnsi="inter"/>
+                <w:b/>
+              </w:rPr>
+              <w:t>Model</w:t>
             </w:r>
           </w:p>
         </w:tc>
         <w:tc>
           <w:tcPr>
-            <w:tcW w:w="0" w:type="auto"/>
-            <w:tcBorders>
-              <w:top w:val="single" w:sz="1" w:space="0" w:color="000000"/>
-              <w:bottom w:val="single" w:sz="1" w:space="0" w:color="000000"/>
-              <w:right w:val="single" w:sz="1" w:space="0" w:color="000000"/>
-            </w:tcBorders>
+            <w:tcW w:w="993" w:type="dxa"/>
+            <w:vAlign w:val="center"/>
           </w:tcPr>
           <w:p>
             <w:pPr>
-              <w:spacing w:line="360" w:lineRule="auto"/>
+              <w:spacing w:before="315" w:after="105" w:line="360" w:lineRule="auto"/>
+              <w:jc w:val="center"/>
+              <w:rPr>
+                <w:rFonts w:ascii="inter" w:hAnsi="inter"/>
+                <w:b/>
+              </w:rPr>
             </w:pPr>
             <w:r>
-              <w:t>Accuracy</w:t>
+              <w:rPr>
+                <w:rFonts w:ascii="inter" w:hAnsi="inter"/>
+                <w:b/>
+              </w:rPr>
+              <w:t>CER</w:t>
             </w:r>
           </w:p>
         </w:tc>
         <w:tc>
           <w:tcPr>
-            <w:tcW w:w="0" w:type="auto"/>
-            <w:tcBorders>
-              <w:top w:val="single" w:sz="1" w:space="0" w:color="000000"/>
-              <w:bottom w:val="single" w:sz="1" w:space="0" w:color="000000"/>
-              <w:right w:val="single" w:sz="1" w:space="0" w:color="000000"/>
-            </w:tcBorders>
+            <w:tcW w:w="1008" w:type="dxa"/>
+            <w:vAlign w:val="center"/>
           </w:tcPr>
           <w:p>
             <w:pPr>
-              <w:spacing w:line="360" w:lineRule="auto"/>
+              <w:spacing w:before="315" w:after="105" w:line="360" w:lineRule="auto"/>
+              <w:jc w:val="center"/>
+              <w:rPr>
+                <w:rFonts w:ascii="inter" w:hAnsi="inter"/>
+                <w:b/>
+              </w:rPr>
             </w:pPr>
             <w:r>
-              <w:t>F1 score</w:t>
-            </w:r>
-          </w:p>
-        </w:tc>
-        <w:tc>
-          <w:tcPr>
-            <w:tcW w:w="0" w:type="auto"/>
-            <w:tcBorders>
-              <w:top w:val="single" w:sz="1" w:space="0" w:color="000000"/>
-              <w:bottom w:val="single" w:sz="1" w:space="0" w:color="000000"/>
-              <w:right w:val="single" w:sz="1" w:space="0" w:color="000000"/>
-            </w:tcBorders>
-          </w:tcPr>
-          <w:p>
-            <w:pPr>
-              <w:spacing w:line="360" w:lineRule="auto"/>
-            </w:pPr>
-            <w:r>
+              <w:rPr>
+                <w:rFonts w:ascii="inter" w:hAnsi="inter"/>
+                <w:b/>
+              </w:rPr>
               <w:t>WER</w:t>
             </w:r>
           </w:p>
         </w:tc>
         <w:tc>
           <w:tcPr>
-            <w:tcW w:w="0" w:type="auto"/>
-            <w:tcBorders>
-              <w:top w:val="single" w:sz="1" w:space="0" w:color="000000"/>
-              <w:bottom w:val="single" w:sz="1" w:space="0" w:color="000000"/>
-              <w:right w:val="single" w:sz="1" w:space="0" w:color="000000"/>
-            </w:tcBorders>
+            <w:tcW w:w="1685" w:type="dxa"/>
+            <w:vAlign w:val="center"/>
           </w:tcPr>
           <w:p>
             <w:pPr>
-              <w:spacing w:line="360" w:lineRule="auto"/>
+              <w:spacing w:before="315" w:after="105" w:line="360" w:lineRule="auto"/>
+              <w:jc w:val="center"/>
+              <w:rPr>
+                <w:rFonts w:ascii="inter" w:hAnsi="inter"/>
+                <w:b/>
+              </w:rPr>
             </w:pPr>
             <w:r>
-              <w:t>CER</w:t>
+              <w:rPr>
+                <w:rFonts w:ascii="inter" w:hAnsi="inter"/>
+                <w:b/>
+              </w:rPr>
+              <w:t>Field Accuracy</w:t>
+            </w:r>
+          </w:p>
+        </w:tc>
+        <w:tc>
+          <w:tcPr>
+            <w:tcW w:w="1417" w:type="dxa"/>
+            <w:vAlign w:val="center"/>
+          </w:tcPr>
+          <w:p>
+            <w:pPr>
+              <w:spacing w:before="315" w:after="105" w:line="360" w:lineRule="auto"/>
+              <w:jc w:val="center"/>
+              <w:rPr>
+                <w:rFonts w:ascii="inter" w:hAnsi="inter"/>
+                <w:b/>
+              </w:rPr>
+            </w:pPr>
+            <w:r>
+              <w:rPr>
+                <w:rFonts w:ascii="inter" w:hAnsi="inter"/>
+                <w:b/>
+              </w:rPr>
+              <w:t>Final Score</w:t>
             </w:r>
           </w:p>
         </w:tc>
       </w:tr>
       <w:tr>
-        <w:trPr>
-          <w:cantSplit/>
-          <w:tblCellSpacing w:w="0" w:type="dxa"/>
-          <w:jc w:val="center"/>
-        </w:trPr>
         <w:tc>
           <w:tcPr>
-            <w:tcW w:w="0" w:type="auto"/>
-            <w:tcBorders>
-              <w:top w:val="single" w:sz="1" w:space="0" w:color="000000"/>
-              <w:bottom w:val="single" w:sz="1" w:space="0" w:color="000000"/>
-              <w:right w:val="single" w:sz="1" w:space="0" w:color="000000"/>
-            </w:tcBorders>
+            <w:tcW w:w="2293" w:type="dxa"/>
+            <w:vAlign w:val="center"/>
           </w:tcPr>
           <w:p>
             <w:pPr>
-              <w:spacing w:line="360" w:lineRule="auto"/>
+              <w:spacing w:before="315" w:after="105" w:line="360" w:lineRule="auto"/>
+              <w:jc w:val="center"/>
+              <w:rPr>
+                <w:rFonts w:ascii="inter" w:hAnsi="inter"/>
+              </w:rPr>
             </w:pPr>
             <w:r>
-              <w:t>Training</w:t>
+              <w:rPr>
+                <w:rFonts w:ascii="inter" w:hAnsi="inter"/>
+              </w:rPr>
+              <w:t>YOLO + Tesseract</w:t>
             </w:r>
           </w:p>
         </w:tc>
         <w:tc>
           <w:tcPr>
-            <w:tcW w:w="0" w:type="auto"/>
-            <w:tcBorders>
-              <w:top w:val="single" w:sz="1" w:space="0" w:color="000000"/>
-              <w:bottom w:val="single" w:sz="1" w:space="0" w:color="000000"/>
-              <w:right w:val="single" w:sz="1" w:space="0" w:color="000000"/>
-            </w:tcBorders>
+            <w:tcW w:w="993" w:type="dxa"/>
+            <w:vAlign w:val="center"/>
           </w:tcPr>
           <w:p>
             <w:pPr>
-              <w:spacing w:line="360" w:lineRule="auto"/>
-            </w:pPr>
-          </w:p>
-        </w:tc>
-        <w:tc>
-          <w:tcPr>
-            <w:tcW w:w="0" w:type="auto"/>
-            <w:tcBorders>
-              <w:top w:val="single" w:sz="1" w:space="0" w:color="000000"/>
-              <w:bottom w:val="single" w:sz="1" w:space="0" w:color="000000"/>
-              <w:right w:val="single" w:sz="1" w:space="0" w:color="000000"/>
-            </w:tcBorders>
-          </w:tcPr>
-          <w:p>
-            <w:pPr>
-              <w:spacing w:line="360" w:lineRule="auto"/>
-            </w:pPr>
-          </w:p>
-        </w:tc>
-        <w:tc>
-          <w:tcPr>
-            <w:tcW w:w="0" w:type="auto"/>
-            <w:tcBorders>
-              <w:top w:val="single" w:sz="1" w:space="0" w:color="000000"/>
-              <w:bottom w:val="single" w:sz="1" w:space="0" w:color="000000"/>
-              <w:right w:val="single" w:sz="1" w:space="0" w:color="000000"/>
-            </w:tcBorders>
-          </w:tcPr>
-          <w:p>
-            <w:pPr>
-              <w:spacing w:line="360" w:lineRule="auto"/>
-            </w:pPr>
-          </w:p>
-        </w:tc>
-        <w:tc>
-          <w:tcPr>
-            <w:tcW w:w="0" w:type="auto"/>
-            <w:tcBorders>
-              <w:top w:val="single" w:sz="1" w:space="0" w:color="000000"/>
-              <w:bottom w:val="single" w:sz="1" w:space="0" w:color="000000"/>
-              <w:right w:val="single" w:sz="1" w:space="0" w:color="000000"/>
-            </w:tcBorders>
-          </w:tcPr>
-          <w:p>
-            <w:pPr>
-              <w:spacing w:line="360" w:lineRule="auto"/>
-            </w:pPr>
-          </w:p>
-        </w:tc>
-      </w:tr>
-      <w:tr>
-        <w:trPr>
-          <w:cantSplit/>
-          <w:tblCellSpacing w:w="0" w:type="dxa"/>
-          <w:jc w:val="center"/>
-        </w:trPr>
-        <w:tc>
-          <w:tcPr>
-            <w:tcW w:w="0" w:type="auto"/>
-            <w:tcBorders>
-              <w:top w:val="single" w:sz="1" w:space="0" w:color="000000"/>
-              <w:bottom w:val="single" w:sz="1" w:space="0" w:color="000000"/>
-              <w:right w:val="single" w:sz="1" w:space="0" w:color="000000"/>
-            </w:tcBorders>
-          </w:tcPr>
-          <w:p>
-            <w:pPr>
-              <w:spacing w:line="360" w:lineRule="auto"/>
+              <w:spacing w:before="315" w:after="105" w:line="360" w:lineRule="auto"/>
+              <w:jc w:val="center"/>
+              <w:rPr>
+                <w:rFonts w:ascii="inter" w:hAnsi="inter"/>
+              </w:rPr>
             </w:pPr>
             <w:r>
-              <w:t>Validation</w:t>
+              <w:rPr>
+                <w:rFonts w:ascii="inter" w:hAnsi="inter"/>
+              </w:rPr>
+              <w:t>72.54</w:t>
             </w:r>
           </w:p>
         </w:tc>
         <w:tc>
           <w:tcPr>
-            <w:tcW w:w="0" w:type="auto"/>
-            <w:tcBorders>
-              <w:top w:val="single" w:sz="1" w:space="0" w:color="000000"/>
-              <w:bottom w:val="single" w:sz="1" w:space="0" w:color="000000"/>
-              <w:right w:val="single" w:sz="1" w:space="0" w:color="000000"/>
-            </w:tcBorders>
+            <w:tcW w:w="1008" w:type="dxa"/>
+            <w:vAlign w:val="center"/>
           </w:tcPr>
           <w:p>
             <w:pPr>
-              <w:spacing w:line="360" w:lineRule="auto"/>
+              <w:spacing w:before="315" w:after="105" w:line="360" w:lineRule="auto"/>
+              <w:jc w:val="center"/>
+              <w:rPr>
+                <w:rFonts w:ascii="inter" w:hAnsi="inter"/>
+              </w:rPr>
             </w:pPr>
+            <w:r>
+              <w:rPr>
+                <w:rFonts w:ascii="inter" w:hAnsi="inter"/>
+              </w:rPr>
+              <w:t>159.32</w:t>
+            </w:r>
           </w:p>
         </w:tc>
         <w:tc>
           <w:tcPr>
-            <w:tcW w:w="0" w:type="auto"/>
-            <w:tcBorders>
-              <w:top w:val="single" w:sz="1" w:space="0" w:color="000000"/>
-              <w:bottom w:val="single" w:sz="1" w:space="0" w:color="000000"/>
-              <w:right w:val="single" w:sz="1" w:space="0" w:color="000000"/>
-            </w:tcBorders>
+            <w:tcW w:w="1685" w:type="dxa"/>
+            <w:vAlign w:val="center"/>
           </w:tcPr>
           <w:p>
             <w:pPr>
-              <w:spacing w:line="360" w:lineRule="auto"/>
+              <w:spacing w:before="315" w:after="105" w:line="360" w:lineRule="auto"/>
+              <w:jc w:val="center"/>
+              <w:rPr>
+                <w:rFonts w:ascii="inter" w:hAnsi="inter"/>
+              </w:rPr>
             </w:pPr>
+            <w:r>
+              <w:rPr>
+                <w:rFonts w:ascii="inter" w:hAnsi="inter"/>
+              </w:rPr>
+              <w:t>2.24</w:t>
+            </w:r>
           </w:p>
         </w:tc>
         <w:tc>
           <w:tcPr>
-            <w:tcW w:w="0" w:type="auto"/>
-            <w:tcBorders>
-              <w:top w:val="single" w:sz="1" w:space="0" w:color="000000"/>
-              <w:bottom w:val="single" w:sz="1" w:space="0" w:color="000000"/>
-              <w:right w:val="single" w:sz="1" w:space="0" w:color="000000"/>
-            </w:tcBorders>
+            <w:tcW w:w="1417" w:type="dxa"/>
+            <w:vAlign w:val="center"/>
           </w:tcPr>
           <w:p>
             <w:pPr>
-              <w:spacing w:line="360" w:lineRule="auto"/>
+              <w:spacing w:before="315" w:after="105" w:line="360" w:lineRule="auto"/>
+              <w:jc w:val="center"/>
+              <w:rPr>
+                <w:rFonts w:ascii="inter" w:hAnsi="inter"/>
+              </w:rPr>
             </w:pPr>
+            <w:r>
+              <w:rPr>
+                <w:rFonts w:ascii="inter" w:hAnsi="inter"/>
+              </w:rPr>
+              <w:t>-10.81</w:t>
+            </w:r>
+          </w:p>
+        </w:tc>
+      </w:tr>
+      <w:tr>
+        <w:tc>
+          <w:tcPr>
+            <w:tcW w:w="2293" w:type="dxa"/>
+            <w:vAlign w:val="center"/>
+          </w:tcPr>
+          <w:p>
+            <w:pPr>
+              <w:spacing w:before="315" w:after="105" w:line="360" w:lineRule="auto"/>
+              <w:jc w:val="center"/>
+              <w:rPr>
+                <w:rFonts w:ascii="inter" w:hAnsi="inter"/>
+              </w:rPr>
+            </w:pPr>
+            <w:r>
+              <w:rPr>
+                <w:rFonts w:ascii="inter" w:hAnsi="inter"/>
+              </w:rPr>
+              <w:t>YOLO + Custom OCR</w:t>
+            </w:r>
           </w:p>
         </w:tc>
         <w:tc>
           <w:tcPr>
-            <w:tcW w:w="0" w:type="auto"/>
-            <w:tcBorders>
-              <w:top w:val="single" w:sz="1" w:space="0" w:color="000000"/>
-              <w:bottom w:val="single" w:sz="1" w:space="0" w:color="000000"/>
-              <w:right w:val="single" w:sz="1" w:space="0" w:color="000000"/>
-            </w:tcBorders>
+            <w:tcW w:w="993" w:type="dxa"/>
+            <w:vAlign w:val="center"/>
           </w:tcPr>
           <w:p>
             <w:pPr>
-              <w:spacing w:line="360" w:lineRule="auto"/>
+              <w:spacing w:before="315" w:after="105" w:line="360" w:lineRule="auto"/>
+              <w:jc w:val="center"/>
+              <w:rPr>
+                <w:rFonts w:ascii="inter" w:hAnsi="inter"/>
+              </w:rPr>
             </w:pPr>
+            <w:r>
+              <w:rPr>
+                <w:rFonts w:ascii="inter" w:hAnsi="inter"/>
+              </w:rPr>
+              <w:t>37.58</w:t>
+            </w:r>
+          </w:p>
+        </w:tc>
+        <w:tc>
+          <w:tcPr>
+            <w:tcW w:w="1008" w:type="dxa"/>
+            <w:vAlign w:val="center"/>
+          </w:tcPr>
+          <w:p>
+            <w:pPr>
+              <w:spacing w:before="315" w:after="105" w:line="360" w:lineRule="auto"/>
+              <w:jc w:val="center"/>
+              <w:rPr>
+                <w:rFonts w:ascii="inter" w:hAnsi="inter"/>
+              </w:rPr>
+            </w:pPr>
+            <w:r>
+              <w:rPr>
+                <w:rFonts w:ascii="inter" w:hAnsi="inter"/>
+              </w:rPr>
+              <w:t>46.93</w:t>
+            </w:r>
+          </w:p>
+        </w:tc>
+        <w:tc>
+          <w:tcPr>
+            <w:tcW w:w="1685" w:type="dxa"/>
+            <w:vAlign w:val="center"/>
+          </w:tcPr>
+          <w:p>
+            <w:pPr>
+              <w:spacing w:before="315" w:after="105" w:line="360" w:lineRule="auto"/>
+              <w:jc w:val="center"/>
+              <w:rPr>
+                <w:rFonts w:ascii="inter" w:hAnsi="inter"/>
+              </w:rPr>
+            </w:pPr>
+            <w:r>
+              <w:rPr>
+                <w:rFonts w:ascii="inter" w:hAnsi="inter"/>
+              </w:rPr>
+              <w:t>62.58</w:t>
+            </w:r>
+          </w:p>
+        </w:tc>
+        <w:tc>
+          <w:tcPr>
+            <w:tcW w:w="1417" w:type="dxa"/>
+            <w:vAlign w:val="center"/>
+          </w:tcPr>
+          <w:p>
+            <w:pPr>
+              <w:spacing w:before="315" w:after="105" w:line="360" w:lineRule="auto"/>
+              <w:jc w:val="center"/>
+              <w:rPr>
+                <w:rFonts w:ascii="inter" w:hAnsi="inter"/>
+              </w:rPr>
+            </w:pPr>
+            <w:r>
+              <w:rPr>
+                <w:rFonts w:ascii="inter" w:hAnsi="inter"/>
+              </w:rPr>
+              <w:t>40.51</w:t>
+            </w:r>
+          </w:p>
+        </w:tc>
+      </w:tr>
+      <w:tr>
+        <w:tc>
+          <w:tcPr>
+            <w:tcW w:w="2293" w:type="dxa"/>
+            <w:vAlign w:val="center"/>
+          </w:tcPr>
+          <w:p>
+            <w:pPr>
+              <w:spacing w:before="315" w:after="105" w:line="360" w:lineRule="auto"/>
+              <w:jc w:val="center"/>
+              <w:rPr>
+                <w:rFonts w:ascii="inter" w:hAnsi="inter"/>
+              </w:rPr>
+            </w:pPr>
+            <w:r>
+              <w:rPr>
+                <w:rFonts w:ascii="inter" w:hAnsi="inter"/>
+              </w:rPr>
+              <w:t xml:space="preserve">YOLO + </w:t>
+            </w:r>
+            <w:proofErr w:type="spellStart"/>
+            <w:r>
+              <w:rPr>
+                <w:rFonts w:ascii="inter" w:hAnsi="inter"/>
+              </w:rPr>
+              <w:t>TrOCR</w:t>
+            </w:r>
+            <w:proofErr w:type="spellEnd"/>
+          </w:p>
+        </w:tc>
+        <w:tc>
+          <w:tcPr>
+            <w:tcW w:w="993" w:type="dxa"/>
+            <w:vAlign w:val="center"/>
+          </w:tcPr>
+          <w:p>
+            <w:pPr>
+              <w:spacing w:before="315" w:after="105" w:line="360" w:lineRule="auto"/>
+              <w:jc w:val="center"/>
+              <w:rPr>
+                <w:rFonts w:ascii="inter" w:hAnsi="inter"/>
+              </w:rPr>
+            </w:pPr>
+            <w:r>
+              <w:rPr>
+                <w:rFonts w:ascii="inter" w:hAnsi="inter"/>
+              </w:rPr>
+              <w:t>29.79</w:t>
+            </w:r>
+          </w:p>
+        </w:tc>
+        <w:tc>
+          <w:tcPr>
+            <w:tcW w:w="1008" w:type="dxa"/>
+            <w:vAlign w:val="center"/>
+          </w:tcPr>
+          <w:p>
+            <w:pPr>
+              <w:spacing w:before="315" w:after="105" w:line="360" w:lineRule="auto"/>
+              <w:jc w:val="center"/>
+              <w:rPr>
+                <w:rFonts w:ascii="inter" w:hAnsi="inter"/>
+              </w:rPr>
+            </w:pPr>
+            <w:r>
+              <w:rPr>
+                <w:rFonts w:ascii="inter" w:hAnsi="inter"/>
+              </w:rPr>
+              <w:t>114.12</w:t>
+            </w:r>
+          </w:p>
+        </w:tc>
+        <w:tc>
+          <w:tcPr>
+            <w:tcW w:w="1685" w:type="dxa"/>
+            <w:vAlign w:val="center"/>
+          </w:tcPr>
+          <w:p>
+            <w:pPr>
+              <w:spacing w:before="315" w:after="105" w:line="360" w:lineRule="auto"/>
+              <w:jc w:val="center"/>
+              <w:rPr>
+                <w:rFonts w:ascii="inter" w:hAnsi="inter"/>
+              </w:rPr>
+            </w:pPr>
+            <w:r>
+              <w:rPr>
+                <w:rFonts w:ascii="inter" w:hAnsi="inter"/>
+              </w:rPr>
+              <w:t>6.27</w:t>
+            </w:r>
+          </w:p>
+        </w:tc>
+        <w:tc>
+          <w:tcPr>
+            <w:tcW w:w="1417" w:type="dxa"/>
+            <w:vAlign w:val="center"/>
+          </w:tcPr>
+          <w:p>
+            <w:pPr>
+              <w:spacing w:before="315" w:after="105" w:line="360" w:lineRule="auto"/>
+              <w:jc w:val="center"/>
+              <w:rPr>
+                <w:rFonts w:ascii="inter" w:hAnsi="inter"/>
+              </w:rPr>
+            </w:pPr>
+            <w:r>
+              <w:rPr>
+                <w:rFonts w:ascii="inter" w:hAnsi="inter"/>
+              </w:rPr>
+              <w:t>20.56</w:t>
+            </w:r>
+          </w:p>
+        </w:tc>
+      </w:tr>
+      <w:tr>
+        <w:tc>
+          <w:tcPr>
+            <w:tcW w:w="2293" w:type="dxa"/>
+            <w:vAlign w:val="center"/>
+          </w:tcPr>
+          <w:p>
+            <w:pPr>
+              <w:spacing w:before="315" w:after="105" w:line="360" w:lineRule="auto"/>
+              <w:jc w:val="center"/>
+              <w:rPr>
+                <w:rFonts w:ascii="inter" w:hAnsi="inter"/>
+                <w:b/>
+              </w:rPr>
+            </w:pPr>
+            <w:r>
+              <w:rPr>
+                <w:rFonts w:ascii="inter" w:hAnsi="inter"/>
+                <w:b/>
+              </w:rPr>
+              <w:t xml:space="preserve">YOLO + </w:t>
+            </w:r>
+            <w:proofErr w:type="spellStart"/>
+            <w:r>
+              <w:rPr>
+                <w:rFonts w:ascii="inter" w:hAnsi="inter"/>
+                <w:b/>
+              </w:rPr>
+              <w:t>TrOCR</w:t>
+            </w:r>
+            <w:proofErr w:type="spellEnd"/>
+            <w:r>
+              <w:rPr>
+                <w:rFonts w:ascii="inter" w:hAnsi="inter"/>
+                <w:b/>
+              </w:rPr>
+              <w:t xml:space="preserve"> + </w:t>
+            </w:r>
+            <w:r>
+              <w:rPr>
+                <w:rFonts w:ascii="inter" w:hAnsi="inter"/>
+                <w:b/>
+              </w:rPr>
+              <w:t xml:space="preserve">Layout Aware </w:t>
+            </w:r>
+            <w:r>
+              <w:rPr>
+                <w:rFonts w:ascii="inter" w:hAnsi="inter"/>
+                <w:b/>
+              </w:rPr>
+              <w:t>Post Processing</w:t>
+            </w:r>
+          </w:p>
+        </w:tc>
+        <w:tc>
+          <w:tcPr>
+            <w:tcW w:w="993" w:type="dxa"/>
+            <w:vAlign w:val="center"/>
+          </w:tcPr>
+          <w:p>
+            <w:pPr>
+              <w:spacing w:before="315" w:after="105" w:line="360" w:lineRule="auto"/>
+              <w:jc w:val="center"/>
+              <w:rPr>
+                <w:rFonts w:ascii="inter" w:hAnsi="inter"/>
+                <w:b/>
+              </w:rPr>
+            </w:pPr>
+            <w:r>
+              <w:rPr>
+                <w:rFonts w:ascii="inter" w:hAnsi="inter"/>
+                <w:b/>
+              </w:rPr>
+              <w:t>15.82</w:t>
+            </w:r>
+          </w:p>
+        </w:tc>
+        <w:tc>
+          <w:tcPr>
+            <w:tcW w:w="1008" w:type="dxa"/>
+            <w:vAlign w:val="center"/>
+          </w:tcPr>
+          <w:p>
+            <w:pPr>
+              <w:spacing w:before="315" w:after="105" w:line="360" w:lineRule="auto"/>
+              <w:jc w:val="center"/>
+              <w:rPr>
+                <w:rFonts w:ascii="inter" w:hAnsi="inter"/>
+                <w:b/>
+              </w:rPr>
+            </w:pPr>
+            <w:r>
+              <w:rPr>
+                <w:rFonts w:ascii="inter" w:hAnsi="inter"/>
+                <w:b/>
+              </w:rPr>
+              <w:t>41.62</w:t>
+            </w:r>
+          </w:p>
+        </w:tc>
+        <w:tc>
+          <w:tcPr>
+            <w:tcW w:w="1685" w:type="dxa"/>
+            <w:vAlign w:val="center"/>
+          </w:tcPr>
+          <w:p>
+            <w:pPr>
+              <w:spacing w:before="315" w:after="105" w:line="360" w:lineRule="auto"/>
+              <w:jc w:val="center"/>
+              <w:rPr>
+                <w:rFonts w:ascii="inter" w:hAnsi="inter"/>
+                <w:b/>
+              </w:rPr>
+            </w:pPr>
+            <w:r>
+              <w:rPr>
+                <w:rFonts w:ascii="inter" w:hAnsi="inter"/>
+                <w:b/>
+              </w:rPr>
+              <w:t>47.52</w:t>
+            </w:r>
+          </w:p>
+        </w:tc>
+        <w:tc>
+          <w:tcPr>
+            <w:tcW w:w="1417" w:type="dxa"/>
+            <w:vAlign w:val="center"/>
+          </w:tcPr>
+          <w:p>
+            <w:pPr>
+              <w:spacing w:before="315" w:after="105" w:line="360" w:lineRule="auto"/>
+              <w:jc w:val="center"/>
+              <w:rPr>
+                <w:rFonts w:ascii="inter" w:hAnsi="inter"/>
+                <w:b/>
+              </w:rPr>
+            </w:pPr>
+            <w:r>
+              <w:rPr>
+                <w:rFonts w:ascii="inter" w:hAnsi="inter"/>
+                <w:b/>
+              </w:rPr>
+              <w:t>57.02</w:t>
+            </w:r>
           </w:p>
         </w:tc>
       </w:tr>
     </w:tbl>
-    <w:p/>
-    <w:p>
-      <w:pPr>
-        <w:spacing w:before="210" w:after="0" w:line="360" w:lineRule="auto"/>
-      </w:pPr>
-    </w:p>
     <w:p>
       <w:pPr>
         <w:spacing w:before="315" w:after="105" w:line="360" w:lineRule="auto"/>
@@ -1935,39 +3322,77 @@
         <w:rPr>
           <w:rFonts w:ascii="inter" w:eastAsia="inter" w:hAnsi="inter" w:cs="inter"/>
           <w:color w:val="000000"/>
-        </w:rPr>
-        <w:t>NA</w:t>
-      </w:r>
-    </w:p>
-    <w:p>
-      <w:pPr>
-        <w:spacing w:before="210" w:after="0" w:line="360" w:lineRule="auto"/>
-      </w:pPr>
-      <w:r>
-        <w:rPr>
-          <w:noProof/>
-        </w:rPr>
-      </w:r>
-      <w:r>
-        <w:rPr>
-          <w:noProof/>
-        </w:rPr>
-        <w:pict w14:anchorId="6895853C">
-          <v:rect id="_x0000_s1027" alt="" style="width:475.5pt;height:.05pt;mso-width-percent:0;mso-height-percent:0;mso-left-percent:-10001;mso-top-percent:-10001;mso-position-horizontal:absolute;mso-position-horizontal-relative:char;mso-position-vertical:absolute;mso-position-vertical-relative:line;mso-width-percent:0;mso-height-percent:0;mso-left-percent:-10001;mso-top-percent:-10001" o:hralign="center" o:hrstd="t" strokeweight="1pt">
-            <v:stroke opacity="0"/>
-          </v:rect>
-        </w:pict>
-      </w:r>
-    </w:p>
-    <w:p>
-      <w:pPr>
-        <w:spacing w:after="210" w:line="360" w:lineRule="auto"/>
-      </w:pPr>
-      <w:r>
-        <w:rPr>
-          <w:rFonts w:ascii="inter" w:eastAsia="inter" w:hAnsi="inter" w:cs="inter"/>
-          <w:i/>
-          <w:color w:val="000000"/>
+          <w:szCs w:val="21"/>
+        </w:rPr>
+        <w:t>The</w:t>
+      </w:r>
+      <w:r>
+        <w:rPr>
+          <w:rFonts w:ascii="inter" w:eastAsia="inter" w:hAnsi="inter" w:cs="inter"/>
+          <w:color w:val="000000"/>
+          <w:szCs w:val="21"/>
+        </w:rPr>
+        <w:t xml:space="preserve"> standard evaluation metrics </w:t>
+      </w:r>
+      <w:r>
+        <w:rPr>
+          <w:rFonts w:ascii="inter" w:eastAsia="inter" w:hAnsi="inter" w:cs="inter"/>
+          <w:color w:val="000000"/>
+          <w:szCs w:val="21"/>
+        </w:rPr>
+        <w:t>such as</w:t>
+      </w:r>
+      <w:r>
+        <w:rPr>
+          <w:rFonts w:ascii="inter" w:eastAsia="inter" w:hAnsi="inter" w:cs="inter"/>
+          <w:color w:val="000000"/>
+          <w:szCs w:val="21"/>
+        </w:rPr>
+        <w:t xml:space="preserve"> Character Error Rate (CER), which measures the percentage of incorrect characters, Word Error Rate (WER), which accounts for insertions, deletions, and substitutions at the word level, Field Accuracy, which represents the proportion of fields correctly recognized in their entirety and lastly the final score is the weighted sum of CER, WER and Field Accuracy</w:t>
+      </w:r>
+      <w:r>
+        <w:rPr>
+          <w:rFonts w:ascii="inter" w:eastAsia="inter" w:hAnsi="inter" w:cs="inter"/>
+          <w:color w:val="000000"/>
+          <w:szCs w:val="21"/>
+        </w:rPr>
+        <w:t xml:space="preserve"> is used in this challenge</w:t>
+      </w:r>
+      <w:r>
+        <w:rPr>
+          <w:rFonts w:ascii="inter" w:eastAsia="inter" w:hAnsi="inter" w:cs="inter"/>
+          <w:color w:val="000000"/>
+          <w:szCs w:val="21"/>
+        </w:rPr>
+        <w:t>.</w:t>
+      </w:r>
+    </w:p>
+    <w:p>
+      <w:pPr>
+        <w:spacing w:before="315" w:after="105" w:line="360" w:lineRule="auto"/>
+        <w:ind w:left="-30"/>
+        <w:rPr>
+          <w:rFonts w:ascii="inter" w:eastAsia="inter" w:hAnsi="inter" w:cs="inter"/>
+          <w:b/>
+          <w:color w:val="000000"/>
+          <w:sz w:val="24"/>
+        </w:rPr>
+      </w:pPr>
+      <w:r>
+        <w:rPr>
+          <w:rFonts w:ascii="inter" w:eastAsia="inter" w:hAnsi="inter" w:cs="inter"/>
+          <w:b/>
+          <w:color w:val="000000"/>
+          <w:sz w:val="24"/>
+        </w:rPr>
+        <w:t xml:space="preserve">6. </w:t>
+      </w:r>
+      <w:r>
+        <w:rPr>
+          <w:rFonts w:ascii="inter" w:eastAsia="inter" w:hAnsi="inter" w:cs="inter"/>
+          <w:b/>
+          <w:color w:val="000000"/>
+          <w:sz w:val="24"/>
         </w:rPr>
         <w:t>References:</w:t>
       </w:r>
@@ -1988,12 +3413,124 @@
         </w:rPr>
         <w:t xml:space="preserve">[1] </w:t>
       </w:r>
-      <w:r>
-        <w:rPr>
-          <w:rFonts w:ascii="inter" w:eastAsia="inter" w:hAnsi="inter" w:cs="inter"/>
-          <w:color w:val="000000"/>
-        </w:rPr>
-        <w:t>Gang. Li, Zhao. Wang, Junhui. Huang, Jianmin. Gao, Kun. Chen</w:t>
+      <w:proofErr w:type="spellStart"/>
+      <w:r>
+        <w:rPr>
+          <w:rFonts w:ascii="inter" w:eastAsia="inter" w:hAnsi="inter" w:cs="inter"/>
+          <w:color w:val="000000"/>
+        </w:rPr>
+        <w:t>Minghao</w:t>
+      </w:r>
+      <w:proofErr w:type="spellEnd"/>
+      <w:r>
+        <w:rPr>
+          <w:rFonts w:ascii="inter" w:eastAsia="inter" w:hAnsi="inter" w:cs="inter"/>
+          <w:color w:val="000000"/>
+        </w:rPr>
+        <w:t xml:space="preserve"> Li1, </w:t>
+      </w:r>
+      <w:proofErr w:type="spellStart"/>
+      <w:r>
+        <w:rPr>
+          <w:rFonts w:ascii="inter" w:eastAsia="inter" w:hAnsi="inter" w:cs="inter"/>
+          <w:color w:val="000000"/>
+        </w:rPr>
+        <w:t>Tengchao</w:t>
+      </w:r>
+      <w:proofErr w:type="spellEnd"/>
+      <w:r>
+        <w:rPr>
+          <w:rFonts w:ascii="inter" w:eastAsia="inter" w:hAnsi="inter" w:cs="inter"/>
+          <w:color w:val="000000"/>
+        </w:rPr>
+        <w:t xml:space="preserve"> Lv2, </w:t>
+      </w:r>
+      <w:proofErr w:type="spellStart"/>
+      <w:r>
+        <w:rPr>
+          <w:rFonts w:ascii="inter" w:eastAsia="inter" w:hAnsi="inter" w:cs="inter"/>
+          <w:color w:val="000000"/>
+        </w:rPr>
+        <w:t>Jingye</w:t>
+      </w:r>
+      <w:proofErr w:type="spellEnd"/>
+      <w:r>
+        <w:rPr>
+          <w:rFonts w:ascii="inter" w:eastAsia="inter" w:hAnsi="inter" w:cs="inter"/>
+          <w:color w:val="000000"/>
+        </w:rPr>
+        <w:t xml:space="preserve"> Chen2, Lei Cui2,</w:t>
+      </w:r>
+      <w:r>
+        <w:rPr>
+          <w:rFonts w:ascii="inter" w:eastAsia="inter" w:hAnsi="inter" w:cs="inter"/>
+          <w:color w:val="000000"/>
+        </w:rPr>
+        <w:t xml:space="preserve"> </w:t>
+      </w:r>
+      <w:proofErr w:type="spellStart"/>
+      <w:r>
+        <w:rPr>
+          <w:rFonts w:ascii="inter" w:eastAsia="inter" w:hAnsi="inter" w:cs="inter"/>
+          <w:color w:val="000000"/>
+        </w:rPr>
+        <w:t>Yijuan</w:t>
+      </w:r>
+      <w:proofErr w:type="spellEnd"/>
+      <w:r>
+        <w:rPr>
+          <w:rFonts w:ascii="inter" w:eastAsia="inter" w:hAnsi="inter" w:cs="inter"/>
+          <w:color w:val="000000"/>
+        </w:rPr>
+        <w:t xml:space="preserve"> Lu2, </w:t>
+      </w:r>
+      <w:proofErr w:type="spellStart"/>
+      <w:r>
+        <w:rPr>
+          <w:rFonts w:ascii="inter" w:eastAsia="inter" w:hAnsi="inter" w:cs="inter"/>
+          <w:color w:val="000000"/>
+        </w:rPr>
+        <w:t>Dinei</w:t>
+      </w:r>
+      <w:proofErr w:type="spellEnd"/>
+      <w:r>
+        <w:rPr>
+          <w:rFonts w:ascii="inter" w:eastAsia="inter" w:hAnsi="inter" w:cs="inter"/>
+          <w:color w:val="000000"/>
+        </w:rPr>
+        <w:t xml:space="preserve"> Florencio2, Cha Zhang2, </w:t>
+      </w:r>
+      <w:proofErr w:type="spellStart"/>
+      <w:r>
+        <w:rPr>
+          <w:rFonts w:ascii="inter" w:eastAsia="inter" w:hAnsi="inter" w:cs="inter"/>
+          <w:color w:val="000000"/>
+        </w:rPr>
+        <w:t>Zhoujun</w:t>
+      </w:r>
+      <w:proofErr w:type="spellEnd"/>
+      <w:r>
+        <w:rPr>
+          <w:rFonts w:ascii="inter" w:eastAsia="inter" w:hAnsi="inter" w:cs="inter"/>
+          <w:color w:val="000000"/>
+        </w:rPr>
+        <w:t xml:space="preserve"> Li1, </w:t>
+      </w:r>
+      <w:proofErr w:type="spellStart"/>
+      <w:r>
+        <w:rPr>
+          <w:rFonts w:ascii="inter" w:eastAsia="inter" w:hAnsi="inter" w:cs="inter"/>
+          <w:color w:val="000000"/>
+        </w:rPr>
+        <w:t>Furu</w:t>
+      </w:r>
+      <w:proofErr w:type="spellEnd"/>
+      <w:r>
+        <w:rPr>
+          <w:rFonts w:ascii="inter" w:eastAsia="inter" w:hAnsi="inter" w:cs="inter"/>
+          <w:color w:val="000000"/>
+        </w:rPr>
+        <w:t xml:space="preserve"> Wei2</w:t>
       </w:r>
       <w:r>
         <w:rPr>
@@ -2002,19 +3539,99 @@
         </w:rPr>
         <w:t>: “</w:t>
       </w:r>
-      <w:r>
-        <w:rPr>
-          <w:rFonts w:ascii="inter" w:eastAsia="inter" w:hAnsi="inter" w:cs="inter"/>
-          <w:color w:val="000000"/>
-          <w:lang w:val="en-IN"/>
-        </w:rPr>
-        <w:t>Form Recognition Based on Lightweight U-Net and</w:t>
-      </w:r>
-      <w:r>
-        <w:rPr>
-          <w:rFonts w:ascii="inter" w:eastAsia="inter" w:hAnsi="inter" w:cs="inter"/>
-          <w:color w:val="000000"/>
-          <w:lang w:val="en-IN"/>
+      <w:proofErr w:type="spellStart"/>
+      <w:r>
+        <w:rPr>
+          <w:rFonts w:ascii="inter" w:eastAsia="inter" w:hAnsi="inter" w:cs="inter"/>
+          <w:color w:val="000000"/>
+        </w:rPr>
+        <w:t>TrOCR</w:t>
+      </w:r>
+      <w:proofErr w:type="spellEnd"/>
+      <w:r>
+        <w:rPr>
+          <w:rFonts w:ascii="inter" w:eastAsia="inter" w:hAnsi="inter" w:cs="inter"/>
+          <w:color w:val="000000"/>
+        </w:rPr>
+        <w:t>: Transformer-based Optical Character Recognition with Pre-trained Models</w:t>
+      </w:r>
+      <w:r>
+        <w:rPr>
+          <w:rFonts w:ascii="inter" w:eastAsia="inter" w:hAnsi="inter" w:cs="inter"/>
+          <w:color w:val="000000"/>
+          <w:lang w:val="en-IN"/>
+        </w:rPr>
+        <w:t xml:space="preserve">”, published in </w:t>
+      </w:r>
+      <w:proofErr w:type="spellStart"/>
+      <w:r>
+        <w:rPr>
+          <w:rFonts w:ascii="inter" w:eastAsia="inter" w:hAnsi="inter" w:cs="inter"/>
+          <w:color w:val="000000"/>
+          <w:lang w:val="en-IN"/>
+        </w:rPr>
+        <w:t>arXiv</w:t>
+      </w:r>
+      <w:proofErr w:type="spellEnd"/>
+      <w:r>
+        <w:rPr>
+          <w:rFonts w:ascii="inter" w:eastAsia="inter" w:hAnsi="inter" w:cs="inter"/>
+          <w:color w:val="000000"/>
+          <w:lang w:val="en-IN"/>
+        </w:rPr>
+        <w:t xml:space="preserve">, </w:t>
+      </w:r>
+      <w:r>
+        <w:rPr>
+          <w:rFonts w:ascii="inter" w:eastAsia="inter" w:hAnsi="inter" w:cs="inter"/>
+          <w:color w:val="000000"/>
+          <w:lang w:val="en-IN"/>
+        </w:rPr>
+        <w:t>202</w:t>
+      </w:r>
+      <w:r>
+        <w:rPr>
+          <w:rFonts w:ascii="inter" w:eastAsia="inter" w:hAnsi="inter" w:cs="inter"/>
+          <w:color w:val="000000"/>
+          <w:lang w:val="en-IN"/>
+        </w:rPr>
+        <w:t>2</w:t>
+      </w:r>
+    </w:p>
+    <w:p>
+      <w:pPr>
+        <w:spacing w:before="105" w:after="105" w:line="360" w:lineRule="auto"/>
+        <w:rPr>
+          <w:rFonts w:ascii="inter" w:eastAsia="inter" w:hAnsi="inter" w:cs="inter"/>
+          <w:color w:val="000000"/>
+          <w:lang w:val="en-IN"/>
+        </w:rPr>
+      </w:pPr>
+      <w:r>
+        <w:rPr>
+          <w:rFonts w:ascii="inter" w:eastAsia="inter" w:hAnsi="inter" w:cs="inter"/>
+          <w:color w:val="000000"/>
+        </w:rPr>
+        <w:t>[</w:t>
+      </w:r>
+      <w:r>
+        <w:rPr>
+          <w:rFonts w:ascii="inter" w:eastAsia="inter" w:hAnsi="inter" w:cs="inter"/>
+          <w:color w:val="000000"/>
+        </w:rPr>
+        <w:t>2</w:t>
+      </w:r>
+      <w:r>
+        <w:rPr>
+          <w:rFonts w:ascii="inter" w:eastAsia="inter" w:hAnsi="inter" w:cs="inter"/>
+          <w:color w:val="000000"/>
+        </w:rPr>
+        <w:t>]</w:t>
+      </w:r>
+      <w:r>
+        <w:rPr>
+          <w:rFonts w:ascii="inter" w:eastAsia="inter" w:hAnsi="inter" w:cs="inter"/>
+          <w:color w:val="000000"/>
         </w:rPr>
         <w:t xml:space="preserve"> </w:t>
       </w:r>
@@ -2024,39 +3641,41 @@
           <w:color w:val="000000"/>
           <w:lang w:val="en-IN"/>
         </w:rPr>
-        <w:t>Tesseract after Multi-level Retraining</w:t>
-      </w:r>
-      <w:r>
-        <w:rPr>
-          <w:rFonts w:ascii="inter" w:eastAsia="inter" w:hAnsi="inter" w:cs="inter"/>
-          <w:color w:val="000000"/>
-          <w:lang w:val="en-IN"/>
-        </w:rPr>
-        <w:t xml:space="preserve">”, published in </w:t>
-      </w:r>
-      <w:r>
-        <w:rPr>
-          <w:rFonts w:ascii="inter" w:eastAsia="inter" w:hAnsi="inter" w:cs="inter"/>
-          <w:color w:val="000000"/>
-          <w:lang w:val="en-IN"/>
-        </w:rPr>
-        <w:t>International Conference of Optical Imaging and Measurement (ICOIM)</w:t>
-      </w:r>
-      <w:r>
-        <w:rPr>
-          <w:rFonts w:ascii="inter" w:eastAsia="inter" w:hAnsi="inter" w:cs="inter"/>
-          <w:color w:val="000000"/>
-          <w:lang w:val="en-IN"/>
-        </w:rPr>
-        <w:t xml:space="preserve">, </w:t>
-      </w:r>
-      <w:r>
-        <w:rPr>
-          <w:rFonts w:ascii="inter" w:eastAsia="inter" w:hAnsi="inter" w:cs="inter"/>
-          <w:color w:val="000000"/>
-          <w:lang w:val="en-IN"/>
-        </w:rPr>
-        <w:t>2021</w:t>
+        <w:t>Nanyang Yang, Yi Wang, Lap-</w:t>
+      </w:r>
+      <w:proofErr w:type="spellStart"/>
+      <w:r>
+        <w:rPr>
+          <w:rFonts w:ascii="inter" w:eastAsia="inter" w:hAnsi="inter" w:cs="inter"/>
+          <w:color w:val="000000"/>
+          <w:lang w:val="en-IN"/>
+        </w:rPr>
+        <w:t>Pui</w:t>
+      </w:r>
+      <w:proofErr w:type="spellEnd"/>
+      <w:r>
+        <w:rPr>
+          <w:rFonts w:ascii="inter" w:eastAsia="inter" w:hAnsi="inter" w:cs="inter"/>
+          <w:color w:val="000000"/>
+          <w:lang w:val="en-IN"/>
+        </w:rPr>
+        <w:t xml:space="preserve"> Chau: "Multi-object Tracking with Tracked Object Bounding Box Association", published in ICME workshop</w:t>
+      </w:r>
+      <w:r>
+        <w:rPr>
+          <w:rFonts w:ascii="inter" w:eastAsia="inter" w:hAnsi="inter" w:cs="inter"/>
+          <w:color w:val="000000"/>
+          <w:lang w:val="en-IN"/>
+        </w:rPr>
+        <w:t>,</w:t>
+      </w:r>
+      <w:r>
+        <w:rPr>
+          <w:rFonts w:ascii="inter" w:eastAsia="inter" w:hAnsi="inter" w:cs="inter"/>
+          <w:color w:val="000000"/>
+          <w:lang w:val="en-IN"/>
+        </w:rPr>
+        <w:t xml:space="preserve"> 2021</w:t>
       </w:r>
     </w:p>
     <w:p>
@@ -2073,14 +3692,21 @@
           <w:rFonts w:ascii="inter" w:eastAsia="inter" w:hAnsi="inter" w:cs="inter"/>
           <w:color w:val="000000"/>
         </w:rPr>
-        <w:t xml:space="preserve">[1] </w:t>
-      </w:r>
-      <w:r>
-        <w:rPr>
-          <w:rFonts w:ascii="inter" w:eastAsia="inter" w:hAnsi="inter" w:cs="inter"/>
-          <w:color w:val="000000"/>
-        </w:rPr>
-        <w:t>Minghao Li1, Tengchao Lv2, Jingye Chen2, Lei Cui2,</w:t>
+        <w:t>[</w:t>
+      </w:r>
+      <w:r>
+        <w:rPr>
+          <w:rFonts w:ascii="inter" w:eastAsia="inter" w:hAnsi="inter" w:cs="inter"/>
+          <w:color w:val="000000"/>
+        </w:rPr>
+        <w:t>3</w:t>
+      </w:r>
+      <w:r>
+        <w:rPr>
+          <w:rFonts w:ascii="inter" w:eastAsia="inter" w:hAnsi="inter" w:cs="inter"/>
+          <w:color w:val="000000"/>
+        </w:rPr>
+        <w:t>]</w:t>
       </w:r>
       <w:r>
         <w:rPr>
@@ -2089,86 +3715,25 @@
         </w:rPr>
         <w:t xml:space="preserve"> </w:t>
       </w:r>
-      <w:r>
-        <w:rPr>
-          <w:rFonts w:ascii="inter" w:eastAsia="inter" w:hAnsi="inter" w:cs="inter"/>
-          <w:color w:val="000000"/>
-        </w:rPr>
-        <w:t>Yijuan Lu2, Dinei Florencio2, Cha Zhang2, Zhoujun Li1, Furu Wei2</w:t>
-      </w:r>
-      <w:r>
-        <w:rPr>
-          <w:rFonts w:ascii="inter" w:eastAsia="inter" w:hAnsi="inter" w:cs="inter"/>
-          <w:color w:val="000000"/>
-        </w:rPr>
-        <w:t>: “</w:t>
-      </w:r>
-      <w:r>
-        <w:rPr>
-          <w:rFonts w:ascii="inter" w:eastAsia="inter" w:hAnsi="inter" w:cs="inter"/>
-          <w:color w:val="000000"/>
-        </w:rPr>
-        <w:t>TrOCR: Transformer-based Optical Character Recognition with Pre-trained Models</w:t>
-      </w:r>
-      <w:r>
-        <w:rPr>
-          <w:rFonts w:ascii="inter" w:eastAsia="inter" w:hAnsi="inter" w:cs="inter"/>
-          <w:color w:val="000000"/>
-          <w:lang w:val="en-IN"/>
-        </w:rPr>
-        <w:t xml:space="preserve">”, published in </w:t>
-      </w:r>
-      <w:r>
-        <w:rPr>
-          <w:rFonts w:ascii="inter" w:eastAsia="inter" w:hAnsi="inter" w:cs="inter"/>
-          <w:color w:val="000000"/>
-          <w:lang w:val="en-IN"/>
-        </w:rPr>
-        <w:t>arXiv,</w:t>
-      </w:r>
-      <w:r>
-        <w:rPr>
-          <w:rFonts w:ascii="inter" w:eastAsia="inter" w:hAnsi="inter" w:cs="inter"/>
-          <w:color w:val="000000"/>
-          <w:lang w:val="en-IN"/>
-        </w:rPr>
-        <w:t xml:space="preserve"> </w:t>
-      </w:r>
-      <w:r>
-        <w:rPr>
-          <w:rFonts w:ascii="inter" w:eastAsia="inter" w:hAnsi="inter" w:cs="inter"/>
-          <w:color w:val="000000"/>
-          <w:lang w:val="en-IN"/>
-        </w:rPr>
-        <w:t>202</w:t>
-      </w:r>
-      <w:r>
-        <w:rPr>
-          <w:rFonts w:ascii="inter" w:eastAsia="inter" w:hAnsi="inter" w:cs="inter"/>
-          <w:color w:val="000000"/>
-          <w:lang w:val="en-IN"/>
-        </w:rPr>
-        <w:t>2</w:t>
-      </w:r>
-    </w:p>
-    <w:p>
-      <w:pPr>
-        <w:spacing w:before="105" w:after="105" w:line="360" w:lineRule="auto"/>
-        <w:rPr>
-          <w:rFonts w:ascii="inter" w:eastAsia="inter" w:hAnsi="inter" w:cs="inter"/>
-          <w:color w:val="000000"/>
-          <w:lang w:val="en-IN"/>
-        </w:rPr>
-      </w:pPr>
-      <w:r>
-        <w:rPr>
-          <w:rFonts w:ascii="inter" w:eastAsia="inter" w:hAnsi="inter" w:cs="inter"/>
-          <w:color w:val="000000"/>
-          <w:lang w:val="en-IN"/>
-        </w:rPr>
-        <w:t xml:space="preserve">Yongsun Yoon: "Fine-tuning YOLOv8 with Custom Dataset Generated by Open-world Object Detector", published in Medium, </w:t>
-      </w:r>
-      <w:hyperlink r:id="rId5" w:history="1">
+      <w:proofErr w:type="spellStart"/>
+      <w:r>
+        <w:rPr>
+          <w:rFonts w:ascii="inter" w:eastAsia="inter" w:hAnsi="inter" w:cs="inter"/>
+          <w:color w:val="000000"/>
+          <w:lang w:val="en-IN"/>
+        </w:rPr>
+        <w:t>Yongsun</w:t>
+      </w:r>
+      <w:proofErr w:type="spellEnd"/>
+      <w:r>
+        <w:rPr>
+          <w:rFonts w:ascii="inter" w:eastAsia="inter" w:hAnsi="inter" w:cs="inter"/>
+          <w:color w:val="000000"/>
+          <w:lang w:val="en-IN"/>
+        </w:rPr>
+        <w:t xml:space="preserve"> Yoon: "Fine-tuning YOLOv8 with Custom Dataset Generated by Open-world Object Detector", published in Medium, </w:t>
+      </w:r>
+      <w:hyperlink r:id="rId6" w:history="1">
         <w:r>
           <w:rPr>
             <w:rStyle w:val="Hyperlink"/>
@@ -2194,7 +3759,116 @@
           <w:color w:val="000000"/>
           <w:lang w:val="en-IN"/>
         </w:rPr>
-        <w:t>Neeraj Garg, Neelam Sharma, Gautam Jain, Vipul Jain, Vaibhav Upreti: "Handwriting Recognition System Using YOLO and CTC", published in International Conference on Advanced Computing &amp; Communication Technologies (ICACCTech), 2023</w:t>
+        <w:lastRenderedPageBreak/>
+        <w:t xml:space="preserve">[4] </w:t>
+      </w:r>
+      <w:proofErr w:type="spellStart"/>
+      <w:r>
+        <w:rPr>
+          <w:rFonts w:ascii="inter" w:eastAsia="inter" w:hAnsi="inter" w:cs="inter"/>
+          <w:color w:val="000000"/>
+          <w:lang w:val="en-IN"/>
+        </w:rPr>
+        <w:t>Neeraj</w:t>
+      </w:r>
+      <w:proofErr w:type="spellEnd"/>
+      <w:r>
+        <w:rPr>
+          <w:rFonts w:ascii="inter" w:eastAsia="inter" w:hAnsi="inter" w:cs="inter"/>
+          <w:color w:val="000000"/>
+          <w:lang w:val="en-IN"/>
+        </w:rPr>
+        <w:t xml:space="preserve"> Garg, </w:t>
+      </w:r>
+      <w:proofErr w:type="spellStart"/>
+      <w:r>
+        <w:rPr>
+          <w:rFonts w:ascii="inter" w:eastAsia="inter" w:hAnsi="inter" w:cs="inter"/>
+          <w:color w:val="000000"/>
+          <w:lang w:val="en-IN"/>
+        </w:rPr>
+        <w:t>Neelam</w:t>
+      </w:r>
+      <w:proofErr w:type="spellEnd"/>
+      <w:r>
+        <w:rPr>
+          <w:rFonts w:ascii="inter" w:eastAsia="inter" w:hAnsi="inter" w:cs="inter"/>
+          <w:color w:val="000000"/>
+          <w:lang w:val="en-IN"/>
+        </w:rPr>
+        <w:t xml:space="preserve"> Sharma, </w:t>
+      </w:r>
+      <w:proofErr w:type="spellStart"/>
+      <w:r>
+        <w:rPr>
+          <w:rFonts w:ascii="inter" w:eastAsia="inter" w:hAnsi="inter" w:cs="inter"/>
+          <w:color w:val="000000"/>
+          <w:lang w:val="en-IN"/>
+        </w:rPr>
+        <w:t>Gautam</w:t>
+      </w:r>
+      <w:proofErr w:type="spellEnd"/>
+      <w:r>
+        <w:rPr>
+          <w:rFonts w:ascii="inter" w:eastAsia="inter" w:hAnsi="inter" w:cs="inter"/>
+          <w:color w:val="000000"/>
+          <w:lang w:val="en-IN"/>
+        </w:rPr>
+        <w:t xml:space="preserve"> Jain, Vipul Jain, </w:t>
+      </w:r>
+      <w:proofErr w:type="spellStart"/>
+      <w:r>
+        <w:rPr>
+          <w:rFonts w:ascii="inter" w:eastAsia="inter" w:hAnsi="inter" w:cs="inter"/>
+          <w:color w:val="000000"/>
+          <w:lang w:val="en-IN"/>
+        </w:rPr>
+        <w:t>Vaibhav</w:t>
+      </w:r>
+      <w:proofErr w:type="spellEnd"/>
+      <w:r>
+        <w:rPr>
+          <w:rFonts w:ascii="inter" w:eastAsia="inter" w:hAnsi="inter" w:cs="inter"/>
+          <w:color w:val="000000"/>
+          <w:lang w:val="en-IN"/>
+        </w:rPr>
+        <w:t xml:space="preserve"> </w:t>
+      </w:r>
+      <w:proofErr w:type="spellStart"/>
+      <w:r>
+        <w:rPr>
+          <w:rFonts w:ascii="inter" w:eastAsia="inter" w:hAnsi="inter" w:cs="inter"/>
+          <w:color w:val="000000"/>
+          <w:lang w:val="en-IN"/>
+        </w:rPr>
+        <w:t>Upreti</w:t>
+      </w:r>
+      <w:proofErr w:type="spellEnd"/>
+      <w:r>
+        <w:rPr>
+          <w:rFonts w:ascii="inter" w:eastAsia="inter" w:hAnsi="inter" w:cs="inter"/>
+          <w:color w:val="000000"/>
+          <w:lang w:val="en-IN"/>
+        </w:rPr>
+        <w:t>: "Handwriting Recognition System Using YOLO and CTC", published in International Conference on Advanced Computing &amp; Communication Technologies (</w:t>
+      </w:r>
+      <w:proofErr w:type="spellStart"/>
+      <w:r>
+        <w:rPr>
+          <w:rFonts w:ascii="inter" w:eastAsia="inter" w:hAnsi="inter" w:cs="inter"/>
+          <w:color w:val="000000"/>
+          <w:lang w:val="en-IN"/>
+        </w:rPr>
+        <w:t>ICACCTech</w:t>
+      </w:r>
+      <w:proofErr w:type="spellEnd"/>
+      <w:r>
+        <w:rPr>
+          <w:rFonts w:ascii="inter" w:eastAsia="inter" w:hAnsi="inter" w:cs="inter"/>
+          <w:color w:val="000000"/>
+          <w:lang w:val="en-IN"/>
+        </w:rPr>
+        <w:t>), 2023</w:t>
       </w:r>
     </w:p>
     <w:p>
@@ -2210,9 +3884,140 @@
         <w:rPr>
           <w:rFonts w:ascii="inter" w:eastAsia="inter" w:hAnsi="inter" w:cs="inter"/>
           <w:color w:val="000000"/>
-          <w:lang w:val="en-IN"/>
-        </w:rPr>
-        <w:t>A Nikitha, J Geetha, D.S JayaLakshmi: "Handwritten Text Recognition using Deep Learning", published in International Conference on Recent Trends on Electronics, Information, Communication &amp; Technology (RTEICT), 2020</w:t>
+        </w:rPr>
+        <w:t>[</w:t>
+      </w:r>
+      <w:r>
+        <w:rPr>
+          <w:rFonts w:ascii="inter" w:eastAsia="inter" w:hAnsi="inter" w:cs="inter"/>
+          <w:color w:val="000000"/>
+        </w:rPr>
+        <w:t>5</w:t>
+      </w:r>
+      <w:r>
+        <w:rPr>
+          <w:rFonts w:ascii="inter" w:eastAsia="inter" w:hAnsi="inter" w:cs="inter"/>
+          <w:color w:val="000000"/>
+        </w:rPr>
+        <w:t xml:space="preserve">] </w:t>
+      </w:r>
+      <w:r>
+        <w:rPr>
+          <w:rFonts w:ascii="inter" w:eastAsia="inter" w:hAnsi="inter" w:cs="inter"/>
+          <w:color w:val="000000"/>
+        </w:rPr>
+        <w:t xml:space="preserve">Gang. Li, Zhao. Wang, </w:t>
+      </w:r>
+      <w:proofErr w:type="spellStart"/>
+      <w:r>
+        <w:rPr>
+          <w:rFonts w:ascii="inter" w:eastAsia="inter" w:hAnsi="inter" w:cs="inter"/>
+          <w:color w:val="000000"/>
+        </w:rPr>
+        <w:t>Junhui</w:t>
+      </w:r>
+      <w:proofErr w:type="spellEnd"/>
+      <w:r>
+        <w:rPr>
+          <w:rFonts w:ascii="inter" w:eastAsia="inter" w:hAnsi="inter" w:cs="inter"/>
+          <w:color w:val="000000"/>
+        </w:rPr>
+        <w:t xml:space="preserve">. Huang, </w:t>
+      </w:r>
+      <w:proofErr w:type="spellStart"/>
+      <w:r>
+        <w:rPr>
+          <w:rFonts w:ascii="inter" w:eastAsia="inter" w:hAnsi="inter" w:cs="inter"/>
+          <w:color w:val="000000"/>
+        </w:rPr>
+        <w:t>Jianmin</w:t>
+      </w:r>
+      <w:proofErr w:type="spellEnd"/>
+      <w:r>
+        <w:rPr>
+          <w:rFonts w:ascii="inter" w:eastAsia="inter" w:hAnsi="inter" w:cs="inter"/>
+          <w:color w:val="000000"/>
+        </w:rPr>
+        <w:t xml:space="preserve">. </w:t>
+      </w:r>
+      <w:proofErr w:type="gramStart"/>
+      <w:r>
+        <w:rPr>
+          <w:rFonts w:ascii="inter" w:eastAsia="inter" w:hAnsi="inter" w:cs="inter"/>
+          <w:color w:val="000000"/>
+        </w:rPr>
+        <w:t>Gao</w:t>
+      </w:r>
+      <w:proofErr w:type="gramEnd"/>
+      <w:r>
+        <w:rPr>
+          <w:rFonts w:ascii="inter" w:eastAsia="inter" w:hAnsi="inter" w:cs="inter"/>
+          <w:color w:val="000000"/>
+        </w:rPr>
+        <w:t>, Kun. Chen</w:t>
+      </w:r>
+      <w:r>
+        <w:rPr>
+          <w:rFonts w:ascii="inter" w:eastAsia="inter" w:hAnsi="inter" w:cs="inter"/>
+          <w:color w:val="000000"/>
+        </w:rPr>
+        <w:t>: “</w:t>
+      </w:r>
+      <w:r>
+        <w:rPr>
+          <w:rFonts w:ascii="inter" w:eastAsia="inter" w:hAnsi="inter" w:cs="inter"/>
+          <w:color w:val="000000"/>
+          <w:lang w:val="en-IN"/>
+        </w:rPr>
+        <w:t>Form Recognition Based on Lightweight U-Net and</w:t>
+      </w:r>
+      <w:r>
+        <w:rPr>
+          <w:rFonts w:ascii="inter" w:eastAsia="inter" w:hAnsi="inter" w:cs="inter"/>
+          <w:color w:val="000000"/>
+          <w:lang w:val="en-IN"/>
+        </w:rPr>
+        <w:t xml:space="preserve"> </w:t>
+      </w:r>
+      <w:r>
+        <w:rPr>
+          <w:rFonts w:ascii="inter" w:eastAsia="inter" w:hAnsi="inter" w:cs="inter"/>
+          <w:color w:val="000000"/>
+          <w:lang w:val="en-IN"/>
+        </w:rPr>
+        <w:t>Tesseract after Multi-level Retraining</w:t>
+      </w:r>
+      <w:r>
+        <w:rPr>
+          <w:rFonts w:ascii="inter" w:eastAsia="inter" w:hAnsi="inter" w:cs="inter"/>
+          <w:color w:val="000000"/>
+          <w:lang w:val="en-IN"/>
+        </w:rPr>
+        <w:t xml:space="preserve">”, published in </w:t>
+      </w:r>
+      <w:r>
+        <w:rPr>
+          <w:rFonts w:ascii="inter" w:eastAsia="inter" w:hAnsi="inter" w:cs="inter"/>
+          <w:color w:val="000000"/>
+          <w:lang w:val="en-IN"/>
+        </w:rPr>
+        <w:t>International Conference of Optical Imaging and Measurement (ICOIM)</w:t>
+      </w:r>
+      <w:r>
+        <w:rPr>
+          <w:rFonts w:ascii="inter" w:eastAsia="inter" w:hAnsi="inter" w:cs="inter"/>
+          <w:color w:val="000000"/>
+          <w:lang w:val="en-IN"/>
+        </w:rPr>
+        <w:t xml:space="preserve">, </w:t>
+      </w:r>
+      <w:r>
+        <w:rPr>
+          <w:rFonts w:ascii="inter" w:eastAsia="inter" w:hAnsi="inter" w:cs="inter"/>
+          <w:color w:val="000000"/>
+          <w:lang w:val="en-IN"/>
+        </w:rPr>
+        <w:t>2021</w:t>
       </w:r>
     </w:p>
     <w:p>
@@ -2230,7 +4035,69 @@
           <w:color w:val="000000"/>
           <w:lang w:val="en-IN"/>
         </w:rPr>
-        <w:t>Juan Ramirez-Orta, Eduardo Xamena, Ana Maguitman, Evangelos Milios, Axel J. Soto: "Post-OCR Document Correction with large Ensembles of Character Sequence-to-Sequence Models", published in arXiv, 2022</w:t>
+        <w:t xml:space="preserve">[6] </w:t>
+      </w:r>
+      <w:r>
+        <w:rPr>
+          <w:rFonts w:ascii="inter" w:eastAsia="inter" w:hAnsi="inter" w:cs="inter"/>
+          <w:color w:val="000000"/>
+          <w:lang w:val="en-IN"/>
+        </w:rPr>
+        <w:t xml:space="preserve">A </w:t>
+      </w:r>
+      <w:proofErr w:type="spellStart"/>
+      <w:r>
+        <w:rPr>
+          <w:rFonts w:ascii="inter" w:eastAsia="inter" w:hAnsi="inter" w:cs="inter"/>
+          <w:color w:val="000000"/>
+          <w:lang w:val="en-IN"/>
+        </w:rPr>
+        <w:t>Nikitha</w:t>
+      </w:r>
+      <w:proofErr w:type="spellEnd"/>
+      <w:r>
+        <w:rPr>
+          <w:rFonts w:ascii="inter" w:eastAsia="inter" w:hAnsi="inter" w:cs="inter"/>
+          <w:color w:val="000000"/>
+          <w:lang w:val="en-IN"/>
+        </w:rPr>
+        <w:t xml:space="preserve">, J </w:t>
+      </w:r>
+      <w:proofErr w:type="spellStart"/>
+      <w:r>
+        <w:rPr>
+          <w:rFonts w:ascii="inter" w:eastAsia="inter" w:hAnsi="inter" w:cs="inter"/>
+          <w:color w:val="000000"/>
+          <w:lang w:val="en-IN"/>
+        </w:rPr>
+        <w:t>Geetha</w:t>
+      </w:r>
+      <w:proofErr w:type="spellEnd"/>
+      <w:r>
+        <w:rPr>
+          <w:rFonts w:ascii="inter" w:eastAsia="inter" w:hAnsi="inter" w:cs="inter"/>
+          <w:color w:val="000000"/>
+          <w:lang w:val="en-IN"/>
+        </w:rPr>
+        <w:t xml:space="preserve">, D.S </w:t>
+      </w:r>
+      <w:proofErr w:type="spellStart"/>
+      <w:r>
+        <w:rPr>
+          <w:rFonts w:ascii="inter" w:eastAsia="inter" w:hAnsi="inter" w:cs="inter"/>
+          <w:color w:val="000000"/>
+          <w:lang w:val="en-IN"/>
+        </w:rPr>
+        <w:t>JayaLakshmi</w:t>
+      </w:r>
+      <w:proofErr w:type="spellEnd"/>
+      <w:r>
+        <w:rPr>
+          <w:rFonts w:ascii="inter" w:eastAsia="inter" w:hAnsi="inter" w:cs="inter"/>
+          <w:color w:val="000000"/>
+          <w:lang w:val="en-IN"/>
+        </w:rPr>
+        <w:t>: "Handwritten Text Recognition using Deep Learning", published in International Conference on Recent Trends on Electronics, Information, Communication &amp; Technology (RTEICT), 2020</w:t>
       </w:r>
     </w:p>
     <w:p>
@@ -2248,7 +4115,123 @@
           <w:color w:val="000000"/>
           <w:lang w:val="en-IN"/>
         </w:rPr>
-        <w:t>Quoc-Dung Nguyen, Duc-Anh Le, Nguyet-Minh Phan, Ivan Zelinka: "OCR error correction using correction patterns and self-organizing migrating algorithm", published in Springer Nature Link, 2021</w:t>
+        <w:t xml:space="preserve">[7] </w:t>
+      </w:r>
+      <w:r>
+        <w:rPr>
+          <w:rFonts w:ascii="inter" w:eastAsia="inter" w:hAnsi="inter" w:cs="inter"/>
+          <w:color w:val="000000"/>
+          <w:lang w:val="en-IN"/>
+        </w:rPr>
+        <w:t>Juan Ramirez-</w:t>
+      </w:r>
+      <w:proofErr w:type="spellStart"/>
+      <w:r>
+        <w:rPr>
+          <w:rFonts w:ascii="inter" w:eastAsia="inter" w:hAnsi="inter" w:cs="inter"/>
+          <w:color w:val="000000"/>
+          <w:lang w:val="en-IN"/>
+        </w:rPr>
+        <w:t>Orta</w:t>
+      </w:r>
+      <w:proofErr w:type="spellEnd"/>
+      <w:r>
+        <w:rPr>
+          <w:rFonts w:ascii="inter" w:eastAsia="inter" w:hAnsi="inter" w:cs="inter"/>
+          <w:color w:val="000000"/>
+          <w:lang w:val="en-IN"/>
+        </w:rPr>
+        <w:t xml:space="preserve">, Eduardo </w:t>
+      </w:r>
+      <w:proofErr w:type="spellStart"/>
+      <w:r>
+        <w:rPr>
+          <w:rFonts w:ascii="inter" w:eastAsia="inter" w:hAnsi="inter" w:cs="inter"/>
+          <w:color w:val="000000"/>
+          <w:lang w:val="en-IN"/>
+        </w:rPr>
+        <w:t>Xamena</w:t>
+      </w:r>
+      <w:proofErr w:type="spellEnd"/>
+      <w:r>
+        <w:rPr>
+          <w:rFonts w:ascii="inter" w:eastAsia="inter" w:hAnsi="inter" w:cs="inter"/>
+          <w:color w:val="000000"/>
+          <w:lang w:val="en-IN"/>
+        </w:rPr>
+        <w:t xml:space="preserve">, Ana </w:t>
+      </w:r>
+      <w:proofErr w:type="spellStart"/>
+      <w:r>
+        <w:rPr>
+          <w:rFonts w:ascii="inter" w:eastAsia="inter" w:hAnsi="inter" w:cs="inter"/>
+          <w:color w:val="000000"/>
+          <w:lang w:val="en-IN"/>
+        </w:rPr>
+        <w:t>Maguitman</w:t>
+      </w:r>
+      <w:proofErr w:type="spellEnd"/>
+      <w:r>
+        <w:rPr>
+          <w:rFonts w:ascii="inter" w:eastAsia="inter" w:hAnsi="inter" w:cs="inter"/>
+          <w:color w:val="000000"/>
+          <w:lang w:val="en-IN"/>
+        </w:rPr>
+        <w:t xml:space="preserve">, </w:t>
+      </w:r>
+      <w:proofErr w:type="spellStart"/>
+      <w:r>
+        <w:rPr>
+          <w:rFonts w:ascii="inter" w:eastAsia="inter" w:hAnsi="inter" w:cs="inter"/>
+          <w:color w:val="000000"/>
+          <w:lang w:val="en-IN"/>
+        </w:rPr>
+        <w:t>Evangelos</w:t>
+      </w:r>
+      <w:proofErr w:type="spellEnd"/>
+      <w:r>
+        <w:rPr>
+          <w:rFonts w:ascii="inter" w:eastAsia="inter" w:hAnsi="inter" w:cs="inter"/>
+          <w:color w:val="000000"/>
+          <w:lang w:val="en-IN"/>
+        </w:rPr>
+        <w:t xml:space="preserve"> </w:t>
+      </w:r>
+      <w:proofErr w:type="spellStart"/>
+      <w:r>
+        <w:rPr>
+          <w:rFonts w:ascii="inter" w:eastAsia="inter" w:hAnsi="inter" w:cs="inter"/>
+          <w:color w:val="000000"/>
+          <w:lang w:val="en-IN"/>
+        </w:rPr>
+        <w:t>Milios</w:t>
+      </w:r>
+      <w:proofErr w:type="spellEnd"/>
+      <w:r>
+        <w:rPr>
+          <w:rFonts w:ascii="inter" w:eastAsia="inter" w:hAnsi="inter" w:cs="inter"/>
+          <w:color w:val="000000"/>
+          <w:lang w:val="en-IN"/>
+        </w:rPr>
+        <w:t xml:space="preserve">, Axel J. Soto: "Post-OCR Document Correction with large Ensembles of Character Sequence-to-Sequence Models", published in </w:t>
+      </w:r>
+      <w:proofErr w:type="spellStart"/>
+      <w:r>
+        <w:rPr>
+          <w:rFonts w:ascii="inter" w:eastAsia="inter" w:hAnsi="inter" w:cs="inter"/>
+          <w:color w:val="000000"/>
+          <w:lang w:val="en-IN"/>
+        </w:rPr>
+        <w:t>arXiv</w:t>
+      </w:r>
+      <w:proofErr w:type="spellEnd"/>
+      <w:r>
+        <w:rPr>
+          <w:rFonts w:ascii="inter" w:eastAsia="inter" w:hAnsi="inter" w:cs="inter"/>
+          <w:color w:val="000000"/>
+          <w:lang w:val="en-IN"/>
+        </w:rPr>
+        <w:t>, 2022</w:t>
       </w:r>
     </w:p>
     <w:p>
@@ -2266,51 +4249,69 @@
           <w:color w:val="000000"/>
           <w:lang w:val="en-IN"/>
         </w:rPr>
-        <w:lastRenderedPageBreak/>
-        <w:t>Nanyang Yang, Yi Wang, Lap-Pui Chau: "Multi-object Tracking with Tracked Object Bounding Box Association", published in ICME workshop 2021</w:t>
-      </w:r>
-    </w:p>
-    <w:p>
-      <w:pPr>
-        <w:spacing w:before="105" w:after="105" w:line="360" w:lineRule="auto"/>
-        <w:rPr>
-          <w:rFonts w:ascii="inter" w:eastAsia="inter" w:hAnsi="inter" w:cs="inter"/>
-          <w:color w:val="000000"/>
-          <w:lang w:val="en-IN"/>
-        </w:rPr>
-      </w:pPr>
-      <w:r>
-        <w:rPr>
-          <w:rFonts w:ascii="inter" w:eastAsia="inter" w:hAnsi="inter" w:cs="inter"/>
-          <w:color w:val="000000"/>
-          <w:lang w:val="en-IN"/>
-        </w:rPr>
-        <w:t>Add layoutLM</w:t>
-      </w:r>
-    </w:p>
-    <w:p>
-      <w:pPr>
-        <w:spacing w:before="105" w:after="105" w:line="360" w:lineRule="auto"/>
-      </w:pPr>
-    </w:p>
-    <w:p>
-      <w:pPr>
-        <w:spacing w:before="210" w:after="0" w:line="360" w:lineRule="auto"/>
-      </w:pPr>
-      <w:r>
-        <w:rPr>
-          <w:noProof/>
-        </w:rPr>
-      </w:r>
-      <w:r>
-        <w:rPr>
-          <w:noProof/>
-        </w:rPr>
-        <w:pict w14:anchorId="6EB3E2EE">
-          <v:rect id="_x0000_s1026" alt="" style="width:475.5pt;height:.05pt;mso-width-percent:0;mso-height-percent:0;mso-left-percent:-10001;mso-top-percent:-10001;mso-position-horizontal:absolute;mso-position-horizontal-relative:char;mso-position-vertical:absolute;mso-position-vertical-relative:line;mso-width-percent:0;mso-height-percent:0;mso-left-percent:-10001;mso-top-percent:-10001" o:hralign="center" o:hrstd="t" strokeweight="1pt">
-            <v:stroke opacity="0"/>
-          </v:rect>
-        </w:pict>
+        <w:t xml:space="preserve">[8] </w:t>
+      </w:r>
+      <w:r>
+        <w:rPr>
+          <w:rFonts w:ascii="inter" w:eastAsia="inter" w:hAnsi="inter" w:cs="inter"/>
+          <w:color w:val="000000"/>
+          <w:lang w:val="en-IN"/>
+        </w:rPr>
+        <w:t xml:space="preserve">Quoc-Dung Nguyen, </w:t>
+      </w:r>
+      <w:proofErr w:type="spellStart"/>
+      <w:r>
+        <w:rPr>
+          <w:rFonts w:ascii="inter" w:eastAsia="inter" w:hAnsi="inter" w:cs="inter"/>
+          <w:color w:val="000000"/>
+          <w:lang w:val="en-IN"/>
+        </w:rPr>
+        <w:t>Duc</w:t>
+      </w:r>
+      <w:proofErr w:type="spellEnd"/>
+      <w:r>
+        <w:rPr>
+          <w:rFonts w:ascii="inter" w:eastAsia="inter" w:hAnsi="inter" w:cs="inter"/>
+          <w:color w:val="000000"/>
+          <w:lang w:val="en-IN"/>
+        </w:rPr>
+        <w:t xml:space="preserve">-Anh Le, </w:t>
+      </w:r>
+      <w:proofErr w:type="spellStart"/>
+      <w:r>
+        <w:rPr>
+          <w:rFonts w:ascii="inter" w:eastAsia="inter" w:hAnsi="inter" w:cs="inter"/>
+          <w:color w:val="000000"/>
+          <w:lang w:val="en-IN"/>
+        </w:rPr>
+        <w:t>Nguyet</w:t>
+      </w:r>
+      <w:proofErr w:type="spellEnd"/>
+      <w:r>
+        <w:rPr>
+          <w:rFonts w:ascii="inter" w:eastAsia="inter" w:hAnsi="inter" w:cs="inter"/>
+          <w:color w:val="000000"/>
+          <w:lang w:val="en-IN"/>
+        </w:rPr>
+        <w:t xml:space="preserve">-Minh Phan, Ivan </w:t>
+      </w:r>
+      <w:proofErr w:type="spellStart"/>
+      <w:r>
+        <w:rPr>
+          <w:rFonts w:ascii="inter" w:eastAsia="inter" w:hAnsi="inter" w:cs="inter"/>
+          <w:color w:val="000000"/>
+          <w:lang w:val="en-IN"/>
+        </w:rPr>
+        <w:t>Zelinka</w:t>
+      </w:r>
+      <w:proofErr w:type="spellEnd"/>
+      <w:r>
+        <w:rPr>
+          <w:rFonts w:ascii="inter" w:eastAsia="inter" w:hAnsi="inter" w:cs="inter"/>
+          <w:color w:val="000000"/>
+          <w:lang w:val="en-IN"/>
+        </w:rPr>
+        <w:t>: "OCR error correction using correction patterns and self-organizing migrating algorithm", published in Springer Nature Link, 2021</w:t>
       </w:r>
     </w:p>
     <w:sectPr>
@@ -2323,7 +4324,7 @@
 </file>
 
 <file path=word/numbering.xml><?xml version="1.0" encoding="utf-8"?>
-<w:numbering xmlns:wpc="http://schemas.microsoft.com/office/word/2010/wordprocessingCanvas" xmlns:cx="http://schemas.microsoft.com/office/drawing/2014/chartex" xmlns:cx1="http://schemas.microsoft.com/office/drawing/2015/9/8/chartex" xmlns:cx2="http://schemas.microsoft.com/office/drawing/2015/10/21/chartex" xmlns:cx3="http://schemas.microsoft.com/office/drawing/2016/5/9/chartex" xmlns:cx4="http://schemas.microsoft.com/office/drawing/2016/5/10/chartex" xmlns:cx5="http://schemas.microsoft.com/office/drawing/2016/5/11/chartex" xmlns:cx6="http://schemas.microsoft.com/office/drawing/2016/5/12/chartex" xmlns:cx7="http://schemas.microsoft.com/office/drawing/2016/5/13/chartex" xmlns:cx8="http://schemas.microsoft.com/office/drawing/2016/5/14/chartex" xmlns:mc="http://schemas.openxmlformats.org/markup-compatibility/2006" xmlns:aink="http://schemas.microsoft.com/office/drawing/2016/ink" xmlns:am3d="http://schemas.microsoft.com/office/drawing/2017/model3d" xmlns:o="urn:schemas-microsoft-com:office:office" xmlns:oel="http://schemas.microsoft.com/office/2019/extlst" xmlns:r="http://schemas.openxmlformats.org/officeDocument/2006/relationships" xmlns:m="http://schemas.openxmlformats.org/officeDocument/2006/math" xmlns:v="urn:schemas-microsoft-com:vml" xmlns:wp14="http://schemas.microsoft.com/office/word/2010/wordprocessingDrawing" xmlns:wp="http://schemas.openxmlformats.org/drawingml/2006/wordprocessingDrawing" xmlns:w10="urn:schemas-microsoft-com:office:word" xmlns:w="http://schemas.openxmlformats.org/wordprocessingml/2006/main" xmlns:w14="http://schemas.microsoft.com/office/word/2010/wordml" xmlns:w15="http://schemas.microsoft.com/office/word/2012/wordml" xmlns:w16cex="http://schemas.microsoft.com/office/word/2018/wordml/cex" xmlns:w16cid="http://schemas.microsoft.com/office/word/2016/wordml/cid" xmlns:w16="http://schemas.microsoft.com/office/word/2018/wordml" xmlns:w16du="http://schemas.microsoft.com/office/word/2023/wordml/word16du" xmlns:w16sdtdh="http://schemas.microsoft.com/office/word/2020/wordml/sdtdatahash" xmlns:w16sdtfl="http://schemas.microsoft.com/office/word/2024/wordml/sdtformatlock" xmlns:w16se="http://schemas.microsoft.com/office/word/2015/wordml/symex" xmlns:wpg="http://schemas.microsoft.com/office/word/2010/wordprocessingGroup" xmlns:wpi="http://schemas.microsoft.com/office/word/2010/wordprocessingInk" xmlns:wne="http://schemas.microsoft.com/office/word/2006/wordml" xmlns:wps="http://schemas.microsoft.com/office/word/2010/wordprocessingShape" mc:Ignorable="w14 w15 w16se w16cid w16 w16cex w16sdtdh w16sdtfl w16du wp14">
+<w:numbering xmlns:wpc="http://schemas.microsoft.com/office/word/2010/wordprocessingCanvas" xmlns:mc="http://schemas.openxmlformats.org/markup-compatibility/2006" xmlns:o="urn:schemas-microsoft-com:office:office" xmlns:r="http://schemas.openxmlformats.org/officeDocument/2006/relationships" xmlns:m="http://schemas.openxmlformats.org/officeDocument/2006/math" xmlns:v="urn:schemas-microsoft-com:vml" xmlns:wp14="http://schemas.microsoft.com/office/word/2010/wordprocessingDrawing" xmlns:wp="http://schemas.openxmlformats.org/drawingml/2006/wordprocessingDrawing" xmlns:w10="urn:schemas-microsoft-com:office:word" xmlns:w="http://schemas.openxmlformats.org/wordprocessingml/2006/main" xmlns:w14="http://schemas.microsoft.com/office/word/2010/wordml" xmlns:w15="http://schemas.microsoft.com/office/word/2012/wordml" xmlns:wpg="http://schemas.microsoft.com/office/word/2010/wordprocessingGroup" xmlns:wpi="http://schemas.microsoft.com/office/word/2010/wordprocessingInk" xmlns:wne="http://schemas.microsoft.com/office/word/2006/wordml" xmlns:wps="http://schemas.microsoft.com/office/word/2010/wordprocessingShape" mc:Ignorable="w14 w15 wp14">
   <w:abstractNum w:abstractNumId="0" w15:restartNumberingAfterBreak="0">
     <w:nsid w:val="0ABB4739"/>
     <w:multiLevelType w:val="hybridMultilevel"/>
@@ -2527,7 +4528,7 @@
   <w:abstractNum w:abstractNumId="3" w15:restartNumberingAfterBreak="0">
     <w:nsid w:val="2C6D124B"/>
     <w:multiLevelType w:val="hybridMultilevel"/>
-    <w:tmpl w:val="F4945D84"/>
+    <w:tmpl w:val="6E926A7C"/>
     <w:lvl w:ilvl="0" w:tplc="26C852E8">
       <w:start w:val="1"/>
       <w:numFmt w:val="bullet"/>
@@ -2647,7 +4648,7 @@
   <w:abstractNum w:abstractNumId="5" w15:restartNumberingAfterBreak="0">
     <w:nsid w:val="6D146A0A"/>
     <w:multiLevelType w:val="hybridMultilevel"/>
-    <w:tmpl w:val="BF12CAA2"/>
+    <w:tmpl w:val="3B4C376A"/>
     <w:lvl w:ilvl="0" w:tplc="00B8CCC0">
       <w:start w:val="1"/>
       <w:numFmt w:val="bullet"/>
@@ -2774,32 +4775,32 @@
       <w:lvlJc w:val="left"/>
     </w:lvl>
   </w:abstractNum>
-  <w:num w:numId="1" w16cid:durableId="619848314">
+  <w:num w:numId="1">
     <w:abstractNumId w:val="3"/>
   </w:num>
-  <w:num w:numId="2" w16cid:durableId="89590052">
+  <w:num w:numId="2">
     <w:abstractNumId w:val="5"/>
   </w:num>
-  <w:num w:numId="3" w16cid:durableId="1950815532">
+  <w:num w:numId="3">
     <w:abstractNumId w:val="2"/>
   </w:num>
-  <w:num w:numId="4" w16cid:durableId="1488784418">
+  <w:num w:numId="4">
     <w:abstractNumId w:val="4"/>
   </w:num>
-  <w:num w:numId="5" w16cid:durableId="490562111">
+  <w:num w:numId="5">
     <w:abstractNumId w:val="0"/>
   </w:num>
-  <w:num w:numId="6" w16cid:durableId="103959446">
+  <w:num w:numId="6">
     <w:abstractNumId w:val="6"/>
   </w:num>
-  <w:num w:numId="7" w16cid:durableId="464279010">
+  <w:num w:numId="7">
     <w:abstractNumId w:val="1"/>
   </w:num>
 </w:numbering>
 </file>
 
 <file path=word/styles.xml><?xml version="1.0" encoding="utf-8"?>
-<w:styles xmlns:mc="http://schemas.openxmlformats.org/markup-compatibility/2006" xmlns:r="http://schemas.openxmlformats.org/officeDocument/2006/relationships" xmlns:w="http://schemas.openxmlformats.org/wordprocessingml/2006/main" xmlns:w14="http://schemas.microsoft.com/office/word/2010/wordml" xmlns:w15="http://schemas.microsoft.com/office/word/2012/wordml" xmlns:w16cex="http://schemas.microsoft.com/office/word/2018/wordml/cex" xmlns:w16cid="http://schemas.microsoft.com/office/word/2016/wordml/cid" xmlns:w16="http://schemas.microsoft.com/office/word/2018/wordml" xmlns:w16du="http://schemas.microsoft.com/office/word/2023/wordml/word16du" xmlns:w16sdtdh="http://schemas.microsoft.com/office/word/2020/wordml/sdtdatahash" xmlns:w16sdtfl="http://schemas.microsoft.com/office/word/2024/wordml/sdtformatlock" xmlns:w16se="http://schemas.microsoft.com/office/word/2015/wordml/symex" mc:Ignorable="w14 w15 w16se w16cid w16 w16cex w16sdtdh w16sdtfl w16du">
+<w:styles xmlns:mc="http://schemas.openxmlformats.org/markup-compatibility/2006" xmlns:r="http://schemas.openxmlformats.org/officeDocument/2006/relationships" xmlns:w="http://schemas.openxmlformats.org/wordprocessingml/2006/main" xmlns:w14="http://schemas.microsoft.com/office/word/2010/wordml" xmlns:w15="http://schemas.microsoft.com/office/word/2012/wordml" mc:Ignorable="w14 w15">
   <w:docDefaults>
     <w:rPrDefault>
       <w:rPr>
@@ -2815,7 +4816,7 @@
       </w:pPr>
     </w:pPrDefault>
   </w:docDefaults>
-  <w:latentStyles w:defLockedState="0" w:defUIPriority="99" w:defSemiHidden="0" w:defUnhideWhenUsed="0" w:defQFormat="0" w:count="376">
+  <w:latentStyles w:defLockedState="0" w:defUIPriority="99" w:defSemiHidden="0" w:defUnhideWhenUsed="0" w:defQFormat="0" w:count="371">
     <w:lsdException w:name="Normal" w:uiPriority="0" w:qFormat="1"/>
     <w:lsdException w:name="heading 1" w:uiPriority="9" w:qFormat="1"/>
     <w:lsdException w:name="heading 2" w:semiHidden="1" w:uiPriority="9" w:unhideWhenUsed="1" w:qFormat="1"/>
@@ -3187,11 +5188,6 @@
     <w:lsdException w:name="List Table 5 Dark Accent 6" w:uiPriority="50"/>
     <w:lsdException w:name="List Table 6 Colorful Accent 6" w:uiPriority="51"/>
     <w:lsdException w:name="List Table 7 Colorful Accent 6" w:uiPriority="52"/>
-    <w:lsdException w:name="Mention" w:semiHidden="1" w:unhideWhenUsed="1"/>
-    <w:lsdException w:name="Smart Hyperlink" w:semiHidden="1" w:unhideWhenUsed="1"/>
-    <w:lsdException w:name="Hashtag" w:semiHidden="1" w:unhideWhenUsed="1"/>
-    <w:lsdException w:name="Unresolved Mention" w:semiHidden="1" w:unhideWhenUsed="1"/>
-    <w:lsdException w:name="Smart Link" w:semiHidden="1" w:unhideWhenUsed="1"/>
   </w:latentStyles>
   <w:style w:type="paragraph" w:default="1" w:styleId="Normal">
     <w:name w:val="Normal"/>
@@ -3200,6 +5196,7 @@
   <w:style w:type="character" w:default="1" w:styleId="DefaultParagraphFont">
     <w:name w:val="Default Paragraph Font"/>
     <w:uiPriority w:val="1"/>
+    <w:semiHidden/>
     <w:unhideWhenUsed/>
   </w:style>
   <w:style w:type="table" w:default="1" w:styleId="TableNormal">
@@ -3287,7 +5284,7 @@
       <w:u w:val="single"/>
     </w:rPr>
   </w:style>
-  <w:style w:type="character" w:styleId="UnresolvedMention">
+  <w:style w:type="character" w:customStyle="1" w:styleId="UnresolvedMention">
     <w:name w:val="Unresolved Mention"/>
     <w:basedOn w:val="DefaultParagraphFont"/>
     <w:uiPriority w:val="99"/>
@@ -3297,6 +5294,23 @@
     <w:rPr>
       <w:color w:val="605E5C"/>
       <w:shd w:val="clear" w:color="auto" w:fill="E1DFDD"/>
+    </w:rPr>
+  </w:style>
+  <w:style w:type="paragraph" w:styleId="NormalWeb">
+    <w:name w:val="Normal (Web)"/>
+    <w:basedOn w:val="Normal"/>
+    <w:uiPriority w:val="99"/>
+    <w:semiHidden/>
+    <w:unhideWhenUsed/>
+    <w:rsid w:val="00D76E70"/>
+    <w:pPr>
+      <w:spacing w:before="100" w:beforeAutospacing="1" w:after="100" w:afterAutospacing="1" w:line="240" w:lineRule="auto"/>
+    </w:pPr>
+    <w:rPr>
+      <w:rFonts w:ascii="Times New Roman" w:eastAsia="Times New Roman" w:hAnsi="Times New Roman" w:cs="Times New Roman"/>
+      <w:sz w:val="24"/>
+      <w:szCs w:val="24"/>
+      <w:lang w:val="en-IN" w:eastAsia="en-IN"/>
     </w:rPr>
   </w:style>
 </w:styles>
